--- a/08-传感器电路/04-电流传感器电路/电流互感器电路/电流互感器电路.docx
+++ b/08-传感器电路/04-电流传感器电路/电流互感器电路/电流互感器电路.docx
@@ -2162,6 +2162,20 @@
     </w:p>
     <w:bookmarkEnd w:id="26"/>
     <w:bookmarkEnd w:id="27"/>
+    <w:p>
+      <w:pPr>
+        <w:spacing w:before="360"/>
+        <w:jc w:val="center"/>
+      </w:pPr>
+      <w:r>
+        <w:rPr>
+          <w:rFonts w:ascii="Times New Roman" w:hAnsi="Times New Roman"/>
+          <w:color w:val="555555"/>
+          <w:sz w:val="21"/>
+        </w:rPr>
+        <w:t>材料收集者：杜文杰</w:t>
+      </w:r>
+    </w:p>
     <w:sectPr>
       <w:headerReference r:id="rId9" w:type="default"/>
       <w:footerReference r:id="rId10" w:type="default"/>

--- a/08-传感器电路/04-电流传感器电路/电流互感器电路/电流互感器电路.docx
+++ b/08-传感器电路/04-电流传感器电路/电流互感器电路/电流互感器电路.docx
@@ -1,6 +1,6 @@
 
 <file path=word/document.xml><?xml version="1.0" encoding="utf-8"?>
-<w:document xmlns:w="http://schemas.openxmlformats.org/wordprocessingml/2006/main" xmlns:m="http://schemas.openxmlformats.org/officeDocument/2006/math" xmlns:r="http://schemas.openxmlformats.org/officeDocument/2006/relationships" xmlns:o="urn:schemas-microsoft-com:office:office" xmlns:v="urn:schemas-microsoft-com:vml" xmlns:w10="urn:schemas-microsoft-com:office:word" xmlns:a="http://schemas.openxmlformats.org/drawingml/2006/main" xmlns:pic="http://schemas.openxmlformats.org/drawingml/2006/picture" xmlns:wp="http://schemas.openxmlformats.org/drawingml/2006/wordprocessingDrawing">
+<w:document xmlns:m="http://schemas.openxmlformats.org/officeDocument/2006/math" xmlns:r="http://schemas.openxmlformats.org/officeDocument/2006/relationships" xmlns:w="http://schemas.openxmlformats.org/wordprocessingml/2006/main" xmlns:o="urn:schemas-microsoft-com:office:office" xmlns:v="urn:schemas-microsoft-com:vml" xmlns:w10="urn:schemas-microsoft-com:office:word" xmlns:a="http://schemas.openxmlformats.org/drawingml/2006/main" xmlns:pic="http://schemas.openxmlformats.org/drawingml/2006/picture" xmlns:wp="http://schemas.openxmlformats.org/drawingml/2006/wordprocessingDrawing">
   <w:body>
     <w:bookmarkStart w:id="27" w:name="电流互感器电路"/>
     <w:p>
@@ -9,7 +9,7 @@
       </w:pPr>
       <w:r>
         <w:rPr>
-          <w:rFonts w:hint="eastAsia"/>
+          <w:rFonts w:hint="eastAsia" w:eastAsia="黑体"/>
         </w:rPr>
         <w:t xml:space="preserve">电流互感器电路</w:t>
       </w:r>
@@ -21,7 +21,7 @@
       </w:pPr>
       <w:r>
         <w:rPr>
-          <w:rFonts w:hint="eastAsia"/>
+          <w:rFonts w:hint="eastAsia" w:eastAsia="黑体"/>
         </w:rPr>
         <w:t xml:space="preserve">拓扑描述</w:t>
       </w:r>
@@ -32,16 +32,19 @@
       </w:pPr>
       <w:r>
         <w:rPr>
-          <w:rFonts w:hint="eastAsia"/>
+          <w:rFonts w:hint="eastAsia" w:eastAsia="黑体"/>
         </w:rPr>
         <w:t xml:space="preserve">由</w:t>
       </w:r>
       <w:r>
+        <w:rPr>
+          <w:rFonts w:eastAsia="黑体"/>
+        </w:rPr>
         <w:t xml:space="preserve"> </w:t>
       </w:r>
       <w:r>
         <w:rPr>
-          <w:rFonts w:hint="eastAsia"/>
+          <w:rFonts w:hint="eastAsia" w:eastAsia="黑体"/>
           <w:b/>
           <w:bCs/>
         </w:rPr>
@@ -49,6 +52,7 @@
       </w:r>
       <w:r>
         <w:rPr>
+          <w:rFonts w:eastAsia="黑体"/>
           <w:b/>
           <w:bCs/>
         </w:rPr>
@@ -56,11 +60,14 @@
       </w:r>
       <w:r>
         <w:rPr>
-          <w:rFonts w:hint="eastAsia"/>
+          <w:rFonts w:hint="eastAsia" w:eastAsia="黑体"/>
         </w:rPr>
         <w:t xml:space="preserve">（环形磁芯上一次绕组</w:t>
       </w:r>
       <w:r>
+        <w:rPr>
+          <w:rFonts w:eastAsia="黑体"/>
+        </w:rPr>
         <w:t xml:space="preserve"> </w:t>
       </w:r>
       <m:oMath>
@@ -79,11 +86,14 @@
       </m:oMath>
       <w:r>
         <w:rPr>
-          <w:rFonts w:hint="eastAsia"/>
+          <w:rFonts w:hint="eastAsia" w:eastAsia="黑体"/>
         </w:rPr>
         <w:t xml:space="preserve">、二次绕组</w:t>
       </w:r>
       <w:r>
+        <w:rPr>
+          <w:rFonts w:eastAsia="黑体"/>
+        </w:rPr>
         <w:t xml:space="preserve"> </w:t>
       </w:r>
       <m:oMath>
@@ -102,13 +112,13 @@
       </m:oMath>
       <w:r>
         <w:rPr>
-          <w:rFonts w:hint="eastAsia"/>
+          <w:rFonts w:hint="eastAsia" w:eastAsia="黑体"/>
         </w:rPr>
         <w:t xml:space="preserve">）、</w:t>
       </w:r>
       <w:r>
         <w:rPr>
-          <w:rFonts w:hint="eastAsia"/>
+          <w:rFonts w:hint="eastAsia" w:eastAsia="黑体"/>
           <w:b/>
           <w:bCs/>
         </w:rPr>
@@ -116,6 +126,7 @@
       </w:r>
       <w:r>
         <w:rPr>
+          <w:rFonts w:eastAsia="黑体"/>
           <w:b/>
           <w:bCs/>
         </w:rPr>
@@ -136,46 +147,58 @@
         </m:sSub>
       </m:oMath>
       <w:r>
+        <w:rPr>
+          <w:rFonts w:eastAsia="黑体"/>
+        </w:rPr>
         <w:t xml:space="preserve"> </w:t>
       </w:r>
       <w:r>
         <w:rPr>
-          <w:rFonts w:hint="eastAsia"/>
+          <w:rFonts w:hint="eastAsia" w:eastAsia="黑体"/>
         </w:rPr>
         <w:t xml:space="preserve">与</w:t>
       </w:r>
       <w:r>
+        <w:rPr>
+          <w:rFonts w:eastAsia="黑体"/>
+        </w:rPr>
         <w:t xml:space="preserve"> </w:t>
       </w:r>
       <w:r>
         <w:rPr>
-          <w:rFonts w:hint="eastAsia"/>
+          <w:rFonts w:hint="eastAsia" w:eastAsia="黑体"/>
           <w:b/>
           <w:bCs/>
         </w:rPr>
         <w:t xml:space="preserve">后级调理电路/ADC</w:t>
       </w:r>
       <w:r>
+        <w:rPr>
+          <w:rFonts w:eastAsia="黑体"/>
+        </w:rPr>
         <w:t xml:space="preserve"> </w:t>
       </w:r>
       <w:r>
         <w:rPr>
-          <w:rFonts w:hint="eastAsia"/>
+          <w:rFonts w:hint="eastAsia" w:eastAsia="黑体"/>
         </w:rPr>
         <w:t xml:space="preserve">组成。一次侧串入被测电流回路；二次侧共有</w:t>
       </w:r>
       <w:r>
+        <w:rPr>
+          <w:rFonts w:eastAsia="黑体"/>
+        </w:rPr>
         <w:t xml:space="preserve"> 2 </w:t>
       </w:r>
       <w:r>
         <w:rPr>
-          <w:rFonts w:hint="eastAsia"/>
+          <w:rFonts w:hint="eastAsia" w:eastAsia="黑体"/>
         </w:rPr>
         <w:t xml:space="preserve">个关键节点：</w:t>
       </w:r>
       <w:r>
         <w:rPr>
-          <w:rFonts w:hint="eastAsia"/>
+          <w:rFonts w:hint="eastAsia" w:eastAsia="黑体"/>
           <w:b/>
           <w:bCs/>
         </w:rPr>
@@ -183,6 +206,7 @@
       </w:r>
       <w:r>
         <w:rPr>
+          <w:rFonts w:eastAsia="黑体"/>
           <w:b/>
           <w:bCs/>
         </w:rPr>
@@ -190,7 +214,7 @@
       </w:r>
       <w:r>
         <w:rPr>
-          <w:rFonts w:hint="eastAsia"/>
+          <w:rFonts w:hint="eastAsia" w:eastAsia="黑体"/>
           <w:b/>
           <w:bCs/>
         </w:rPr>
@@ -198,7 +222,7 @@
       </w:r>
       <w:r>
         <w:rPr>
-          <w:rFonts w:hint="eastAsia"/>
+          <w:rFonts w:hint="eastAsia" w:eastAsia="黑体"/>
         </w:rPr>
         <w:t xml:space="preserve">（</w:t>
       </w:r>
@@ -217,15 +241,21 @@
         </m:sSub>
       </m:oMath>
       <w:r>
+        <w:rPr>
+          <w:rFonts w:eastAsia="黑体"/>
+        </w:rPr>
         <w:t xml:space="preserve"> </w:t>
       </w:r>
       <w:r>
         <w:rPr>
-          <w:rFonts w:hint="eastAsia"/>
+          <w:rFonts w:hint="eastAsia" w:eastAsia="黑体"/>
         </w:rPr>
         <w:t xml:space="preserve">的一端与</w:t>
       </w:r>
       <w:r>
+        <w:rPr>
+          <w:rFonts w:eastAsia="黑体"/>
+        </w:rPr>
         <w:t xml:space="preserve"> </w:t>
       </w:r>
       <m:oMath>
@@ -243,15 +273,21 @@
         </m:sSub>
       </m:oMath>
       <w:r>
+        <w:rPr>
+          <w:rFonts w:eastAsia="黑体"/>
+        </w:rPr>
         <w:t xml:space="preserve"> </w:t>
       </w:r>
       <w:r>
         <w:rPr>
-          <w:rFonts w:hint="eastAsia"/>
+          <w:rFonts w:hint="eastAsia" w:eastAsia="黑体"/>
         </w:rPr>
         <w:t xml:space="preserve">的一端相连，作为采样输出电压</w:t>
       </w:r>
       <w:r>
+        <w:rPr>
+          <w:rFonts w:eastAsia="黑体"/>
+        </w:rPr>
         <w:t xml:space="preserve"> </w:t>
       </w:r>
       <m:oMath>
@@ -269,17 +305,20 @@
         </m:sSub>
       </m:oMath>
       <w:r>
+        <w:rPr>
+          <w:rFonts w:eastAsia="黑体"/>
+        </w:rPr>
         <w:t xml:space="preserve"> </w:t>
       </w:r>
       <w:r>
         <w:rPr>
-          <w:rFonts w:hint="eastAsia"/>
+          <w:rFonts w:hint="eastAsia" w:eastAsia="黑体"/>
         </w:rPr>
         <w:t xml:space="preserve">的正端）；</w:t>
       </w:r>
       <w:r>
         <w:rPr>
-          <w:rFonts w:hint="eastAsia"/>
+          <w:rFonts w:hint="eastAsia" w:eastAsia="黑体"/>
           <w:b/>
           <w:bCs/>
         </w:rPr>
@@ -287,6 +326,7 @@
       </w:r>
       <w:r>
         <w:rPr>
+          <w:rFonts w:eastAsia="黑体"/>
           <w:b/>
           <w:bCs/>
         </w:rPr>
@@ -294,7 +334,7 @@
       </w:r>
       <w:r>
         <w:rPr>
-          <w:rFonts w:hint="eastAsia"/>
+          <w:rFonts w:hint="eastAsia" w:eastAsia="黑体"/>
           <w:b/>
           <w:bCs/>
         </w:rPr>
@@ -302,7 +342,7 @@
       </w:r>
       <w:r>
         <w:rPr>
-          <w:rFonts w:hint="eastAsia"/>
+          <w:rFonts w:hint="eastAsia" w:eastAsia="黑体"/>
         </w:rPr>
         <w:t xml:space="preserve">（</w:t>
       </w:r>
@@ -321,15 +361,21 @@
         </m:sSub>
       </m:oMath>
       <w:r>
+        <w:rPr>
+          <w:rFonts w:eastAsia="黑体"/>
+        </w:rPr>
         <w:t xml:space="preserve"> </w:t>
       </w:r>
       <w:r>
         <w:rPr>
-          <w:rFonts w:hint="eastAsia"/>
+          <w:rFonts w:hint="eastAsia" w:eastAsia="黑体"/>
         </w:rPr>
         <w:t xml:space="preserve">的另一端与</w:t>
       </w:r>
       <w:r>
+        <w:rPr>
+          <w:rFonts w:eastAsia="黑体"/>
+        </w:rPr>
         <w:t xml:space="preserve"> </w:t>
       </w:r>
       <m:oMath>
@@ -347,11 +393,14 @@
         </m:sSub>
       </m:oMath>
       <w:r>
+        <w:rPr>
+          <w:rFonts w:eastAsia="黑体"/>
+        </w:rPr>
         <w:t xml:space="preserve"> </w:t>
       </w:r>
       <w:r>
         <w:rPr>
-          <w:rFonts w:hint="eastAsia"/>
+          <w:rFonts w:hint="eastAsia" w:eastAsia="黑体"/>
         </w:rPr>
         <w:t xml:space="preserve">的另一端相连，作为参考/调理电路负端）。</w:t>
       </w:r>
@@ -360,13 +409,13 @@
       <w:pPr/>
       <w:r>
         <w:rPr>
-          <w:rFonts w:hint="eastAsia"/>
+          <w:rFonts w:hint="eastAsia" w:eastAsia="黑体"/>
         </w:rPr>
         <w:t xml:space="preserve">各元件管脚连接：</w:t>
       </w:r>
       <w:r>
         <w:rPr>
-          <w:rFonts w:hint="eastAsia"/>
+          <w:rFonts w:hint="eastAsia" w:eastAsia="黑体"/>
           <w:b/>
           <w:bCs/>
         </w:rPr>
@@ -374,6 +423,7 @@
       </w:r>
       <w:r>
         <w:rPr>
+          <w:rFonts w:eastAsia="黑体"/>
           <w:b/>
           <w:bCs/>
         </w:rPr>
@@ -394,17 +444,20 @@
         </m:sSub>
       </m:oMath>
       <w:r>
+        <w:rPr>
+          <w:rFonts w:eastAsia="黑体"/>
+        </w:rPr>
         <w:t xml:space="preserve"> </w:t>
       </w:r>
       <w:r>
         <w:rPr>
-          <w:rFonts w:hint="eastAsia"/>
+          <w:rFonts w:hint="eastAsia" w:eastAsia="黑体"/>
         </w:rPr>
         <w:t xml:space="preserve">串入被测电流回路（或由母线直穿，与测量回路独立）；</w:t>
       </w:r>
       <w:r>
         <w:rPr>
-          <w:rFonts w:hint="eastAsia"/>
+          <w:rFonts w:hint="eastAsia" w:eastAsia="黑体"/>
           <w:b/>
           <w:bCs/>
         </w:rPr>
@@ -412,6 +465,7 @@
       </w:r>
       <w:r>
         <w:rPr>
+          <w:rFonts w:eastAsia="黑体"/>
           <w:b/>
           <w:bCs/>
         </w:rPr>
@@ -432,11 +486,14 @@
         </m:sSub>
       </m:oMath>
       <w:r>
+        <w:rPr>
+          <w:rFonts w:eastAsia="黑体"/>
+        </w:rPr>
         <w:t xml:space="preserve"> </w:t>
       </w:r>
       <w:r>
         <w:rPr>
-          <w:rFonts w:hint="eastAsia"/>
+          <w:rFonts w:hint="eastAsia" w:eastAsia="黑体"/>
         </w:rPr>
         <w:t xml:space="preserve">一端接节点①、另一端接节点②；</w:t>
       </w:r>
@@ -455,40 +512,53 @@
         </m:sSub>
       </m:oMath>
       <w:r>
+        <w:rPr>
+          <w:rFonts w:eastAsia="黑体"/>
+        </w:rPr>
         <w:t xml:space="preserve"> </w:t>
       </w:r>
       <w:r>
         <w:rPr>
-          <w:rFonts w:hint="eastAsia"/>
+          <w:rFonts w:hint="eastAsia" w:eastAsia="黑体"/>
         </w:rPr>
         <w:t xml:space="preserve">一端接节点①、另一端接节点②；后级调理电路（如需偏置到</w:t>
       </w:r>
       <w:r>
+        <w:rPr>
+          <w:rFonts w:eastAsia="黑体"/>
+        </w:rPr>
         <w:t xml:space="preserve"> </w:t>
       </w:r>
       <w:r>
         <w:rPr>
-          <w:rFonts w:hint="eastAsia"/>
+          <w:rFonts w:hint="eastAsia" w:eastAsia="黑体"/>
         </w:rPr>
         <w:t xml:space="preserve">V_CC/2）接在节点①与节点②之间，</w:t>
       </w:r>
       <w:r>
         <w:rPr>
+          <w:rFonts w:eastAsia="黑体"/>
           <w:b/>
           <w:bCs/>
         </w:rPr>
         <w:t xml:space="preserve">ADC</w:t>
       </w:r>
       <w:r>
+        <w:rPr>
+          <w:rFonts w:eastAsia="黑体"/>
+        </w:rPr>
         <w:t xml:space="preserve"> </w:t>
       </w:r>
       <w:r>
         <w:rPr>
-          <w:rFonts w:hint="eastAsia"/>
+          <w:rFonts w:hint="eastAsia" w:eastAsia="黑体"/>
         </w:rPr>
         <w:t xml:space="preserve">采样</w:t>
       </w:r>
       <w:r>
+        <w:rPr>
+          <w:rFonts w:eastAsia="黑体"/>
+        </w:rPr>
         <w:t xml:space="preserve"> </w:t>
       </w:r>
       <m:oMath>
@@ -506,6 +576,9 @@
         </m:sSub>
       </m:oMath>
       <w:r>
+        <w:rPr>
+          <w:rFonts w:eastAsia="黑体"/>
+        </w:rPr>
         <w:t xml:space="preserve">。</w:t>
       </w:r>
     </w:p>
@@ -513,16 +586,19 @@
       <w:pPr/>
       <w:r>
         <w:rPr>
-          <w:rFonts w:hint="eastAsia"/>
+          <w:rFonts w:hint="eastAsia" w:eastAsia="黑体"/>
         </w:rPr>
         <w:t xml:space="preserve">由此构成”电流互感器（电磁感应）+</w:t>
       </w:r>
       <w:r>
+        <w:rPr>
+          <w:rFonts w:eastAsia="黑体"/>
+        </w:rPr>
         <w:t xml:space="preserve"> </w:t>
       </w:r>
       <w:r>
         <w:rPr>
-          <w:rFonts w:hint="eastAsia"/>
+          <w:rFonts w:hint="eastAsia" w:eastAsia="黑体"/>
         </w:rPr>
         <w:t xml:space="preserve">二次侧采样电阻”的隔离式交流电流测量组态，</w:t>
       </w:r>
@@ -614,7 +690,7 @@
       </m:oMath>
       <w:r>
         <w:rPr>
-          <w:rFonts w:hint="eastAsia"/>
+          <w:rFonts w:hint="eastAsia" w:eastAsia="黑体"/>
         </w:rPr>
         <w:t xml:space="preserve">，只测交流、二次侧严禁开路。</w:t>
       </w:r>
@@ -627,7 +703,7 @@
       </w:pPr>
       <w:r>
         <w:rPr>
-          <w:rFonts w:hint="eastAsia"/>
+          <w:rFonts w:hint="eastAsia" w:eastAsia="黑体"/>
         </w:rPr>
         <w:t xml:space="preserve">工作原理</w:t>
       </w:r>
@@ -638,11 +714,14 @@
       </w:pPr>
       <w:r>
         <w:rPr>
-          <w:rFonts w:hint="eastAsia"/>
+          <w:rFonts w:hint="eastAsia" w:eastAsia="黑体"/>
         </w:rPr>
         <w:t xml:space="preserve">一次电流</w:t>
       </w:r>
       <w:r>
+        <w:rPr>
+          <w:rFonts w:eastAsia="黑体"/>
+        </w:rPr>
         <w:t xml:space="preserve"> </w:t>
       </w:r>
       <m:oMath>
@@ -660,15 +739,21 @@
         </m:sSub>
       </m:oMath>
       <w:r>
+        <w:rPr>
+          <w:rFonts w:eastAsia="黑体"/>
+        </w:rPr>
         <w:t xml:space="preserve"> </w:t>
       </w:r>
       <w:r>
         <w:rPr>
-          <w:rFonts w:hint="eastAsia"/>
+          <w:rFonts w:hint="eastAsia" w:eastAsia="黑体"/>
         </w:rPr>
         <w:t xml:space="preserve">在磁芯中建立交变磁通，二次绕组感应出按匝数比缩小的电流</w:t>
       </w:r>
       <w:r>
+        <w:rPr>
+          <w:rFonts w:eastAsia="黑体"/>
+        </w:rPr>
         <w:t xml:space="preserve"> </w:t>
       </w:r>
       <m:oMath>
@@ -714,29 +799,38 @@
       </m:oMath>
       <w:r>
         <w:rPr>
-          <w:rFonts w:hint="eastAsia"/>
+          <w:rFonts w:hint="eastAsia" w:eastAsia="黑体"/>
         </w:rPr>
         <w:t xml:space="preserve">（N</w:t>
       </w:r>
       <w:r>
+        <w:rPr>
+          <w:rFonts w:eastAsia="黑体"/>
+        </w:rPr>
         <w:t xml:space="preserve"> </w:t>
       </w:r>
       <w:r>
         <w:rPr>
-          <w:rFonts w:hint="eastAsia"/>
+          <w:rFonts w:hint="eastAsia" w:eastAsia="黑体"/>
         </w:rPr>
         <w:t xml:space="preserve">为匝数比）；该电流流过采样电阻</w:t>
       </w:r>
       <w:r>
+        <w:rPr>
+          <w:rFonts w:eastAsia="黑体"/>
+        </w:rPr>
         <w:t xml:space="preserve"> R_B </w:t>
       </w:r>
       <w:r>
         <w:rPr>
-          <w:rFonts w:hint="eastAsia"/>
+          <w:rFonts w:hint="eastAsia" w:eastAsia="黑体"/>
         </w:rPr>
         <w:t xml:space="preserve">形成电压</w:t>
       </w:r>
       <w:r>
+        <w:rPr>
+          <w:rFonts w:eastAsia="黑体"/>
+        </w:rPr>
         <w:t xml:space="preserve"> </w:t>
       </w:r>
       <m:oMath>
@@ -791,7 +885,7 @@
       </m:oMath>
       <w:r>
         <w:rPr>
-          <w:rFonts w:hint="eastAsia"/>
+          <w:rFonts w:hint="eastAsia" w:eastAsia="黑体"/>
         </w:rPr>
         <w:t xml:space="preserve">，从而得到与被测电流成正比的电压信号。</w:t>
       </w:r>
@@ -804,7 +898,7 @@
       </w:pPr>
       <w:r>
         <w:rPr>
-          <w:rFonts w:hint="eastAsia"/>
+          <w:rFonts w:hint="eastAsia" w:eastAsia="黑体"/>
         </w:rPr>
         <w:t xml:space="preserve">关键计算公式</w:t>
       </w:r>
@@ -818,7 +912,7 @@
       </w:pPr>
       <w:r>
         <w:rPr>
-          <w:rFonts w:hint="eastAsia"/>
+          <w:rFonts w:hint="eastAsia" w:eastAsia="黑体"/>
         </w:rPr>
         <w:t xml:space="preserve">二次电流：</w:t>
       </w:r>
@@ -887,7 +981,7 @@
       </w:pPr>
       <w:r>
         <w:rPr>
-          <w:rFonts w:hint="eastAsia"/>
+          <w:rFonts w:hint="eastAsia" w:eastAsia="黑体"/>
         </w:rPr>
         <w:t xml:space="preserve">采样电压：</w:t>
       </w:r>
@@ -962,7 +1056,7 @@
       </w:pPr>
       <w:r>
         <w:rPr>
-          <w:rFonts w:hint="eastAsia"/>
+          <w:rFonts w:hint="eastAsia" w:eastAsia="黑体"/>
         </w:rPr>
         <w:t xml:space="preserve">最大负载电阻（避免磁芯饱和，</w:t>
       </w:r>
@@ -996,11 +1090,14 @@
         </m:sSub>
       </m:oMath>
       <w:r>
+        <w:rPr>
+          <w:rFonts w:eastAsia="黑体"/>
+        </w:rPr>
         <w:t xml:space="preserve"> </w:t>
       </w:r>
       <w:r>
         <w:rPr>
-          <w:rFonts w:hint="eastAsia"/>
+          <w:rFonts w:hint="eastAsia" w:eastAsia="黑体"/>
         </w:rPr>
         <w:t xml:space="preserve">为二次额定电压）：</w:t>
       </w:r>
@@ -1111,7 +1208,7 @@
       </w:pPr>
       <w:r>
         <w:rPr>
-          <w:rFonts w:hint="eastAsia"/>
+          <w:rFonts w:hint="eastAsia" w:eastAsia="黑体"/>
         </w:rPr>
         <w:t xml:space="preserve">被测电流峰值：</w:t>
       </w:r>
@@ -1234,7 +1331,7 @@
             </w:pPr>
             <w:r>
               <w:rPr>
-                <w:rFonts w:hint="eastAsia"/>
+                <w:rFonts w:hint="eastAsia" w:eastAsia="黑体"/>
               </w:rPr>
               <w:t xml:space="preserve">符号</w:t>
             </w:r>
@@ -1248,7 +1345,7 @@
             </w:pPr>
             <w:r>
               <w:rPr>
-                <w:rFonts w:hint="eastAsia"/>
+                <w:rFonts w:hint="eastAsia" w:eastAsia="黑体"/>
               </w:rPr>
               <w:t xml:space="preserve">含义</w:t>
             </w:r>
@@ -1262,7 +1359,7 @@
             </w:pPr>
             <w:r>
               <w:rPr>
-                <w:rFonts w:hint="eastAsia"/>
+                <w:rFonts w:hint="eastAsia" w:eastAsia="黑体"/>
               </w:rPr>
               <w:t xml:space="preserve">单位</w:t>
             </w:r>
@@ -1291,6 +1388,9 @@
               </m:sSub>
             </m:oMath>
             <w:r>
+              <w:rPr>
+                <w:rFonts w:eastAsia="黑体"/>
+              </w:rPr>
               <w:t xml:space="preserve">​</w:t>
             </w:r>
           </w:p>
@@ -1303,7 +1403,7 @@
             </w:pPr>
             <w:r>
               <w:rPr>
-                <w:rFonts w:hint="eastAsia"/>
+                <w:rFonts w:hint="eastAsia" w:eastAsia="黑体"/>
               </w:rPr>
               <w:t xml:space="preserve">一次电流</w:t>
             </w:r>
@@ -1316,6 +1416,9 @@
               <w:pStyle w:val="Compact"/>
             </w:pPr>
             <w:r>
+              <w:rPr>
+                <w:rFonts w:eastAsia="黑体"/>
+              </w:rPr>
               <w:t xml:space="preserve">A</w:t>
             </w:r>
           </w:p>
@@ -1343,6 +1446,9 @@
               </m:sSub>
             </m:oMath>
             <w:r>
+              <w:rPr>
+                <w:rFonts w:eastAsia="黑体"/>
+              </w:rPr>
               <w:t xml:space="preserve">​</w:t>
             </w:r>
           </w:p>
@@ -1355,7 +1461,7 @@
             </w:pPr>
             <w:r>
               <w:rPr>
-                <w:rFonts w:hint="eastAsia"/>
+                <w:rFonts w:hint="eastAsia" w:eastAsia="黑体"/>
               </w:rPr>
               <w:t xml:space="preserve">二次电流</w:t>
             </w:r>
@@ -1368,6 +1474,9 @@
               <w:pStyle w:val="Compact"/>
             </w:pPr>
             <w:r>
+              <w:rPr>
+                <w:rFonts w:eastAsia="黑体"/>
+              </w:rPr>
               <w:t xml:space="preserve">A</w:t>
             </w:r>
           </w:p>
@@ -1386,6 +1495,9 @@
               </m:r>
             </m:oMath>
             <w:r>
+              <w:rPr>
+                <w:rFonts w:eastAsia="黑体"/>
+              </w:rPr>
               <w:t xml:space="preserve">​</w:t>
             </w:r>
           </w:p>
@@ -1398,7 +1510,7 @@
             </w:pPr>
             <w:r>
               <w:rPr>
-                <w:rFonts w:hint="eastAsia"/>
+                <w:rFonts w:hint="eastAsia" w:eastAsia="黑体"/>
               </w:rPr>
               <w:t xml:space="preserve">匝数比（</w:t>
             </w:r>
@@ -1436,7 +1548,7 @@
             </m:oMath>
             <w:r>
               <w:rPr>
-                <w:rFonts w:hint="eastAsia"/>
+                <w:rFonts w:hint="eastAsia" w:eastAsia="黑体"/>
               </w:rPr>
               <w:t xml:space="preserve">）</w:t>
             </w:r>
@@ -1449,6 +1561,9 @@
               <w:pStyle w:val="Compact"/>
             </w:pPr>
             <w:r>
+              <w:rPr>
+                <w:rFonts w:eastAsia="黑体"/>
+              </w:rPr>
               <w:t xml:space="preserve">—</w:t>
             </w:r>
           </w:p>
@@ -1476,6 +1591,9 @@
               </m:sSub>
             </m:oMath>
             <w:r>
+              <w:rPr>
+                <w:rFonts w:eastAsia="黑体"/>
+              </w:rPr>
               <w:t xml:space="preserve">​</w:t>
             </w:r>
           </w:p>
@@ -1488,7 +1606,7 @@
             </w:pPr>
             <w:r>
               <w:rPr>
-                <w:rFonts w:hint="eastAsia"/>
+                <w:rFonts w:hint="eastAsia" w:eastAsia="黑体"/>
               </w:rPr>
               <w:t xml:space="preserve">采样电阻（负载）</w:t>
             </w:r>
@@ -1501,6 +1619,9 @@
               <w:pStyle w:val="Compact"/>
             </w:pPr>
             <w:r>
+              <w:rPr>
+                <w:rFonts w:eastAsia="黑体"/>
+              </w:rPr>
               <w:t xml:space="preserve">Ω</w:t>
             </w:r>
           </w:p>
@@ -1528,6 +1649,9 @@
               </m:sSub>
             </m:oMath>
             <w:r>
+              <w:rPr>
+                <w:rFonts w:eastAsia="黑体"/>
+              </w:rPr>
               <w:t xml:space="preserve">​</w:t>
             </w:r>
           </w:p>
@@ -1540,7 +1664,7 @@
             </w:pPr>
             <w:r>
               <w:rPr>
-                <w:rFonts w:hint="eastAsia"/>
+                <w:rFonts w:hint="eastAsia" w:eastAsia="黑体"/>
               </w:rPr>
               <w:t xml:space="preserve">采样电压</w:t>
             </w:r>
@@ -1553,6 +1677,9 @@
               <w:pStyle w:val="Compact"/>
             </w:pPr>
             <w:r>
+              <w:rPr>
+                <w:rFonts w:eastAsia="黑体"/>
+              </w:rPr>
               <w:t xml:space="preserve">V</w:t>
             </w:r>
           </w:p>
@@ -1567,7 +1694,7 @@
       </w:pPr>
       <w:r>
         <w:rPr>
-          <w:rFonts w:hint="eastAsia"/>
+          <w:rFonts w:hint="eastAsia" w:eastAsia="黑体"/>
         </w:rPr>
         <w:t xml:space="preserve">元件调整影响</w:t>
       </w:r>
@@ -1582,20 +1709,27 @@
       </w:pPr>
       <w:r>
         <w:rPr>
+          <w:rFonts w:eastAsia="黑体"/>
           <w:b/>
           <w:bCs/>
         </w:rPr>
         <w:t xml:space="preserve">R_B ↑</w:t>
       </w:r>
       <w:r>
+        <w:rPr>
+          <w:rFonts w:eastAsia="黑体"/>
+        </w:rPr>
         <w:t xml:space="preserve"> </w:t>
       </w:r>
       <w:r>
+        <w:rPr>
+          <w:rFonts w:eastAsia="黑体"/>
+        </w:rPr>
         <w:t xml:space="preserve">→ </w:t>
       </w:r>
       <w:r>
         <w:rPr>
-          <w:rFonts w:hint="eastAsia"/>
+          <w:rFonts w:hint="eastAsia" w:eastAsia="黑体"/>
         </w:rPr>
         <w:t xml:space="preserve">输出电压增大、灵敏度提高，但超过允许值时磁芯饱和、波形畸变。</w:t>
       </w:r>
@@ -1610,20 +1744,27 @@
       </w:pPr>
       <w:r>
         <w:rPr>
+          <w:rFonts w:eastAsia="黑体"/>
           <w:b/>
           <w:bCs/>
         </w:rPr>
         <w:t xml:space="preserve">R_B ↓</w:t>
       </w:r>
       <w:r>
+        <w:rPr>
+          <w:rFonts w:eastAsia="黑体"/>
+        </w:rPr>
         <w:t xml:space="preserve"> </w:t>
       </w:r>
       <w:r>
+        <w:rPr>
+          <w:rFonts w:eastAsia="黑体"/>
+        </w:rPr>
         <w:t xml:space="preserve">→ </w:t>
       </w:r>
       <w:r>
         <w:rPr>
-          <w:rFonts w:hint="eastAsia"/>
+          <w:rFonts w:hint="eastAsia" w:eastAsia="黑体"/>
         </w:rPr>
         <w:t xml:space="preserve">线性变好、失真小，但输出幅值降低。</w:t>
       </w:r>
@@ -1638,7 +1779,7 @@
       </w:pPr>
       <w:r>
         <w:rPr>
-          <w:rFonts w:hint="eastAsia"/>
+          <w:rFonts w:hint="eastAsia" w:eastAsia="黑体"/>
           <w:b/>
           <w:bCs/>
         </w:rPr>
@@ -1646,29 +1787,39 @@
       </w:r>
       <w:r>
         <w:rPr>
+          <w:rFonts w:eastAsia="黑体"/>
           <w:b/>
           <w:bCs/>
         </w:rPr>
         <w:t xml:space="preserve"> N ↑</w:t>
       </w:r>
       <w:r>
+        <w:rPr>
+          <w:rFonts w:eastAsia="黑体"/>
+        </w:rPr>
         <w:t xml:space="preserve"> </w:t>
       </w:r>
       <w:r>
+        <w:rPr>
+          <w:rFonts w:eastAsia="黑体"/>
+        </w:rPr>
         <w:t xml:space="preserve">→ </w:t>
       </w:r>
       <w:r>
         <w:rPr>
-          <w:rFonts w:hint="eastAsia"/>
+          <w:rFonts w:hint="eastAsia" w:eastAsia="黑体"/>
         </w:rPr>
         <w:t xml:space="preserve">二次电流减小，输出减小（固定</w:t>
       </w:r>
       <w:r>
+        <w:rPr>
+          <w:rFonts w:eastAsia="黑体"/>
+        </w:rPr>
         <w:t xml:space="preserve"> R_B </w:t>
       </w:r>
       <w:r>
         <w:rPr>
-          <w:rFonts w:hint="eastAsia"/>
+          <w:rFonts w:hint="eastAsia" w:eastAsia="黑体"/>
         </w:rPr>
         <w:t xml:space="preserve">时）。</w:t>
       </w:r>
@@ -1683,7 +1834,7 @@
       </w:pPr>
       <w:r>
         <w:rPr>
-          <w:rFonts w:hint="eastAsia"/>
+          <w:rFonts w:hint="eastAsia" w:eastAsia="黑体"/>
         </w:rPr>
         <w:t xml:space="preserve">二次侧开路极为危险，会产生高电压，须防止。</w:t>
       </w:r>
@@ -1696,7 +1847,7 @@
       </w:pPr>
       <w:r>
         <w:rPr>
-          <w:rFonts w:hint="eastAsia"/>
+          <w:rFonts w:hint="eastAsia" w:eastAsia="黑体"/>
         </w:rPr>
         <w:t xml:space="preserve">典型参数示例</w:t>
       </w:r>
@@ -1711,25 +1862,31 @@
       </w:pPr>
       <w:r>
         <w:rPr>
-          <w:rFonts w:hint="eastAsia"/>
+          <w:rFonts w:hint="eastAsia" w:eastAsia="黑体"/>
         </w:rPr>
         <w:t xml:space="preserve">取</w:t>
       </w:r>
       <w:r>
+        <w:rPr>
+          <w:rFonts w:eastAsia="黑体"/>
+        </w:rPr>
         <w:t xml:space="preserve"> 1000:1 </w:t>
       </w:r>
       <w:r>
         <w:rPr>
-          <w:rFonts w:hint="eastAsia"/>
+          <w:rFonts w:hint="eastAsia" w:eastAsia="黑体"/>
         </w:rPr>
         <w:t xml:space="preserve">的</w:t>
       </w:r>
       <w:r>
+        <w:rPr>
+          <w:rFonts w:eastAsia="黑体"/>
+        </w:rPr>
         <w:t xml:space="preserve"> </w:t>
       </w:r>
       <w:r>
         <w:rPr>
-          <w:rFonts w:hint="eastAsia"/>
+          <w:rFonts w:hint="eastAsia" w:eastAsia="黑体"/>
         </w:rPr>
         <w:t xml:space="preserve">CT（</w:t>
       </w:r>
@@ -1749,11 +1906,14 @@
       </m:oMath>
       <w:r>
         <w:rPr>
-          <w:rFonts w:hint="eastAsia"/>
+          <w:rFonts w:hint="eastAsia" w:eastAsia="黑体"/>
         </w:rPr>
         <w:t xml:space="preserve">）、一次电流</w:t>
       </w:r>
       <w:r>
+        <w:rPr>
+          <w:rFonts w:eastAsia="黑体"/>
+        </w:rPr>
         <w:t xml:space="preserve"> </w:t>
       </w:r>
       <m:oMath>
@@ -1791,7 +1951,7 @@
       </m:oMath>
       <w:r>
         <w:rPr>
-          <w:rFonts w:hint="eastAsia"/>
+          <w:rFonts w:hint="eastAsia" w:eastAsia="黑体"/>
         </w:rPr>
         <w:t xml:space="preserve">：</w:t>
       </w:r>
@@ -1847,6 +2007,9 @@
         </m:r>
       </m:oMath>
       <w:r>
+        <w:rPr>
+          <w:rFonts w:eastAsia="黑体"/>
+        </w:rPr>
         <w:t xml:space="preserve">。</w:t>
       </w:r>
     </w:p>
@@ -1860,11 +2023,14 @@
       </w:pPr>
       <w:r>
         <w:rPr>
-          <w:rFonts w:hint="eastAsia"/>
+          <w:rFonts w:hint="eastAsia" w:eastAsia="黑体"/>
         </w:rPr>
         <w:t xml:space="preserve">采样电阻</w:t>
       </w:r>
       <w:r>
+        <w:rPr>
+          <w:rFonts w:eastAsia="黑体"/>
+        </w:rPr>
         <w:t xml:space="preserve"> </w:t>
       </w:r>
       <m:oMath>
@@ -1901,7 +2067,7 @@
       </m:oMath>
       <w:r>
         <w:rPr>
-          <w:rFonts w:hint="eastAsia"/>
+          <w:rFonts w:hint="eastAsia" w:eastAsia="黑体"/>
         </w:rPr>
         <w:t xml:space="preserve">：</w:t>
       </w:r>
@@ -1981,6 +2147,9 @@
         </m:r>
       </m:oMath>
       <w:r>
+        <w:rPr>
+          <w:rFonts w:eastAsia="黑体"/>
+        </w:rPr>
         <w:t xml:space="preserve">。</w:t>
       </w:r>
     </w:p>
@@ -1992,7 +2161,7 @@
       </w:pPr>
       <w:r>
         <w:rPr>
-          <w:rFonts w:hint="eastAsia"/>
+          <w:rFonts w:hint="eastAsia" w:eastAsia="黑体"/>
         </w:rPr>
         <w:t xml:space="preserve">常见器件型号</w:t>
       </w:r>
@@ -2007,16 +2176,19 @@
       </w:pPr>
       <w:r>
         <w:rPr>
-          <w:rFonts w:hint="eastAsia"/>
+          <w:rFonts w:hint="eastAsia" w:eastAsia="黑体"/>
         </w:rPr>
         <w:t xml:space="preserve">电流互感器：TA12-100、ZMPT101B（同源电压互感）、DL-CT08、SCT013</w:t>
       </w:r>
       <w:r>
+        <w:rPr>
+          <w:rFonts w:eastAsia="黑体"/>
+        </w:rPr>
         <w:t xml:space="preserve"> </w:t>
       </w:r>
       <w:r>
         <w:rPr>
-          <w:rFonts w:hint="eastAsia"/>
+          <w:rFonts w:hint="eastAsia" w:eastAsia="黑体"/>
         </w:rPr>
         <w:t xml:space="preserve">系列。</w:t>
       </w:r>
@@ -2029,7 +2201,7 @@
       </w:pPr>
       <w:r>
         <w:rPr>
-          <w:rFonts w:hint="eastAsia"/>
+          <w:rFonts w:hint="eastAsia" w:eastAsia="黑体"/>
         </w:rPr>
         <w:t xml:space="preserve">注意事项</w:t>
       </w:r>
@@ -2044,13 +2216,13 @@
       </w:pPr>
       <w:r>
         <w:rPr>
-          <w:rFonts w:hint="eastAsia"/>
+          <w:rFonts w:hint="eastAsia" w:eastAsia="黑体"/>
         </w:rPr>
         <w:t xml:space="preserve">二次侧</w:t>
       </w:r>
       <w:r>
         <w:rPr>
-          <w:rFonts w:hint="eastAsia"/>
+          <w:rFonts w:hint="eastAsia" w:eastAsia="黑体"/>
           <w:b/>
           <w:bCs/>
         </w:rPr>
@@ -2058,7 +2230,7 @@
       </w:r>
       <w:r>
         <w:rPr>
-          <w:rFonts w:hint="eastAsia"/>
+          <w:rFonts w:hint="eastAsia" w:eastAsia="黑体"/>
         </w:rPr>
         <w:t xml:space="preserve">：开路会在二次侧感应出危险高压并损坏器件。</w:t>
       </w:r>
@@ -2073,7 +2245,7 @@
       </w:pPr>
       <w:r>
         <w:rPr>
-          <w:rFonts w:hint="eastAsia"/>
+          <w:rFonts w:hint="eastAsia" w:eastAsia="黑体"/>
         </w:rPr>
         <w:t xml:space="preserve">采样电阻阻值受磁芯饱和限制，须查阅器件的最大负载电阻曲线。</w:t>
       </w:r>
@@ -2088,7 +2260,7 @@
       </w:pPr>
       <w:r>
         <w:rPr>
-          <w:rFonts w:hint="eastAsia"/>
+          <w:rFonts w:hint="eastAsia" w:eastAsia="黑体"/>
         </w:rPr>
         <w:t xml:space="preserve">只能测量交流，不能测量直流。</w:t>
       </w:r>
@@ -2103,20 +2275,26 @@
       </w:pPr>
       <w:r>
         <w:rPr>
-          <w:rFonts w:hint="eastAsia"/>
+          <w:rFonts w:hint="eastAsia" w:eastAsia="黑体"/>
         </w:rPr>
         <w:t xml:space="preserve">采样信号常需加偏置（如抬升到</w:t>
       </w:r>
       <w:r>
+        <w:rPr>
+          <w:rFonts w:eastAsia="黑体"/>
+        </w:rPr>
         <w:t xml:space="preserve"> </w:t>
       </w:r>
       <w:r>
         <w:rPr>
-          <w:rFonts w:hint="eastAsia"/>
+          <w:rFonts w:hint="eastAsia" w:eastAsia="黑体"/>
         </w:rPr>
         <w:t xml:space="preserve">V_CC/2）后再送单电源</w:t>
       </w:r>
       <w:r>
+        <w:rPr>
+          <w:rFonts w:eastAsia="黑体"/>
+        </w:rPr>
         <w:t xml:space="preserve"> ADC。</w:t>
       </w:r>
     </w:p>
@@ -2128,7 +2306,7 @@
       </w:pPr>
       <w:r>
         <w:rPr>
-          <w:rFonts w:hint="eastAsia"/>
+          <w:rFonts w:hint="eastAsia" w:eastAsia="黑体"/>
         </w:rPr>
         <w:t xml:space="preserve">参考资料</w:t>
       </w:r>
@@ -2142,6 +2320,9 @@
         </w:numPr>
       </w:pPr>
       <w:r>
+        <w:rPr>
+          <w:rFonts w:eastAsia="黑体"/>
+        </w:rPr>
         <w:t xml:space="preserve">Wikipedia: Current transformer。</w:t>
       </w:r>
     </w:p>
@@ -2155,7 +2336,7 @@
       </w:pPr>
       <w:r>
         <w:rPr>
-          <w:rFonts w:hint="eastAsia"/>
+          <w:rFonts w:hint="eastAsia" w:eastAsia="黑体"/>
         </w:rPr>
         <w:t xml:space="preserve">《传感器与检测技术》。</w:t>
       </w:r>
@@ -2169,11 +2350,11 @@
       </w:pPr>
       <w:r>
         <w:rPr>
-          <w:rFonts w:ascii="Times New Roman" w:hAnsi="Times New Roman"/>
+          <w:rFonts w:ascii="Times New Roman" w:hAnsi="Times New Roman" w:eastAsia="黑体"/>
           <w:color w:val="555555"/>
           <w:sz w:val="21"/>
         </w:rPr>
-        <w:t>材料收集者：杜文杰</w:t>
+        <w:t>材料收集者：杜文杰，WX手机：19519196569，QQ:3478827729</w:t>
       </w:r>
     </w:p>
     <w:sectPr>
@@ -2193,7 +2374,7 @@
 </file>
 
 <file path=word/footer1.xml><?xml version="1.0" encoding="utf-8"?>
-<w:ftr xmlns:m="http://schemas.openxmlformats.org/officeDocument/2006/math" xmlns:mc="http://schemas.openxmlformats.org/markup-compatibility/2006" xmlns:mo="http://schemas.microsoft.com/office/mac/office/2008/main" xmlns:mv="urn:schemas-microsoft-com:mac:vml" xmlns:o="urn:schemas-microsoft-com:office:office" xmlns:r="http://schemas.openxmlformats.org/officeDocument/2006/relationships" xmlns:v="urn:schemas-microsoft-com:vml" xmlns:w10="urn:schemas-microsoft-com:office:word" xmlns:w14="http://schemas.microsoft.com/office/word/2010/wordml" xmlns:w="http://schemas.openxmlformats.org/wordprocessingml/2006/main" xmlns:wne="http://schemas.microsoft.com/office/word/2006/wordml" xmlns:wp14="http://schemas.microsoft.com/office/word/2010/wordprocessingDrawing" xmlns:wp="http://schemas.openxmlformats.org/drawingml/2006/wordprocessingDrawing" xmlns:wpc="http://schemas.microsoft.com/office/word/2010/wordprocessingCanvas" xmlns:wpg="http://schemas.microsoft.com/office/word/2010/wordprocessingGroup" xmlns:wpi="http://schemas.microsoft.com/office/word/2010/wordprocessingInk" xmlns:wps="http://schemas.microsoft.com/office/word/2010/wordprocessingShape" mc:Ignorable="w14 wp14">
+<w:ftr xmlns:mc="http://schemas.openxmlformats.org/markup-compatibility/2006" xmlns:w="http://schemas.openxmlformats.org/wordprocessingml/2006/main" xmlns:m="http://schemas.openxmlformats.org/officeDocument/2006/math" xmlns:mo="http://schemas.microsoft.com/office/mac/office/2008/main" xmlns:mv="urn:schemas-microsoft-com:mac:vml" xmlns:o="urn:schemas-microsoft-com:office:office" xmlns:r="http://schemas.openxmlformats.org/officeDocument/2006/relationships" xmlns:v="urn:schemas-microsoft-com:vml" xmlns:w10="urn:schemas-microsoft-com:office:word" xmlns:w14="http://schemas.microsoft.com/office/word/2010/wordml" xmlns:wne="http://schemas.microsoft.com/office/word/2006/wordml" xmlns:wp14="http://schemas.microsoft.com/office/word/2010/wordprocessingDrawing" xmlns:wp="http://schemas.openxmlformats.org/drawingml/2006/wordprocessingDrawing" xmlns:wpc="http://schemas.microsoft.com/office/word/2010/wordprocessingCanvas" xmlns:wpg="http://schemas.microsoft.com/office/word/2010/wordprocessingGroup" xmlns:wpi="http://schemas.microsoft.com/office/word/2010/wordprocessingInk" xmlns:wps="http://schemas.microsoft.com/office/word/2010/wordprocessingShape" mc:Ignorable="w14 wp14">
   <w:p>
     <w:pPr>
       <w:pStyle w:val="Footer"/>
@@ -2201,12 +2382,14 @@
     </w:pPr>
     <w:r>
       <w:rPr>
+        <w:rFonts w:eastAsia="黑体"/>
         <w:sz w:val="18"/>
       </w:rPr>
       <w:t xml:space="preserve">第 </w:t>
     </w:r>
     <w:r>
       <w:rPr>
+        <w:rFonts w:eastAsia="黑体"/>
         <w:sz w:val="18"/>
       </w:rPr>
       <w:fldChar w:fldCharType="begin"/>
@@ -2215,6 +2398,7 @@
     </w:r>
     <w:r>
       <w:rPr>
+        <w:rFonts w:eastAsia="黑体"/>
         <w:sz w:val="18"/>
       </w:rPr>
       <w:t xml:space="preserve"> 页</w:t>
@@ -2228,6 +2412,9 @@
   <w:footnote w:type="continuationSeparator" w:id="0">
     <w:p>
       <w:r>
+        <w:rPr>
+          <w:rFonts w:eastAsia="黑体"/>
+        </w:rPr>
         <w:continuationSeparator/>
       </w:r>
     </w:p>
@@ -2235,6 +2422,9 @@
   <w:footnote w:type="separator" w:id="-1">
     <w:p>
       <w:r>
+        <w:rPr>
+          <w:rFonts w:eastAsia="黑体"/>
+        </w:rPr>
         <w:separator/>
       </w:r>
     </w:p>
@@ -2243,7 +2433,7 @@
 </file>
 
 <file path=word/header1.xml><?xml version="1.0" encoding="utf-8"?>
-<w:hdr xmlns:m="http://schemas.openxmlformats.org/officeDocument/2006/math" xmlns:mc="http://schemas.openxmlformats.org/markup-compatibility/2006" xmlns:mo="http://schemas.microsoft.com/office/mac/office/2008/main" xmlns:mv="urn:schemas-microsoft-com:mac:vml" xmlns:o="urn:schemas-microsoft-com:office:office" xmlns:r="http://schemas.openxmlformats.org/officeDocument/2006/relationships" xmlns:v="urn:schemas-microsoft-com:vml" xmlns:w10="urn:schemas-microsoft-com:office:word" xmlns:w14="http://schemas.microsoft.com/office/word/2010/wordml" xmlns:w="http://schemas.openxmlformats.org/wordprocessingml/2006/main" xmlns:wne="http://schemas.microsoft.com/office/word/2006/wordml" xmlns:wp14="http://schemas.microsoft.com/office/word/2010/wordprocessingDrawing" xmlns:wp="http://schemas.openxmlformats.org/drawingml/2006/wordprocessingDrawing" xmlns:wpc="http://schemas.microsoft.com/office/word/2010/wordprocessingCanvas" xmlns:wpg="http://schemas.microsoft.com/office/word/2010/wordprocessingGroup" xmlns:wpi="http://schemas.microsoft.com/office/word/2010/wordprocessingInk" xmlns:wps="http://schemas.microsoft.com/office/word/2010/wordprocessingShape" mc:Ignorable="w14 wp14">
+<w:hdr xmlns:mc="http://schemas.openxmlformats.org/markup-compatibility/2006" xmlns:w="http://schemas.openxmlformats.org/wordprocessingml/2006/main" xmlns:m="http://schemas.openxmlformats.org/officeDocument/2006/math" xmlns:mo="http://schemas.microsoft.com/office/mac/office/2008/main" xmlns:mv="urn:schemas-microsoft-com:mac:vml" xmlns:o="urn:schemas-microsoft-com:office:office" xmlns:r="http://schemas.openxmlformats.org/officeDocument/2006/relationships" xmlns:v="urn:schemas-microsoft-com:vml" xmlns:w10="urn:schemas-microsoft-com:office:word" xmlns:w14="http://schemas.microsoft.com/office/word/2010/wordml" xmlns:wne="http://schemas.microsoft.com/office/word/2006/wordml" xmlns:wp14="http://schemas.microsoft.com/office/word/2010/wordprocessingDrawing" xmlns:wp="http://schemas.openxmlformats.org/drawingml/2006/wordprocessingDrawing" xmlns:wpc="http://schemas.microsoft.com/office/word/2010/wordprocessingCanvas" xmlns:wpg="http://schemas.microsoft.com/office/word/2010/wordprocessingGroup" xmlns:wpi="http://schemas.microsoft.com/office/word/2010/wordprocessingInk" xmlns:wps="http://schemas.microsoft.com/office/word/2010/wordprocessingShape" mc:Ignorable="w14 wp14">
   <w:p>
     <w:pPr>
       <w:pStyle w:val="Header"/>
@@ -2251,7 +2441,7 @@
     </w:pPr>
     <w:r>
       <w:rPr>
-        <w:rFonts w:ascii="Times New Roman" w:hAnsi="Times New Roman"/>
+        <w:rFonts w:ascii="Times New Roman" w:hAnsi="Times New Roman" w:eastAsia="黑体"/>
         <w:sz w:val="18"/>
         <w:rFonts w:eastAsia="黑体"/>
         <w:rFonts w:eastAsia="黑体"/>
@@ -2263,7 +2453,7 @@
 </file>
 
 <file path=word/numbering.xml><?xml version="1.0" encoding="utf-8"?>
-<w:numbering xmlns:m="http://schemas.openxmlformats.org/officeDocument/2006/math" xmlns:mc="http://schemas.openxmlformats.org/markup-compatibility/2006" xmlns:mo="http://schemas.microsoft.com/office/mac/office/2008/main" xmlns:mv="urn:schemas-microsoft-com:mac:vml" xmlns:o="urn:schemas-microsoft-com:office:office" xmlns:r="http://schemas.openxmlformats.org/officeDocument/2006/relationships" xmlns:v="urn:schemas-microsoft-com:vml" xmlns:w="http://schemas.openxmlformats.org/wordprocessingml/2006/main" xmlns:w10="urn:schemas-microsoft-com:office:word" xmlns:w14="http://schemas.microsoft.com/office/word/2010/wordml" xmlns:wne="http://schemas.microsoft.com/office/word/2006/wordml" xmlns:wp="http://schemas.openxmlformats.org/drawingml/2006/wordprocessingDrawing" xmlns:wp14="http://schemas.microsoft.com/office/word/2010/wordprocessingDrawing" xmlns:wpc="http://schemas.microsoft.com/office/word/2010/wordprocessingCanvas" xmlns:wpg="http://schemas.microsoft.com/office/word/2010/wordprocessingGroup" xmlns:wpi="http://schemas.microsoft.com/office/word/2010/wordprocessingInk" xmlns:wps="http://schemas.microsoft.com/office/word/2010/wordprocessingShape" mc:Ignorable="w14 wp14">
+<w:numbering xmlns:mc="http://schemas.openxmlformats.org/markup-compatibility/2006" xmlns:w="http://schemas.openxmlformats.org/wordprocessingml/2006/main" xmlns:m="http://schemas.openxmlformats.org/officeDocument/2006/math" xmlns:mo="http://schemas.microsoft.com/office/mac/office/2008/main" xmlns:mv="urn:schemas-microsoft-com:mac:vml" xmlns:o="urn:schemas-microsoft-com:office:office" xmlns:r="http://schemas.openxmlformats.org/officeDocument/2006/relationships" xmlns:v="urn:schemas-microsoft-com:vml" xmlns:w10="urn:schemas-microsoft-com:office:word" xmlns:w14="http://schemas.microsoft.com/office/word/2010/wordml" xmlns:wne="http://schemas.microsoft.com/office/word/2006/wordml" xmlns:wp="http://schemas.openxmlformats.org/drawingml/2006/wordprocessingDrawing" xmlns:wp14="http://schemas.microsoft.com/office/word/2010/wordprocessingDrawing" xmlns:wpc="http://schemas.microsoft.com/office/word/2010/wordprocessingCanvas" xmlns:wpg="http://schemas.microsoft.com/office/word/2010/wordprocessingGroup" xmlns:wpi="http://schemas.microsoft.com/office/word/2010/wordprocessingInk" xmlns:wps="http://schemas.microsoft.com/office/word/2010/wordprocessingShape" mc:Ignorable="w14 wp14">
   <w:abstractNum w:abstractNumId="0">
     <w:nsid w:val="FFFFFF7C"/>
     <w:multiLevelType w:val="singleLevel"/>
@@ -2350,7 +2540,7 @@
         <w:ind w:hanging="360" w:left="1440"/>
       </w:pPr>
       <w:rPr>
-        <w:rFonts w:ascii="Symbol" w:hAnsi="Symbol" w:hint="default"/>
+        <w:rFonts w:ascii="Symbol" w:hAnsi="Symbol" w:hint="default" w:eastAsia="黑体"/>
       </w:rPr>
     </w:lvl>
   </w:abstractNum>
@@ -2371,7 +2561,7 @@
         <w:ind w:hanging="360" w:left="1080"/>
       </w:pPr>
       <w:rPr>
-        <w:rFonts w:ascii="Symbol" w:hAnsi="Symbol" w:hint="default"/>
+        <w:rFonts w:ascii="Symbol" w:hAnsi="Symbol" w:hint="default" w:eastAsia="黑体"/>
       </w:rPr>
     </w:lvl>
   </w:abstractNum>
@@ -2392,7 +2582,7 @@
         <w:ind w:hanging="360" w:left="720"/>
       </w:pPr>
       <w:rPr>
-        <w:rFonts w:ascii="Symbol" w:hAnsi="Symbol" w:hint="default"/>
+        <w:rFonts w:ascii="Symbol" w:hAnsi="Symbol" w:hint="default" w:eastAsia="黑体"/>
       </w:rPr>
     </w:lvl>
   </w:abstractNum>
@@ -2431,7 +2621,7 @@
         <w:ind w:hanging="360" w:left="360"/>
       </w:pPr>
       <w:rPr>
-        <w:rFonts w:ascii="Symbol" w:hAnsi="Symbol" w:hint="default"/>
+        <w:rFonts w:ascii="Symbol" w:hAnsi="Symbol" w:hint="default" w:eastAsia="黑体"/>
       </w:rPr>
     </w:lvl>
   </w:abstractNum>
@@ -2522,7 +2712,7 @@
         <w:ind w:left="720" w:hanging="360"/>
       </w:pPr>
       <w:rPr>
-        <w:rFonts w:ascii="Symbol" w:hAnsi="Symbol" w:cs="Symbol" w:hint="default"/>
+        <w:rFonts w:ascii="Symbol" w:hAnsi="Symbol" w:cs="Symbol" w:hint="default" w:eastAsia="黑体"/>
       </w:rPr>
     </w:lvl>
     <w:lvl w:ilvl="1">
@@ -2533,7 +2723,7 @@
         <w:ind w:left="1440" w:hanging="360"/>
       </w:pPr>
       <w:rPr>
-        <w:rFonts w:ascii="Courier New" w:hAnsi="Courier New" w:cs="Courier New" w:hint="default"/>
+        <w:rFonts w:ascii="Courier New" w:hAnsi="Courier New" w:cs="Courier New" w:hint="default" w:eastAsia="黑体"/>
       </w:rPr>
     </w:lvl>
     <w:lvl w:ilvl="2">
@@ -2544,7 +2734,7 @@
         <w:ind w:left="2160" w:hanging="360"/>
       </w:pPr>
       <w:rPr>
-        <w:rFonts w:ascii="Wingdings" w:hAnsi="Wingdings" w:cs="Wingdings" w:hint="default"/>
+        <w:rFonts w:ascii="Wingdings" w:hAnsi="Wingdings" w:cs="Wingdings" w:hint="default" w:eastAsia="黑体"/>
       </w:rPr>
     </w:lvl>
     <w:lvl w:ilvl="3">
@@ -2555,7 +2745,7 @@
         <w:ind w:left="2880" w:hanging="360"/>
       </w:pPr>
       <w:rPr>
-        <w:rFonts w:ascii="Symbol" w:hAnsi="Symbol" w:cs="Symbol" w:hint="default"/>
+        <w:rFonts w:ascii="Symbol" w:hAnsi="Symbol" w:cs="Symbol" w:hint="default" w:eastAsia="黑体"/>
       </w:rPr>
     </w:lvl>
     <w:lvl w:ilvl="4">
@@ -2566,7 +2756,7 @@
         <w:ind w:left="3600" w:hanging="360"/>
       </w:pPr>
       <w:rPr>
-        <w:rFonts w:ascii="Courier New" w:hAnsi="Courier New" w:cs="Courier New" w:hint="default"/>
+        <w:rFonts w:ascii="Courier New" w:hAnsi="Courier New" w:cs="Courier New" w:hint="default" w:eastAsia="黑体"/>
       </w:rPr>
     </w:lvl>
     <w:lvl w:ilvl="5">
@@ -2577,7 +2767,7 @@
         <w:ind w:left="4320" w:hanging="360"/>
       </w:pPr>
       <w:rPr>
-        <w:rFonts w:ascii="Wingdings" w:hAnsi="Wingdings" w:cs="Wingdings" w:hint="default"/>
+        <w:rFonts w:ascii="Wingdings" w:hAnsi="Wingdings" w:cs="Wingdings" w:hint="default" w:eastAsia="黑体"/>
       </w:rPr>
     </w:lvl>
     <w:lvl w:ilvl="6">
@@ -2588,7 +2778,7 @@
         <w:ind w:left="5040" w:hanging="360"/>
       </w:pPr>
       <w:rPr>
-        <w:rFonts w:ascii="Symbol" w:hAnsi="Symbol" w:cs="Symbol" w:hint="default"/>
+        <w:rFonts w:ascii="Symbol" w:hAnsi="Symbol" w:cs="Symbol" w:hint="default" w:eastAsia="黑体"/>
       </w:rPr>
     </w:lvl>
     <w:lvl w:ilvl="7">
@@ -2599,7 +2789,7 @@
         <w:ind w:left="5760" w:hanging="360"/>
       </w:pPr>
       <w:rPr>
-        <w:rFonts w:ascii="Courier New" w:hAnsi="Courier New" w:cs="Courier New" w:hint="default"/>
+        <w:rFonts w:ascii="Courier New" w:hAnsi="Courier New" w:cs="Courier New" w:hint="default" w:eastAsia="黑体"/>
       </w:rPr>
     </w:lvl>
     <w:lvl w:ilvl="8">
@@ -2610,7 +2800,7 @@
         <w:ind w:left="6480" w:hanging="360"/>
       </w:pPr>
       <w:rPr>
-        <w:rFonts w:ascii="Wingdings" w:hAnsi="Wingdings" w:cs="Wingdings" w:hint="default"/>
+        <w:rFonts w:ascii="Wingdings" w:hAnsi="Wingdings" w:cs="Wingdings" w:hint="default" w:eastAsia="黑体"/>
       </w:rPr>
     </w:lvl>
   </w:abstractNum>
@@ -2666,11 +2856,11 @@
 </file>
 
 <file path=word/styles.xml><?xml version="1.0" encoding="utf-8"?>
-<w:styles xmlns:mc="http://schemas.openxmlformats.org/markup-compatibility/2006" xmlns:r="http://schemas.openxmlformats.org/officeDocument/2006/relationships" xmlns:w="http://schemas.openxmlformats.org/wordprocessingml/2006/main" xmlns:w14="http://schemas.microsoft.com/office/word/2010/wordml" mc:Ignorable="w14">
+<w:styles xmlns:mc="http://schemas.openxmlformats.org/markup-compatibility/2006" xmlns:w="http://schemas.openxmlformats.org/wordprocessingml/2006/main" xmlns:r="http://schemas.openxmlformats.org/officeDocument/2006/relationships" xmlns:w14="http://schemas.microsoft.com/office/word/2010/wordml" mc:Ignorable="w14">
   <w:docDefaults>
     <w:rPrDefault>
       <w:rPr>
-        <w:rFonts w:asciiTheme="minorHAnsi" w:cstheme="minorBidi" w:eastAsiaTheme="minorEastAsia" w:hAnsiTheme="minorHAnsi"/>
+        <w:rFonts w:asciiTheme="minorHAnsi" w:cstheme="minorBidi" w:hAnsiTheme="minorHAnsi" w:eastAsia="黑体"/>
         <w:sz w:val="22"/>
         <w:szCs w:val="22"/>
         <w:lang w:bidi="ar-SA" w:eastAsia="en-US" w:val="en-US"/>
@@ -2892,7 +3082,7 @@
       <w:outlineLvl w:val="0"/>
     </w:pPr>
     <w:rPr>
-      <w:rFonts w:ascii="Times New Roman" w:asciiTheme="majorHAnsi" w:cstheme="majorBidi" w:eastAsia="黑体" w:eastAsiaTheme="majorEastAsia" w:hAnsi="Times New Roman" w:hAnsiTheme="majorHAnsi"/>
+      <w:rFonts w:ascii="Times New Roman" w:asciiTheme="majorHAnsi" w:cstheme="majorBidi" w:eastAsia="黑体" w:hAnsi="Times New Roman" w:hAnsiTheme="majorHAnsi"/>
       <w:b/>
       <w:bCs/>
       <w:color w:val="1F3864"/>
@@ -2916,7 +3106,7 @@
       <w:outlineLvl w:val="1"/>
     </w:pPr>
     <w:rPr>
-      <w:rFonts w:ascii="Times New Roman" w:asciiTheme="majorHAnsi" w:cstheme="majorBidi" w:eastAsia="黑体" w:eastAsiaTheme="majorEastAsia" w:hAnsi="Times New Roman" w:hAnsiTheme="majorHAnsi"/>
+      <w:rFonts w:ascii="Times New Roman" w:asciiTheme="majorHAnsi" w:cstheme="majorBidi" w:eastAsia="黑体" w:hAnsi="Times New Roman" w:hAnsiTheme="majorHAnsi"/>
       <w:b/>
       <w:bCs/>
       <w:color w:val="2E4E7E"/>
@@ -2940,7 +3130,7 @@
       <w:outlineLvl w:val="2"/>
     </w:pPr>
     <w:rPr>
-      <w:rFonts w:ascii="Times New Roman" w:asciiTheme="majorHAnsi" w:cstheme="majorBidi" w:eastAsia="黑体" w:eastAsiaTheme="majorEastAsia" w:hAnsi="Times New Roman" w:hAnsiTheme="majorHAnsi"/>
+      <w:rFonts w:ascii="Times New Roman" w:asciiTheme="majorHAnsi" w:cstheme="majorBidi" w:eastAsia="黑体" w:hAnsi="Times New Roman" w:hAnsiTheme="majorHAnsi"/>
       <w:b/>
       <w:bCs/>
       <w:color w:val="2E4E7E"/>
@@ -2964,7 +3154,7 @@
       <w:outlineLvl w:val="3"/>
     </w:pPr>
     <w:rPr>
-      <w:rFonts w:ascii="Times New Roman" w:asciiTheme="majorHAnsi" w:cstheme="majorBidi" w:eastAsia="黑体" w:eastAsiaTheme="majorEastAsia" w:hAnsi="Times New Roman" w:hAnsiTheme="majorHAnsi"/>
+      <w:rFonts w:ascii="Times New Roman" w:asciiTheme="majorHAnsi" w:cstheme="majorBidi" w:eastAsia="黑体" w:hAnsi="Times New Roman" w:hAnsiTheme="majorHAnsi"/>
       <w:b/>
       <w:bCs/>
       <w:i/>
@@ -2990,7 +3180,7 @@
       <w:outlineLvl w:val="4"/>
     </w:pPr>
     <w:rPr>
-      <w:rFonts w:ascii="Times New Roman" w:asciiTheme="majorHAnsi" w:cstheme="majorBidi" w:eastAsia="黑体" w:eastAsiaTheme="majorEastAsia" w:hAnsi="Times New Roman" w:hAnsiTheme="majorHAnsi"/>
+      <w:rFonts w:ascii="Times New Roman" w:asciiTheme="majorHAnsi" w:cstheme="majorBidi" w:eastAsia="黑体" w:hAnsi="Times New Roman" w:hAnsiTheme="majorHAnsi"/>
       <w:b/>
       <w:color w:val="333333"/>
       <w:sz w:val="22"/>
@@ -3013,7 +3203,7 @@
       <w:outlineLvl w:val="5"/>
     </w:pPr>
     <w:rPr>
-      <w:rFonts w:asciiTheme="majorHAnsi" w:cstheme="majorBidi" w:eastAsiaTheme="majorEastAsia" w:hAnsiTheme="majorHAnsi"/>
+      <w:rFonts w:asciiTheme="majorHAnsi" w:cstheme="majorBidi" w:hAnsiTheme="majorHAnsi" w:eastAsia="黑体"/>
       <w:i/>
       <w:iCs/>
       <w:color w:themeColor="accent1" w:themeShade="7F" w:val="243F60"/>
@@ -3036,7 +3226,7 @@
       <w:outlineLvl w:val="6"/>
     </w:pPr>
     <w:rPr>
-      <w:rFonts w:asciiTheme="majorHAnsi" w:cstheme="majorBidi" w:eastAsiaTheme="majorEastAsia" w:hAnsiTheme="majorHAnsi"/>
+      <w:rFonts w:asciiTheme="majorHAnsi" w:cstheme="majorBidi" w:hAnsiTheme="majorHAnsi" w:eastAsia="黑体"/>
       <w:i/>
       <w:iCs/>
       <w:color w:themeColor="text1" w:themeTint="BF" w:val="404040"/>
@@ -3059,7 +3249,7 @@
       <w:outlineLvl w:val="7"/>
     </w:pPr>
     <w:rPr>
-      <w:rFonts w:asciiTheme="majorHAnsi" w:cstheme="majorBidi" w:eastAsiaTheme="majorEastAsia" w:hAnsiTheme="majorHAnsi"/>
+      <w:rFonts w:asciiTheme="majorHAnsi" w:cstheme="majorBidi" w:hAnsiTheme="majorHAnsi" w:eastAsia="黑体"/>
       <w:color w:themeColor="accent1" w:val="4F81BD"/>
       <w:sz w:val="20"/>
       <w:szCs w:val="20"/>
@@ -3082,7 +3272,7 @@
       <w:outlineLvl w:val="8"/>
     </w:pPr>
     <w:rPr>
-      <w:rFonts w:asciiTheme="majorHAnsi" w:cstheme="majorBidi" w:eastAsiaTheme="majorEastAsia" w:hAnsiTheme="majorHAnsi"/>
+      <w:rFonts w:asciiTheme="majorHAnsi" w:cstheme="majorBidi" w:hAnsiTheme="majorHAnsi" w:eastAsia="黑体"/>
       <w:i/>
       <w:iCs/>
       <w:color w:themeColor="text1" w:themeTint="BF" w:val="404040"/>
@@ -3133,7 +3323,7 @@
     <w:uiPriority w:val="9"/>
     <w:rsid w:val="00FC693F"/>
     <w:rPr>
-      <w:rFonts w:asciiTheme="majorHAnsi" w:cstheme="majorBidi" w:eastAsiaTheme="majorEastAsia" w:hAnsiTheme="majorHAnsi"/>
+      <w:rFonts w:asciiTheme="majorHAnsi" w:cstheme="majorBidi" w:hAnsiTheme="majorHAnsi" w:eastAsia="黑体"/>
       <w:b/>
       <w:bCs/>
       <w:color w:themeColor="accent1" w:themeShade="BF" w:val="365F91"/>
@@ -3148,7 +3338,7 @@
     <w:uiPriority w:val="9"/>
     <w:rsid w:val="00FC693F"/>
     <w:rPr>
-      <w:rFonts w:asciiTheme="majorHAnsi" w:cstheme="majorBidi" w:eastAsiaTheme="majorEastAsia" w:hAnsiTheme="majorHAnsi"/>
+      <w:rFonts w:asciiTheme="majorHAnsi" w:cstheme="majorBidi" w:hAnsiTheme="majorHAnsi" w:eastAsia="黑体"/>
       <w:b/>
       <w:bCs/>
       <w:color w:themeColor="accent1" w:val="4F81BD"/>
@@ -3163,7 +3353,7 @@
     <w:uiPriority w:val="9"/>
     <w:rsid w:val="00FC693F"/>
     <w:rPr>
-      <w:rFonts w:asciiTheme="majorHAnsi" w:cstheme="majorBidi" w:eastAsiaTheme="majorEastAsia" w:hAnsiTheme="majorHAnsi"/>
+      <w:rFonts w:asciiTheme="majorHAnsi" w:cstheme="majorBidi" w:hAnsiTheme="majorHAnsi" w:eastAsia="黑体"/>
       <w:b/>
       <w:bCs/>
       <w:color w:themeColor="accent1" w:val="4F81BD"/>
@@ -3186,7 +3376,7 @@
       <w:contextualSpacing/>
     </w:pPr>
     <w:rPr>
-      <w:rFonts w:ascii="Times New Roman" w:asciiTheme="majorHAnsi" w:cstheme="majorBidi" w:eastAsia="黑体" w:eastAsiaTheme="majorEastAsia" w:hAnsi="Times New Roman" w:hAnsiTheme="majorHAnsi"/>
+      <w:rFonts w:ascii="Times New Roman" w:asciiTheme="majorHAnsi" w:cstheme="majorBidi" w:eastAsia="黑体" w:hAnsi="Times New Roman" w:hAnsiTheme="majorHAnsi"/>
       <w:b/>
       <w:color w:val="1F3864"/>
       <w:spacing w:val="5"/>
@@ -3202,7 +3392,7 @@
     <w:uiPriority w:val="10"/>
     <w:rsid w:val="00FC693F"/>
     <w:rPr>
-      <w:rFonts w:asciiTheme="majorHAnsi" w:cstheme="majorBidi" w:eastAsiaTheme="majorEastAsia" w:hAnsiTheme="majorHAnsi"/>
+      <w:rFonts w:asciiTheme="majorHAnsi" w:cstheme="majorBidi" w:hAnsiTheme="majorHAnsi" w:eastAsia="黑体"/>
       <w:color w:themeColor="text2" w:themeShade="BF" w:val="17365D"/>
       <w:spacing w:val="5"/>
       <w:kern w:val="28"/>
@@ -3224,7 +3414,7 @@
       </w:numPr>
     </w:pPr>
     <w:rPr>
-      <w:rFonts w:asciiTheme="majorHAnsi" w:cstheme="majorBidi" w:eastAsiaTheme="majorEastAsia" w:hAnsiTheme="majorHAnsi"/>
+      <w:rFonts w:asciiTheme="majorHAnsi" w:cstheme="majorBidi" w:hAnsiTheme="majorHAnsi" w:eastAsia="黑体"/>
       <w:i/>
       <w:iCs/>
       <w:color w:themeColor="accent1" w:val="4F81BD"/>
@@ -3240,7 +3430,7 @@
     <w:uiPriority w:val="11"/>
     <w:rsid w:val="00FC693F"/>
     <w:rPr>
-      <w:rFonts w:asciiTheme="majorHAnsi" w:cstheme="majorBidi" w:eastAsiaTheme="majorEastAsia" w:hAnsiTheme="majorHAnsi"/>
+      <w:rFonts w:asciiTheme="majorHAnsi" w:cstheme="majorBidi" w:hAnsiTheme="majorHAnsi" w:eastAsia="黑体"/>
       <w:i/>
       <w:iCs/>
       <w:color w:themeColor="accent1" w:val="4F81BD"/>
@@ -3307,6 +3497,7 @@
       <w:spacing w:after="120"/>
     </w:pPr>
     <w:rPr>
+      <w:rFonts w:eastAsia="黑体"/>
       <w:sz w:val="16"/>
       <w:szCs w:val="16"/>
     </w:rPr>
@@ -3318,6 +3509,7 @@
     <w:uiPriority w:val="99"/>
     <w:rsid w:val="00AA1D8D"/>
     <w:rPr>
+      <w:rFonts w:eastAsia="黑体"/>
       <w:sz w:val="16"/>
       <w:szCs w:val="16"/>
     </w:rPr>
@@ -3487,7 +3679,7 @@
       </w:tabs>
     </w:pPr>
     <w:rPr>
-      <w:rFonts w:ascii="Courier" w:hAnsi="Courier"/>
+      <w:rFonts w:ascii="Courier" w:hAnsi="Courier" w:eastAsia="黑体"/>
       <w:sz w:val="20"/>
       <w:szCs w:val="20"/>
     </w:rPr>
@@ -3499,7 +3691,7 @@
     <w:uiPriority w:val="99"/>
     <w:rsid w:val="0029639D"/>
     <w:rPr>
-      <w:rFonts w:ascii="Courier" w:hAnsi="Courier"/>
+      <w:rFonts w:ascii="Courier" w:hAnsi="Courier" w:eastAsia="黑体"/>
       <w:sz w:val="20"/>
       <w:szCs w:val="20"/>
     </w:rPr>
@@ -3535,6 +3727,7 @@
     <w:uiPriority w:val="29"/>
     <w:rsid w:val="00FC693F"/>
     <w:rPr>
+      <w:rFonts w:eastAsia="黑体"/>
       <w:i/>
       <w:iCs/>
       <w:color w:themeColor="text1" w:val="000000"/>
@@ -3548,7 +3741,7 @@
     <w:semiHidden/>
     <w:rsid w:val="00FC693F"/>
     <w:rPr>
-      <w:rFonts w:asciiTheme="majorHAnsi" w:cstheme="majorBidi" w:eastAsiaTheme="majorEastAsia" w:hAnsiTheme="majorHAnsi"/>
+      <w:rFonts w:asciiTheme="majorHAnsi" w:cstheme="majorBidi" w:hAnsiTheme="majorHAnsi" w:eastAsia="黑体"/>
       <w:b/>
       <w:bCs/>
       <w:i/>
@@ -3564,7 +3757,7 @@
     <w:semiHidden/>
     <w:rsid w:val="00FC693F"/>
     <w:rPr>
-      <w:rFonts w:asciiTheme="majorHAnsi" w:cstheme="majorBidi" w:eastAsiaTheme="majorEastAsia" w:hAnsiTheme="majorHAnsi"/>
+      <w:rFonts w:asciiTheme="majorHAnsi" w:cstheme="majorBidi" w:hAnsiTheme="majorHAnsi" w:eastAsia="黑体"/>
       <w:color w:themeColor="accent1" w:themeShade="7F" w:val="243F60"/>
     </w:rPr>
   </w:style>
@@ -3576,7 +3769,7 @@
     <w:semiHidden/>
     <w:rsid w:val="00FC693F"/>
     <w:rPr>
-      <w:rFonts w:asciiTheme="majorHAnsi" w:cstheme="majorBidi" w:eastAsiaTheme="majorEastAsia" w:hAnsiTheme="majorHAnsi"/>
+      <w:rFonts w:asciiTheme="majorHAnsi" w:cstheme="majorBidi" w:hAnsiTheme="majorHAnsi" w:eastAsia="黑体"/>
       <w:i/>
       <w:iCs/>
       <w:color w:themeColor="accent1" w:themeShade="7F" w:val="243F60"/>
@@ -3590,7 +3783,7 @@
     <w:semiHidden/>
     <w:rsid w:val="00FC693F"/>
     <w:rPr>
-      <w:rFonts w:asciiTheme="majorHAnsi" w:cstheme="majorBidi" w:eastAsiaTheme="majorEastAsia" w:hAnsiTheme="majorHAnsi"/>
+      <w:rFonts w:asciiTheme="majorHAnsi" w:cstheme="majorBidi" w:hAnsiTheme="majorHAnsi" w:eastAsia="黑体"/>
       <w:i/>
       <w:iCs/>
       <w:color w:themeColor="text1" w:themeTint="BF" w:val="404040"/>
@@ -3604,7 +3797,7 @@
     <w:semiHidden/>
     <w:rsid w:val="00FC693F"/>
     <w:rPr>
-      <w:rFonts w:asciiTheme="majorHAnsi" w:cstheme="majorBidi" w:eastAsiaTheme="majorEastAsia" w:hAnsiTheme="majorHAnsi"/>
+      <w:rFonts w:asciiTheme="majorHAnsi" w:cstheme="majorBidi" w:hAnsiTheme="majorHAnsi" w:eastAsia="黑体"/>
       <w:color w:themeColor="accent1" w:val="4F81BD"/>
       <w:sz w:val="20"/>
       <w:szCs w:val="20"/>
@@ -3618,7 +3811,7 @@
     <w:semiHidden/>
     <w:rsid w:val="00FC693F"/>
     <w:rPr>
-      <w:rFonts w:asciiTheme="majorHAnsi" w:cstheme="majorBidi" w:eastAsiaTheme="majorEastAsia" w:hAnsiTheme="majorHAnsi"/>
+      <w:rFonts w:asciiTheme="majorHAnsi" w:cstheme="majorBidi" w:hAnsiTheme="majorHAnsi" w:eastAsia="黑体"/>
       <w:i/>
       <w:iCs/>
       <w:color w:themeColor="text1" w:themeTint="BF" w:val="404040"/>
@@ -3639,6 +3832,7 @@
       <w:spacing w:line="240" w:lineRule="auto"/>
     </w:pPr>
     <w:rPr>
+      <w:rFonts w:eastAsia="黑体"/>
       <w:b/>
       <w:bCs/>
       <w:color w:themeColor="accent1" w:val="4F81BD"/>
@@ -3653,6 +3847,7 @@
     <w:qFormat/>
     <w:rsid w:val="00FC693F"/>
     <w:rPr>
+      <w:rFonts w:eastAsia="黑体"/>
       <w:b/>
       <w:bCs/>
     </w:rPr>
@@ -3664,6 +3859,7 @@
     <w:qFormat/>
     <w:rsid w:val="00FC693F"/>
     <w:rPr>
+      <w:rFonts w:eastAsia="黑体"/>
       <w:i/>
       <w:iCs/>
     </w:rPr>
@@ -3684,6 +3880,7 @@
       <w:ind w:left="936" w:right="936"/>
     </w:pPr>
     <w:rPr>
+      <w:rFonts w:eastAsia="黑体"/>
       <w:b/>
       <w:bCs/>
       <w:i/>
@@ -3698,6 +3895,7 @@
     <w:uiPriority w:val="30"/>
     <w:rsid w:val="00FC693F"/>
     <w:rPr>
+      <w:rFonts w:eastAsia="黑体"/>
       <w:b/>
       <w:bCs/>
       <w:i/>
@@ -3712,6 +3910,7 @@
     <w:qFormat/>
     <w:rsid w:val="00FC693F"/>
     <w:rPr>
+      <w:rFonts w:eastAsia="黑体"/>
       <w:i/>
       <w:iCs/>
       <w:color w:themeColor="text1" w:themeTint="7F" w:val="808080"/>
@@ -3724,6 +3923,7 @@
     <w:qFormat/>
     <w:rsid w:val="00FC693F"/>
     <w:rPr>
+      <w:rFonts w:eastAsia="黑体"/>
       <w:b/>
       <w:bCs/>
       <w:i/>
@@ -3738,6 +3938,7 @@
     <w:qFormat/>
     <w:rsid w:val="00FC693F"/>
     <w:rPr>
+      <w:rFonts w:eastAsia="黑体"/>
       <w:smallCaps/>
       <w:color w:themeColor="accent2" w:val="C0504D"/>
       <w:u w:val="single"/>
@@ -3750,6 +3951,7 @@
     <w:qFormat/>
     <w:rsid w:val="00FC693F"/>
     <w:rPr>
+      <w:rFonts w:eastAsia="黑体"/>
       <w:b/>
       <w:bCs/>
       <w:smallCaps/>
@@ -3765,6 +3967,7 @@
     <w:qFormat/>
     <w:rsid w:val="00FC693F"/>
     <w:rPr>
+      <w:rFonts w:eastAsia="黑体"/>
       <w:b/>
       <w:bCs/>
       <w:smallCaps/>
@@ -3819,6 +4022,7 @@
       <w:spacing w:after="0" w:line="240" w:lineRule="auto"/>
     </w:pPr>
     <w:rPr>
+      <w:rFonts w:eastAsia="黑体"/>
       <w:color w:themeColor="text1" w:themeShade="BF" w:val="000000"/>
     </w:rPr>
     <w:tblPr>
@@ -3841,6 +4045,7 @@
         <w:spacing w:after="0" w:before="0" w:line="240" w:lineRule="auto"/>
       </w:pPr>
       <w:rPr>
+        <w:rFonts w:eastAsia="黑体"/>
         <w:b/>
         <w:bCs/>
       </w:rPr>
@@ -3861,6 +4066,7 @@
         <w:spacing w:after="0" w:before="0" w:line="240" w:lineRule="auto"/>
       </w:pPr>
       <w:rPr>
+        <w:rFonts w:eastAsia="黑体"/>
         <w:b/>
         <w:bCs/>
       </w:rPr>
@@ -3878,12 +4084,14 @@
     </w:tblStylePr>
     <w:tblStylePr w:type="firstCol">
       <w:rPr>
+        <w:rFonts w:eastAsia="黑体"/>
         <w:b/>
         <w:bCs/>
       </w:rPr>
     </w:tblStylePr>
     <w:tblStylePr w:type="lastCol">
       <w:rPr>
+        <w:rFonts w:eastAsia="黑体"/>
         <w:b/>
         <w:bCs/>
       </w:rPr>
@@ -3922,6 +4130,7 @@
       <w:spacing w:after="0" w:line="240" w:lineRule="auto"/>
     </w:pPr>
     <w:rPr>
+      <w:rFonts w:eastAsia="黑体"/>
       <w:color w:themeColor="accent1" w:themeShade="BF" w:val="365F91"/>
     </w:rPr>
     <w:tblPr>
@@ -3944,6 +4153,7 @@
         <w:spacing w:after="0" w:before="0" w:line="240" w:lineRule="auto"/>
       </w:pPr>
       <w:rPr>
+        <w:rFonts w:eastAsia="黑体"/>
         <w:b/>
         <w:bCs/>
       </w:rPr>
@@ -3964,6 +4174,7 @@
         <w:spacing w:after="0" w:before="0" w:line="240" w:lineRule="auto"/>
       </w:pPr>
       <w:rPr>
+        <w:rFonts w:eastAsia="黑体"/>
         <w:b/>
         <w:bCs/>
       </w:rPr>
@@ -3981,12 +4192,14 @@
     </w:tblStylePr>
     <w:tblStylePr w:type="firstCol">
       <w:rPr>
+        <w:rFonts w:eastAsia="黑体"/>
         <w:b/>
         <w:bCs/>
       </w:rPr>
     </w:tblStylePr>
     <w:tblStylePr w:type="lastCol">
       <w:rPr>
+        <w:rFonts w:eastAsia="黑体"/>
         <w:b/>
         <w:bCs/>
       </w:rPr>
@@ -4025,6 +4238,7 @@
       <w:spacing w:after="0" w:line="240" w:lineRule="auto"/>
     </w:pPr>
     <w:rPr>
+      <w:rFonts w:eastAsia="黑体"/>
       <w:color w:themeColor="accent2" w:themeShade="BF" w:val="943634"/>
     </w:rPr>
     <w:tblPr>
@@ -4047,6 +4261,7 @@
         <w:spacing w:after="0" w:before="0" w:line="240" w:lineRule="auto"/>
       </w:pPr>
       <w:rPr>
+        <w:rFonts w:eastAsia="黑体"/>
         <w:b/>
         <w:bCs/>
       </w:rPr>
@@ -4067,6 +4282,7 @@
         <w:spacing w:after="0" w:before="0" w:line="240" w:lineRule="auto"/>
       </w:pPr>
       <w:rPr>
+        <w:rFonts w:eastAsia="黑体"/>
         <w:b/>
         <w:bCs/>
       </w:rPr>
@@ -4084,12 +4300,14 @@
     </w:tblStylePr>
     <w:tblStylePr w:type="firstCol">
       <w:rPr>
+        <w:rFonts w:eastAsia="黑体"/>
         <w:b/>
         <w:bCs/>
       </w:rPr>
     </w:tblStylePr>
     <w:tblStylePr w:type="lastCol">
       <w:rPr>
+        <w:rFonts w:eastAsia="黑体"/>
         <w:b/>
         <w:bCs/>
       </w:rPr>
@@ -4128,6 +4346,7 @@
       <w:spacing w:after="0" w:line="240" w:lineRule="auto"/>
     </w:pPr>
     <w:rPr>
+      <w:rFonts w:eastAsia="黑体"/>
       <w:color w:themeColor="accent3" w:themeShade="BF" w:val="76923C"/>
     </w:rPr>
     <w:tblPr>
@@ -4150,6 +4369,7 @@
         <w:spacing w:after="0" w:before="0" w:line="240" w:lineRule="auto"/>
       </w:pPr>
       <w:rPr>
+        <w:rFonts w:eastAsia="黑体"/>
         <w:b/>
         <w:bCs/>
       </w:rPr>
@@ -4170,6 +4390,7 @@
         <w:spacing w:after="0" w:before="0" w:line="240" w:lineRule="auto"/>
       </w:pPr>
       <w:rPr>
+        <w:rFonts w:eastAsia="黑体"/>
         <w:b/>
         <w:bCs/>
       </w:rPr>
@@ -4187,12 +4408,14 @@
     </w:tblStylePr>
     <w:tblStylePr w:type="firstCol">
       <w:rPr>
+        <w:rFonts w:eastAsia="黑体"/>
         <w:b/>
         <w:bCs/>
       </w:rPr>
     </w:tblStylePr>
     <w:tblStylePr w:type="lastCol">
       <w:rPr>
+        <w:rFonts w:eastAsia="黑体"/>
         <w:b/>
         <w:bCs/>
       </w:rPr>
@@ -4231,6 +4454,7 @@
       <w:spacing w:after="0" w:line="240" w:lineRule="auto"/>
     </w:pPr>
     <w:rPr>
+      <w:rFonts w:eastAsia="黑体"/>
       <w:color w:themeColor="accent4" w:themeShade="BF" w:val="5F497A"/>
     </w:rPr>
     <w:tblPr>
@@ -4253,6 +4477,7 @@
         <w:spacing w:after="0" w:before="0" w:line="240" w:lineRule="auto"/>
       </w:pPr>
       <w:rPr>
+        <w:rFonts w:eastAsia="黑体"/>
         <w:b/>
         <w:bCs/>
       </w:rPr>
@@ -4273,6 +4498,7 @@
         <w:spacing w:after="0" w:before="0" w:line="240" w:lineRule="auto"/>
       </w:pPr>
       <w:rPr>
+        <w:rFonts w:eastAsia="黑体"/>
         <w:b/>
         <w:bCs/>
       </w:rPr>
@@ -4290,12 +4516,14 @@
     </w:tblStylePr>
     <w:tblStylePr w:type="firstCol">
       <w:rPr>
+        <w:rFonts w:eastAsia="黑体"/>
         <w:b/>
         <w:bCs/>
       </w:rPr>
     </w:tblStylePr>
     <w:tblStylePr w:type="lastCol">
       <w:rPr>
+        <w:rFonts w:eastAsia="黑体"/>
         <w:b/>
         <w:bCs/>
       </w:rPr>
@@ -4334,6 +4562,7 @@
       <w:spacing w:after="0" w:line="240" w:lineRule="auto"/>
     </w:pPr>
     <w:rPr>
+      <w:rFonts w:eastAsia="黑体"/>
       <w:color w:themeColor="accent5" w:themeShade="BF" w:val="31849B"/>
     </w:rPr>
     <w:tblPr>
@@ -4356,6 +4585,7 @@
         <w:spacing w:after="0" w:before="0" w:line="240" w:lineRule="auto"/>
       </w:pPr>
       <w:rPr>
+        <w:rFonts w:eastAsia="黑体"/>
         <w:b/>
         <w:bCs/>
       </w:rPr>
@@ -4376,6 +4606,7 @@
         <w:spacing w:after="0" w:before="0" w:line="240" w:lineRule="auto"/>
       </w:pPr>
       <w:rPr>
+        <w:rFonts w:eastAsia="黑体"/>
         <w:b/>
         <w:bCs/>
       </w:rPr>
@@ -4393,12 +4624,14 @@
     </w:tblStylePr>
     <w:tblStylePr w:type="firstCol">
       <w:rPr>
+        <w:rFonts w:eastAsia="黑体"/>
         <w:b/>
         <w:bCs/>
       </w:rPr>
     </w:tblStylePr>
     <w:tblStylePr w:type="lastCol">
       <w:rPr>
+        <w:rFonts w:eastAsia="黑体"/>
         <w:b/>
         <w:bCs/>
       </w:rPr>
@@ -4437,6 +4670,7 @@
       <w:spacing w:after="0" w:line="240" w:lineRule="auto"/>
     </w:pPr>
     <w:rPr>
+      <w:rFonts w:eastAsia="黑体"/>
       <w:color w:themeColor="accent6" w:themeShade="BF" w:val="E36C0A"/>
     </w:rPr>
     <w:tblPr>
@@ -4459,6 +4693,7 @@
         <w:spacing w:after="0" w:before="0" w:line="240" w:lineRule="auto"/>
       </w:pPr>
       <w:rPr>
+        <w:rFonts w:eastAsia="黑体"/>
         <w:b/>
         <w:bCs/>
       </w:rPr>
@@ -4479,6 +4714,7 @@
         <w:spacing w:after="0" w:before="0" w:line="240" w:lineRule="auto"/>
       </w:pPr>
       <w:rPr>
+        <w:rFonts w:eastAsia="黑体"/>
         <w:b/>
         <w:bCs/>
       </w:rPr>
@@ -4496,12 +4732,14 @@
     </w:tblStylePr>
     <w:tblStylePr w:type="firstCol">
       <w:rPr>
+        <w:rFonts w:eastAsia="黑体"/>
         <w:b/>
         <w:bCs/>
       </w:rPr>
     </w:tblStylePr>
     <w:tblStylePr w:type="lastCol">
       <w:rPr>
+        <w:rFonts w:eastAsia="黑体"/>
         <w:b/>
         <w:bCs/>
       </w:rPr>
@@ -4561,6 +4799,7 @@
         <w:spacing w:after="0" w:before="0" w:line="240" w:lineRule="auto"/>
       </w:pPr>
       <w:rPr>
+        <w:rFonts w:eastAsia="黑体"/>
         <w:b/>
         <w:bCs/>
         <w:color w:themeColor="background1" w:val="FFFFFF"/>
@@ -4575,6 +4814,7 @@
         <w:spacing w:after="0" w:before="0" w:line="240" w:lineRule="auto"/>
       </w:pPr>
       <w:rPr>
+        <w:rFonts w:eastAsia="黑体"/>
         <w:b/>
         <w:bCs/>
       </w:rPr>
@@ -4590,12 +4830,14 @@
     </w:tblStylePr>
     <w:tblStylePr w:type="firstCol">
       <w:rPr>
+        <w:rFonts w:eastAsia="黑体"/>
         <w:b/>
         <w:bCs/>
       </w:rPr>
     </w:tblStylePr>
     <w:tblStylePr w:type="lastCol">
       <w:rPr>
+        <w:rFonts w:eastAsia="黑体"/>
         <w:b/>
         <w:bCs/>
       </w:rPr>
@@ -4653,6 +4895,7 @@
         <w:spacing w:after="0" w:before="0" w:line="240" w:lineRule="auto"/>
       </w:pPr>
       <w:rPr>
+        <w:rFonts w:eastAsia="黑体"/>
         <w:b/>
         <w:bCs/>
         <w:color w:themeColor="background1" w:val="FFFFFF"/>
@@ -4667,6 +4910,7 @@
         <w:spacing w:after="0" w:before="0" w:line="240" w:lineRule="auto"/>
       </w:pPr>
       <w:rPr>
+        <w:rFonts w:eastAsia="黑体"/>
         <w:b/>
         <w:bCs/>
       </w:rPr>
@@ -4682,12 +4926,14 @@
     </w:tblStylePr>
     <w:tblStylePr w:type="firstCol">
       <w:rPr>
+        <w:rFonts w:eastAsia="黑体"/>
         <w:b/>
         <w:bCs/>
       </w:rPr>
     </w:tblStylePr>
     <w:tblStylePr w:type="lastCol">
       <w:rPr>
+        <w:rFonts w:eastAsia="黑体"/>
         <w:b/>
         <w:bCs/>
       </w:rPr>
@@ -4745,6 +4991,7 @@
         <w:spacing w:after="0" w:before="0" w:line="240" w:lineRule="auto"/>
       </w:pPr>
       <w:rPr>
+        <w:rFonts w:eastAsia="黑体"/>
         <w:b/>
         <w:bCs/>
         <w:color w:themeColor="background1" w:val="FFFFFF"/>
@@ -4759,6 +5006,7 @@
         <w:spacing w:after="0" w:before="0" w:line="240" w:lineRule="auto"/>
       </w:pPr>
       <w:rPr>
+        <w:rFonts w:eastAsia="黑体"/>
         <w:b/>
         <w:bCs/>
       </w:rPr>
@@ -4774,12 +5022,14 @@
     </w:tblStylePr>
     <w:tblStylePr w:type="firstCol">
       <w:rPr>
+        <w:rFonts w:eastAsia="黑体"/>
         <w:b/>
         <w:bCs/>
       </w:rPr>
     </w:tblStylePr>
     <w:tblStylePr w:type="lastCol">
       <w:rPr>
+        <w:rFonts w:eastAsia="黑体"/>
         <w:b/>
         <w:bCs/>
       </w:rPr>
@@ -4837,6 +5087,7 @@
         <w:spacing w:after="0" w:before="0" w:line="240" w:lineRule="auto"/>
       </w:pPr>
       <w:rPr>
+        <w:rFonts w:eastAsia="黑体"/>
         <w:b/>
         <w:bCs/>
         <w:color w:themeColor="background1" w:val="FFFFFF"/>
@@ -4851,6 +5102,7 @@
         <w:spacing w:after="0" w:before="0" w:line="240" w:lineRule="auto"/>
       </w:pPr>
       <w:rPr>
+        <w:rFonts w:eastAsia="黑体"/>
         <w:b/>
         <w:bCs/>
       </w:rPr>
@@ -4866,12 +5118,14 @@
     </w:tblStylePr>
     <w:tblStylePr w:type="firstCol">
       <w:rPr>
+        <w:rFonts w:eastAsia="黑体"/>
         <w:b/>
         <w:bCs/>
       </w:rPr>
     </w:tblStylePr>
     <w:tblStylePr w:type="lastCol">
       <w:rPr>
+        <w:rFonts w:eastAsia="黑体"/>
         <w:b/>
         <w:bCs/>
       </w:rPr>
@@ -4929,6 +5183,7 @@
         <w:spacing w:after="0" w:before="0" w:line="240" w:lineRule="auto"/>
       </w:pPr>
       <w:rPr>
+        <w:rFonts w:eastAsia="黑体"/>
         <w:b/>
         <w:bCs/>
         <w:color w:themeColor="background1" w:val="FFFFFF"/>
@@ -4943,6 +5198,7 @@
         <w:spacing w:after="0" w:before="0" w:line="240" w:lineRule="auto"/>
       </w:pPr>
       <w:rPr>
+        <w:rFonts w:eastAsia="黑体"/>
         <w:b/>
         <w:bCs/>
       </w:rPr>
@@ -4958,12 +5214,14 @@
     </w:tblStylePr>
     <w:tblStylePr w:type="firstCol">
       <w:rPr>
+        <w:rFonts w:eastAsia="黑体"/>
         <w:b/>
         <w:bCs/>
       </w:rPr>
     </w:tblStylePr>
     <w:tblStylePr w:type="lastCol">
       <w:rPr>
+        <w:rFonts w:eastAsia="黑体"/>
         <w:b/>
         <w:bCs/>
       </w:rPr>
@@ -5021,6 +5279,7 @@
         <w:spacing w:after="0" w:before="0" w:line="240" w:lineRule="auto"/>
       </w:pPr>
       <w:rPr>
+        <w:rFonts w:eastAsia="黑体"/>
         <w:b/>
         <w:bCs/>
         <w:color w:themeColor="background1" w:val="FFFFFF"/>
@@ -5035,6 +5294,7 @@
         <w:spacing w:after="0" w:before="0" w:line="240" w:lineRule="auto"/>
       </w:pPr>
       <w:rPr>
+        <w:rFonts w:eastAsia="黑体"/>
         <w:b/>
         <w:bCs/>
       </w:rPr>
@@ -5050,12 +5310,14 @@
     </w:tblStylePr>
     <w:tblStylePr w:type="firstCol">
       <w:rPr>
+        <w:rFonts w:eastAsia="黑体"/>
         <w:b/>
         <w:bCs/>
       </w:rPr>
     </w:tblStylePr>
     <w:tblStylePr w:type="lastCol">
       <w:rPr>
+        <w:rFonts w:eastAsia="黑体"/>
         <w:b/>
         <w:bCs/>
       </w:rPr>
@@ -5113,6 +5375,7 @@
         <w:spacing w:after="0" w:before="0" w:line="240" w:lineRule="auto"/>
       </w:pPr>
       <w:rPr>
+        <w:rFonts w:eastAsia="黑体"/>
         <w:b/>
         <w:bCs/>
         <w:color w:themeColor="background1" w:val="FFFFFF"/>
@@ -5127,6 +5390,7 @@
         <w:spacing w:after="0" w:before="0" w:line="240" w:lineRule="auto"/>
       </w:pPr>
       <w:rPr>
+        <w:rFonts w:eastAsia="黑体"/>
         <w:b/>
         <w:bCs/>
       </w:rPr>
@@ -5142,12 +5406,14 @@
     </w:tblStylePr>
     <w:tblStylePr w:type="firstCol">
       <w:rPr>
+        <w:rFonts w:eastAsia="黑体"/>
         <w:b/>
         <w:bCs/>
       </w:rPr>
     </w:tblStylePr>
     <w:tblStylePr w:type="lastCol">
       <w:rPr>
+        <w:rFonts w:eastAsia="黑体"/>
         <w:b/>
         <w:bCs/>
       </w:rPr>
@@ -5207,7 +5473,7 @@
         <w:spacing w:after="0" w:before="0" w:line="240" w:lineRule="auto"/>
       </w:pPr>
       <w:rPr>
-        <w:rFonts w:asciiTheme="majorHAnsi" w:cstheme="majorBidi" w:eastAsiaTheme="majorEastAsia" w:hAnsiTheme="majorHAnsi"/>
+        <w:rFonts w:asciiTheme="majorHAnsi" w:cstheme="majorBidi" w:hAnsiTheme="majorHAnsi" w:eastAsia="黑体"/>
         <w:b/>
         <w:bCs/>
       </w:rPr>
@@ -5228,7 +5494,7 @@
         <w:spacing w:after="0" w:before="0" w:line="240" w:lineRule="auto"/>
       </w:pPr>
       <w:rPr>
-        <w:rFonts w:asciiTheme="majorHAnsi" w:cstheme="majorBidi" w:eastAsiaTheme="majorEastAsia" w:hAnsiTheme="majorHAnsi"/>
+        <w:rFonts w:asciiTheme="majorHAnsi" w:cstheme="majorBidi" w:hAnsiTheme="majorHAnsi" w:eastAsia="黑体"/>
         <w:b/>
         <w:bCs/>
       </w:rPr>
@@ -5246,14 +5512,14 @@
     </w:tblStylePr>
     <w:tblStylePr w:type="firstCol">
       <w:rPr>
-        <w:rFonts w:asciiTheme="majorHAnsi" w:cstheme="majorBidi" w:eastAsiaTheme="majorEastAsia" w:hAnsiTheme="majorHAnsi"/>
+        <w:rFonts w:asciiTheme="majorHAnsi" w:cstheme="majorBidi" w:hAnsiTheme="majorHAnsi" w:eastAsia="黑体"/>
         <w:b/>
         <w:bCs/>
       </w:rPr>
     </w:tblStylePr>
     <w:tblStylePr w:type="lastCol">
       <w:rPr>
-        <w:rFonts w:asciiTheme="majorHAnsi" w:cstheme="majorBidi" w:eastAsiaTheme="majorEastAsia" w:hAnsiTheme="majorHAnsi"/>
+        <w:rFonts w:asciiTheme="majorHAnsi" w:cstheme="majorBidi" w:hAnsiTheme="majorHAnsi" w:eastAsia="黑体"/>
         <w:b/>
         <w:bCs/>
       </w:rPr>
@@ -5337,7 +5603,7 @@
         <w:spacing w:after="0" w:before="0" w:line="240" w:lineRule="auto"/>
       </w:pPr>
       <w:rPr>
-        <w:rFonts w:asciiTheme="majorHAnsi" w:cstheme="majorBidi" w:eastAsiaTheme="majorEastAsia" w:hAnsiTheme="majorHAnsi"/>
+        <w:rFonts w:asciiTheme="majorHAnsi" w:cstheme="majorBidi" w:hAnsiTheme="majorHAnsi" w:eastAsia="黑体"/>
         <w:b/>
         <w:bCs/>
       </w:rPr>
@@ -5358,7 +5624,7 @@
         <w:spacing w:after="0" w:before="0" w:line="240" w:lineRule="auto"/>
       </w:pPr>
       <w:rPr>
-        <w:rFonts w:asciiTheme="majorHAnsi" w:cstheme="majorBidi" w:eastAsiaTheme="majorEastAsia" w:hAnsiTheme="majorHAnsi"/>
+        <w:rFonts w:asciiTheme="majorHAnsi" w:cstheme="majorBidi" w:hAnsiTheme="majorHAnsi" w:eastAsia="黑体"/>
         <w:b/>
         <w:bCs/>
       </w:rPr>
@@ -5376,14 +5642,14 @@
     </w:tblStylePr>
     <w:tblStylePr w:type="firstCol">
       <w:rPr>
-        <w:rFonts w:asciiTheme="majorHAnsi" w:cstheme="majorBidi" w:eastAsiaTheme="majorEastAsia" w:hAnsiTheme="majorHAnsi"/>
+        <w:rFonts w:asciiTheme="majorHAnsi" w:cstheme="majorBidi" w:hAnsiTheme="majorHAnsi" w:eastAsia="黑体"/>
         <w:b/>
         <w:bCs/>
       </w:rPr>
     </w:tblStylePr>
     <w:tblStylePr w:type="lastCol">
       <w:rPr>
-        <w:rFonts w:asciiTheme="majorHAnsi" w:cstheme="majorBidi" w:eastAsiaTheme="majorEastAsia" w:hAnsiTheme="majorHAnsi"/>
+        <w:rFonts w:asciiTheme="majorHAnsi" w:cstheme="majorBidi" w:hAnsiTheme="majorHAnsi" w:eastAsia="黑体"/>
         <w:b/>
         <w:bCs/>
       </w:rPr>
@@ -5467,7 +5733,7 @@
         <w:spacing w:after="0" w:before="0" w:line="240" w:lineRule="auto"/>
       </w:pPr>
       <w:rPr>
-        <w:rFonts w:asciiTheme="majorHAnsi" w:cstheme="majorBidi" w:eastAsiaTheme="majorEastAsia" w:hAnsiTheme="majorHAnsi"/>
+        <w:rFonts w:asciiTheme="majorHAnsi" w:cstheme="majorBidi" w:hAnsiTheme="majorHAnsi" w:eastAsia="黑体"/>
         <w:b/>
         <w:bCs/>
       </w:rPr>
@@ -5488,7 +5754,7 @@
         <w:spacing w:after="0" w:before="0" w:line="240" w:lineRule="auto"/>
       </w:pPr>
       <w:rPr>
-        <w:rFonts w:asciiTheme="majorHAnsi" w:cstheme="majorBidi" w:eastAsiaTheme="majorEastAsia" w:hAnsiTheme="majorHAnsi"/>
+        <w:rFonts w:asciiTheme="majorHAnsi" w:cstheme="majorBidi" w:hAnsiTheme="majorHAnsi" w:eastAsia="黑体"/>
         <w:b/>
         <w:bCs/>
       </w:rPr>
@@ -5506,14 +5772,14 @@
     </w:tblStylePr>
     <w:tblStylePr w:type="firstCol">
       <w:rPr>
-        <w:rFonts w:asciiTheme="majorHAnsi" w:cstheme="majorBidi" w:eastAsiaTheme="majorEastAsia" w:hAnsiTheme="majorHAnsi"/>
+        <w:rFonts w:asciiTheme="majorHAnsi" w:cstheme="majorBidi" w:hAnsiTheme="majorHAnsi" w:eastAsia="黑体"/>
         <w:b/>
         <w:bCs/>
       </w:rPr>
     </w:tblStylePr>
     <w:tblStylePr w:type="lastCol">
       <w:rPr>
-        <w:rFonts w:asciiTheme="majorHAnsi" w:cstheme="majorBidi" w:eastAsiaTheme="majorEastAsia" w:hAnsiTheme="majorHAnsi"/>
+        <w:rFonts w:asciiTheme="majorHAnsi" w:cstheme="majorBidi" w:hAnsiTheme="majorHAnsi" w:eastAsia="黑体"/>
         <w:b/>
         <w:bCs/>
       </w:rPr>
@@ -5597,7 +5863,7 @@
         <w:spacing w:after="0" w:before="0" w:line="240" w:lineRule="auto"/>
       </w:pPr>
       <w:rPr>
-        <w:rFonts w:asciiTheme="majorHAnsi" w:cstheme="majorBidi" w:eastAsiaTheme="majorEastAsia" w:hAnsiTheme="majorHAnsi"/>
+        <w:rFonts w:asciiTheme="majorHAnsi" w:cstheme="majorBidi" w:hAnsiTheme="majorHAnsi" w:eastAsia="黑体"/>
         <w:b/>
         <w:bCs/>
       </w:rPr>
@@ -5618,7 +5884,7 @@
         <w:spacing w:after="0" w:before="0" w:line="240" w:lineRule="auto"/>
       </w:pPr>
       <w:rPr>
-        <w:rFonts w:asciiTheme="majorHAnsi" w:cstheme="majorBidi" w:eastAsiaTheme="majorEastAsia" w:hAnsiTheme="majorHAnsi"/>
+        <w:rFonts w:asciiTheme="majorHAnsi" w:cstheme="majorBidi" w:hAnsiTheme="majorHAnsi" w:eastAsia="黑体"/>
         <w:b/>
         <w:bCs/>
       </w:rPr>
@@ -5636,14 +5902,14 @@
     </w:tblStylePr>
     <w:tblStylePr w:type="firstCol">
       <w:rPr>
-        <w:rFonts w:asciiTheme="majorHAnsi" w:cstheme="majorBidi" w:eastAsiaTheme="majorEastAsia" w:hAnsiTheme="majorHAnsi"/>
+        <w:rFonts w:asciiTheme="majorHAnsi" w:cstheme="majorBidi" w:hAnsiTheme="majorHAnsi" w:eastAsia="黑体"/>
         <w:b/>
         <w:bCs/>
       </w:rPr>
     </w:tblStylePr>
     <w:tblStylePr w:type="lastCol">
       <w:rPr>
-        <w:rFonts w:asciiTheme="majorHAnsi" w:cstheme="majorBidi" w:eastAsiaTheme="majorEastAsia" w:hAnsiTheme="majorHAnsi"/>
+        <w:rFonts w:asciiTheme="majorHAnsi" w:cstheme="majorBidi" w:hAnsiTheme="majorHAnsi" w:eastAsia="黑体"/>
         <w:b/>
         <w:bCs/>
       </w:rPr>
@@ -5727,7 +5993,7 @@
         <w:spacing w:after="0" w:before="0" w:line="240" w:lineRule="auto"/>
       </w:pPr>
       <w:rPr>
-        <w:rFonts w:asciiTheme="majorHAnsi" w:cstheme="majorBidi" w:eastAsiaTheme="majorEastAsia" w:hAnsiTheme="majorHAnsi"/>
+        <w:rFonts w:asciiTheme="majorHAnsi" w:cstheme="majorBidi" w:hAnsiTheme="majorHAnsi" w:eastAsia="黑体"/>
         <w:b/>
         <w:bCs/>
       </w:rPr>
@@ -5748,7 +6014,7 @@
         <w:spacing w:after="0" w:before="0" w:line="240" w:lineRule="auto"/>
       </w:pPr>
       <w:rPr>
-        <w:rFonts w:asciiTheme="majorHAnsi" w:cstheme="majorBidi" w:eastAsiaTheme="majorEastAsia" w:hAnsiTheme="majorHAnsi"/>
+        <w:rFonts w:asciiTheme="majorHAnsi" w:cstheme="majorBidi" w:hAnsiTheme="majorHAnsi" w:eastAsia="黑体"/>
         <w:b/>
         <w:bCs/>
       </w:rPr>
@@ -5766,14 +6032,14 @@
     </w:tblStylePr>
     <w:tblStylePr w:type="firstCol">
       <w:rPr>
-        <w:rFonts w:asciiTheme="majorHAnsi" w:cstheme="majorBidi" w:eastAsiaTheme="majorEastAsia" w:hAnsiTheme="majorHAnsi"/>
+        <w:rFonts w:asciiTheme="majorHAnsi" w:cstheme="majorBidi" w:hAnsiTheme="majorHAnsi" w:eastAsia="黑体"/>
         <w:b/>
         <w:bCs/>
       </w:rPr>
     </w:tblStylePr>
     <w:tblStylePr w:type="lastCol">
       <w:rPr>
-        <w:rFonts w:asciiTheme="majorHAnsi" w:cstheme="majorBidi" w:eastAsiaTheme="majorEastAsia" w:hAnsiTheme="majorHAnsi"/>
+        <w:rFonts w:asciiTheme="majorHAnsi" w:cstheme="majorBidi" w:hAnsiTheme="majorHAnsi" w:eastAsia="黑体"/>
         <w:b/>
         <w:bCs/>
       </w:rPr>
@@ -5857,7 +6123,7 @@
         <w:spacing w:after="0" w:before="0" w:line="240" w:lineRule="auto"/>
       </w:pPr>
       <w:rPr>
-        <w:rFonts w:asciiTheme="majorHAnsi" w:cstheme="majorBidi" w:eastAsiaTheme="majorEastAsia" w:hAnsiTheme="majorHAnsi"/>
+        <w:rFonts w:asciiTheme="majorHAnsi" w:cstheme="majorBidi" w:hAnsiTheme="majorHAnsi" w:eastAsia="黑体"/>
         <w:b/>
         <w:bCs/>
       </w:rPr>
@@ -5878,7 +6144,7 @@
         <w:spacing w:after="0" w:before="0" w:line="240" w:lineRule="auto"/>
       </w:pPr>
       <w:rPr>
-        <w:rFonts w:asciiTheme="majorHAnsi" w:cstheme="majorBidi" w:eastAsiaTheme="majorEastAsia" w:hAnsiTheme="majorHAnsi"/>
+        <w:rFonts w:asciiTheme="majorHAnsi" w:cstheme="majorBidi" w:hAnsiTheme="majorHAnsi" w:eastAsia="黑体"/>
         <w:b/>
         <w:bCs/>
       </w:rPr>
@@ -5896,14 +6162,14 @@
     </w:tblStylePr>
     <w:tblStylePr w:type="firstCol">
       <w:rPr>
-        <w:rFonts w:asciiTheme="majorHAnsi" w:cstheme="majorBidi" w:eastAsiaTheme="majorEastAsia" w:hAnsiTheme="majorHAnsi"/>
+        <w:rFonts w:asciiTheme="majorHAnsi" w:cstheme="majorBidi" w:hAnsiTheme="majorHAnsi" w:eastAsia="黑体"/>
         <w:b/>
         <w:bCs/>
       </w:rPr>
     </w:tblStylePr>
     <w:tblStylePr w:type="lastCol">
       <w:rPr>
-        <w:rFonts w:asciiTheme="majorHAnsi" w:cstheme="majorBidi" w:eastAsiaTheme="majorEastAsia" w:hAnsiTheme="majorHAnsi"/>
+        <w:rFonts w:asciiTheme="majorHAnsi" w:cstheme="majorBidi" w:hAnsiTheme="majorHAnsi" w:eastAsia="黑体"/>
         <w:b/>
         <w:bCs/>
       </w:rPr>
@@ -5987,7 +6253,7 @@
         <w:spacing w:after="0" w:before="0" w:line="240" w:lineRule="auto"/>
       </w:pPr>
       <w:rPr>
-        <w:rFonts w:asciiTheme="majorHAnsi" w:cstheme="majorBidi" w:eastAsiaTheme="majorEastAsia" w:hAnsiTheme="majorHAnsi"/>
+        <w:rFonts w:asciiTheme="majorHAnsi" w:cstheme="majorBidi" w:hAnsiTheme="majorHAnsi" w:eastAsia="黑体"/>
         <w:b/>
         <w:bCs/>
       </w:rPr>
@@ -6008,7 +6274,7 @@
         <w:spacing w:after="0" w:before="0" w:line="240" w:lineRule="auto"/>
       </w:pPr>
       <w:rPr>
-        <w:rFonts w:asciiTheme="majorHAnsi" w:cstheme="majorBidi" w:eastAsiaTheme="majorEastAsia" w:hAnsiTheme="majorHAnsi"/>
+        <w:rFonts w:asciiTheme="majorHAnsi" w:cstheme="majorBidi" w:hAnsiTheme="majorHAnsi" w:eastAsia="黑体"/>
         <w:b/>
         <w:bCs/>
       </w:rPr>
@@ -6026,14 +6292,14 @@
     </w:tblStylePr>
     <w:tblStylePr w:type="firstCol">
       <w:rPr>
-        <w:rFonts w:asciiTheme="majorHAnsi" w:cstheme="majorBidi" w:eastAsiaTheme="majorEastAsia" w:hAnsiTheme="majorHAnsi"/>
+        <w:rFonts w:asciiTheme="majorHAnsi" w:cstheme="majorBidi" w:hAnsiTheme="majorHAnsi" w:eastAsia="黑体"/>
         <w:b/>
         <w:bCs/>
       </w:rPr>
     </w:tblStylePr>
     <w:tblStylePr w:type="lastCol">
       <w:rPr>
-        <w:rFonts w:asciiTheme="majorHAnsi" w:cstheme="majorBidi" w:eastAsiaTheme="majorEastAsia" w:hAnsiTheme="majorHAnsi"/>
+        <w:rFonts w:asciiTheme="majorHAnsi" w:cstheme="majorBidi" w:hAnsiTheme="majorHAnsi" w:eastAsia="黑体"/>
         <w:b/>
         <w:bCs/>
       </w:rPr>
@@ -6116,6 +6382,7 @@
         <w:spacing w:after="0" w:before="0" w:line="240" w:lineRule="auto"/>
       </w:pPr>
       <w:rPr>
+        <w:rFonts w:eastAsia="黑体"/>
         <w:b/>
         <w:bCs/>
         <w:color w:themeColor="background1" w:val="FFFFFF"/>
@@ -6138,6 +6405,7 @@
         <w:spacing w:after="0" w:before="0" w:line="240" w:lineRule="auto"/>
       </w:pPr>
       <w:rPr>
+        <w:rFonts w:eastAsia="黑体"/>
         <w:b/>
         <w:bCs/>
       </w:rPr>
@@ -6155,12 +6423,14 @@
     </w:tblStylePr>
     <w:tblStylePr w:type="firstCol">
       <w:rPr>
+        <w:rFonts w:eastAsia="黑体"/>
         <w:b/>
         <w:bCs/>
       </w:rPr>
     </w:tblStylePr>
     <w:tblStylePr w:type="lastCol">
       <w:rPr>
+        <w:rFonts w:eastAsia="黑体"/>
         <w:b/>
         <w:bCs/>
       </w:rPr>
@@ -6222,6 +6492,7 @@
         <w:spacing w:after="0" w:before="0" w:line="240" w:lineRule="auto"/>
       </w:pPr>
       <w:rPr>
+        <w:rFonts w:eastAsia="黑体"/>
         <w:b/>
         <w:bCs/>
         <w:color w:themeColor="background1" w:val="FFFFFF"/>
@@ -6244,6 +6515,7 @@
         <w:spacing w:after="0" w:before="0" w:line="240" w:lineRule="auto"/>
       </w:pPr>
       <w:rPr>
+        <w:rFonts w:eastAsia="黑体"/>
         <w:b/>
         <w:bCs/>
       </w:rPr>
@@ -6261,12 +6533,14 @@
     </w:tblStylePr>
     <w:tblStylePr w:type="firstCol">
       <w:rPr>
+        <w:rFonts w:eastAsia="黑体"/>
         <w:b/>
         <w:bCs/>
       </w:rPr>
     </w:tblStylePr>
     <w:tblStylePr w:type="lastCol">
       <w:rPr>
+        <w:rFonts w:eastAsia="黑体"/>
         <w:b/>
         <w:bCs/>
       </w:rPr>
@@ -6328,6 +6602,7 @@
         <w:spacing w:after="0" w:before="0" w:line="240" w:lineRule="auto"/>
       </w:pPr>
       <w:rPr>
+        <w:rFonts w:eastAsia="黑体"/>
         <w:b/>
         <w:bCs/>
         <w:color w:themeColor="background1" w:val="FFFFFF"/>
@@ -6350,6 +6625,7 @@
         <w:spacing w:after="0" w:before="0" w:line="240" w:lineRule="auto"/>
       </w:pPr>
       <w:rPr>
+        <w:rFonts w:eastAsia="黑体"/>
         <w:b/>
         <w:bCs/>
       </w:rPr>
@@ -6367,12 +6643,14 @@
     </w:tblStylePr>
     <w:tblStylePr w:type="firstCol">
       <w:rPr>
+        <w:rFonts w:eastAsia="黑体"/>
         <w:b/>
         <w:bCs/>
       </w:rPr>
     </w:tblStylePr>
     <w:tblStylePr w:type="lastCol">
       <w:rPr>
+        <w:rFonts w:eastAsia="黑体"/>
         <w:b/>
         <w:bCs/>
       </w:rPr>
@@ -6434,6 +6712,7 @@
         <w:spacing w:after="0" w:before="0" w:line="240" w:lineRule="auto"/>
       </w:pPr>
       <w:rPr>
+        <w:rFonts w:eastAsia="黑体"/>
         <w:b/>
         <w:bCs/>
         <w:color w:themeColor="background1" w:val="FFFFFF"/>
@@ -6456,6 +6735,7 @@
         <w:spacing w:after="0" w:before="0" w:line="240" w:lineRule="auto"/>
       </w:pPr>
       <w:rPr>
+        <w:rFonts w:eastAsia="黑体"/>
         <w:b/>
         <w:bCs/>
       </w:rPr>
@@ -6473,12 +6753,14 @@
     </w:tblStylePr>
     <w:tblStylePr w:type="firstCol">
       <w:rPr>
+        <w:rFonts w:eastAsia="黑体"/>
         <w:b/>
         <w:bCs/>
       </w:rPr>
     </w:tblStylePr>
     <w:tblStylePr w:type="lastCol">
       <w:rPr>
+        <w:rFonts w:eastAsia="黑体"/>
         <w:b/>
         <w:bCs/>
       </w:rPr>
@@ -6540,6 +6822,7 @@
         <w:spacing w:after="0" w:before="0" w:line="240" w:lineRule="auto"/>
       </w:pPr>
       <w:rPr>
+        <w:rFonts w:eastAsia="黑体"/>
         <w:b/>
         <w:bCs/>
         <w:color w:themeColor="background1" w:val="FFFFFF"/>
@@ -6562,6 +6845,7 @@
         <w:spacing w:after="0" w:before="0" w:line="240" w:lineRule="auto"/>
       </w:pPr>
       <w:rPr>
+        <w:rFonts w:eastAsia="黑体"/>
         <w:b/>
         <w:bCs/>
       </w:rPr>
@@ -6579,12 +6863,14 @@
     </w:tblStylePr>
     <w:tblStylePr w:type="firstCol">
       <w:rPr>
+        <w:rFonts w:eastAsia="黑体"/>
         <w:b/>
         <w:bCs/>
       </w:rPr>
     </w:tblStylePr>
     <w:tblStylePr w:type="lastCol">
       <w:rPr>
+        <w:rFonts w:eastAsia="黑体"/>
         <w:b/>
         <w:bCs/>
       </w:rPr>
@@ -6646,6 +6932,7 @@
         <w:spacing w:after="0" w:before="0" w:line="240" w:lineRule="auto"/>
       </w:pPr>
       <w:rPr>
+        <w:rFonts w:eastAsia="黑体"/>
         <w:b/>
         <w:bCs/>
         <w:color w:themeColor="background1" w:val="FFFFFF"/>
@@ -6668,6 +6955,7 @@
         <w:spacing w:after="0" w:before="0" w:line="240" w:lineRule="auto"/>
       </w:pPr>
       <w:rPr>
+        <w:rFonts w:eastAsia="黑体"/>
         <w:b/>
         <w:bCs/>
       </w:rPr>
@@ -6685,12 +6973,14 @@
     </w:tblStylePr>
     <w:tblStylePr w:type="firstCol">
       <w:rPr>
+        <w:rFonts w:eastAsia="黑体"/>
         <w:b/>
         <w:bCs/>
       </w:rPr>
     </w:tblStylePr>
     <w:tblStylePr w:type="lastCol">
       <w:rPr>
+        <w:rFonts w:eastAsia="黑体"/>
         <w:b/>
         <w:bCs/>
       </w:rPr>
@@ -6752,6 +7042,7 @@
         <w:spacing w:after="0" w:before="0" w:line="240" w:lineRule="auto"/>
       </w:pPr>
       <w:rPr>
+        <w:rFonts w:eastAsia="黑体"/>
         <w:b/>
         <w:bCs/>
         <w:color w:themeColor="background1" w:val="FFFFFF"/>
@@ -6774,6 +7065,7 @@
         <w:spacing w:after="0" w:before="0" w:line="240" w:lineRule="auto"/>
       </w:pPr>
       <w:rPr>
+        <w:rFonts w:eastAsia="黑体"/>
         <w:b/>
         <w:bCs/>
       </w:rPr>
@@ -6791,12 +7083,14 @@
     </w:tblStylePr>
     <w:tblStylePr w:type="firstCol">
       <w:rPr>
+        <w:rFonts w:eastAsia="黑体"/>
         <w:b/>
         <w:bCs/>
       </w:rPr>
     </w:tblStylePr>
     <w:tblStylePr w:type="lastCol">
       <w:rPr>
+        <w:rFonts w:eastAsia="黑体"/>
         <w:b/>
         <w:bCs/>
       </w:rPr>
@@ -6855,6 +7149,7 @@
         <w:spacing w:after="0" w:before="0" w:line="240" w:lineRule="auto"/>
       </w:pPr>
       <w:rPr>
+        <w:rFonts w:eastAsia="黑体"/>
         <w:b/>
         <w:bCs/>
         <w:color w:themeColor="background1" w:val="FFFFFF"/>
@@ -6877,6 +7172,7 @@
         <w:spacing w:after="0" w:before="0" w:line="240" w:lineRule="auto"/>
       </w:pPr>
       <w:rPr>
+        <w:rFonts w:eastAsia="黑体"/>
         <w:color w:val="auto"/>
       </w:rPr>
       <w:tblPr/>
@@ -6894,6 +7190,7 @@
     </w:tblStylePr>
     <w:tblStylePr w:type="firstCol">
       <w:rPr>
+        <w:rFonts w:eastAsia="黑体"/>
         <w:b/>
         <w:bCs/>
         <w:color w:themeColor="background1" w:val="FFFFFF"/>
@@ -6913,6 +7210,7 @@
     </w:tblStylePr>
     <w:tblStylePr w:type="lastCol">
       <w:rPr>
+        <w:rFonts w:eastAsia="黑体"/>
         <w:b/>
         <w:bCs/>
         <w:color w:themeColor="background1" w:val="FFFFFF"/>
@@ -6961,6 +7259,7 @@
     </w:tblStylePr>
     <w:tblStylePr w:type="nwCell">
       <w:rPr>
+        <w:rFonts w:eastAsia="黑体"/>
         <w:color w:themeColor="background1" w:val="FFFFFF"/>
       </w:rPr>
       <w:tblPr/>
@@ -7004,6 +7303,7 @@
         <w:spacing w:after="0" w:before="0" w:line="240" w:lineRule="auto"/>
       </w:pPr>
       <w:rPr>
+        <w:rFonts w:eastAsia="黑体"/>
         <w:b/>
         <w:bCs/>
         <w:color w:themeColor="background1" w:val="FFFFFF"/>
@@ -7026,6 +7326,7 @@
         <w:spacing w:after="0" w:before="0" w:line="240" w:lineRule="auto"/>
       </w:pPr>
       <w:rPr>
+        <w:rFonts w:eastAsia="黑体"/>
         <w:color w:val="auto"/>
       </w:rPr>
       <w:tblPr/>
@@ -7043,6 +7344,7 @@
     </w:tblStylePr>
     <w:tblStylePr w:type="firstCol">
       <w:rPr>
+        <w:rFonts w:eastAsia="黑体"/>
         <w:b/>
         <w:bCs/>
         <w:color w:themeColor="background1" w:val="FFFFFF"/>
@@ -7062,6 +7364,7 @@
     </w:tblStylePr>
     <w:tblStylePr w:type="lastCol">
       <w:rPr>
+        <w:rFonts w:eastAsia="黑体"/>
         <w:b/>
         <w:bCs/>
         <w:color w:themeColor="background1" w:val="FFFFFF"/>
@@ -7110,6 +7413,7 @@
     </w:tblStylePr>
     <w:tblStylePr w:type="nwCell">
       <w:rPr>
+        <w:rFonts w:eastAsia="黑体"/>
         <w:color w:themeColor="background1" w:val="FFFFFF"/>
       </w:rPr>
       <w:tblPr/>
@@ -7153,6 +7457,7 @@
         <w:spacing w:after="0" w:before="0" w:line="240" w:lineRule="auto"/>
       </w:pPr>
       <w:rPr>
+        <w:rFonts w:eastAsia="黑体"/>
         <w:b/>
         <w:bCs/>
         <w:color w:themeColor="background1" w:val="FFFFFF"/>
@@ -7175,6 +7480,7 @@
         <w:spacing w:after="0" w:before="0" w:line="240" w:lineRule="auto"/>
       </w:pPr>
       <w:rPr>
+        <w:rFonts w:eastAsia="黑体"/>
         <w:color w:val="auto"/>
       </w:rPr>
       <w:tblPr/>
@@ -7192,6 +7498,7 @@
     </w:tblStylePr>
     <w:tblStylePr w:type="firstCol">
       <w:rPr>
+        <w:rFonts w:eastAsia="黑体"/>
         <w:b/>
         <w:bCs/>
         <w:color w:themeColor="background1" w:val="FFFFFF"/>
@@ -7211,6 +7518,7 @@
     </w:tblStylePr>
     <w:tblStylePr w:type="lastCol">
       <w:rPr>
+        <w:rFonts w:eastAsia="黑体"/>
         <w:b/>
         <w:bCs/>
         <w:color w:themeColor="background1" w:val="FFFFFF"/>
@@ -7259,6 +7567,7 @@
     </w:tblStylePr>
     <w:tblStylePr w:type="nwCell">
       <w:rPr>
+        <w:rFonts w:eastAsia="黑体"/>
         <w:color w:themeColor="background1" w:val="FFFFFF"/>
       </w:rPr>
       <w:tblPr/>
@@ -7302,6 +7611,7 @@
         <w:spacing w:after="0" w:before="0" w:line="240" w:lineRule="auto"/>
       </w:pPr>
       <w:rPr>
+        <w:rFonts w:eastAsia="黑体"/>
         <w:b/>
         <w:bCs/>
         <w:color w:themeColor="background1" w:val="FFFFFF"/>
@@ -7324,6 +7634,7 @@
         <w:spacing w:after="0" w:before="0" w:line="240" w:lineRule="auto"/>
       </w:pPr>
       <w:rPr>
+        <w:rFonts w:eastAsia="黑体"/>
         <w:color w:val="auto"/>
       </w:rPr>
       <w:tblPr/>
@@ -7341,6 +7652,7 @@
     </w:tblStylePr>
     <w:tblStylePr w:type="firstCol">
       <w:rPr>
+        <w:rFonts w:eastAsia="黑体"/>
         <w:b/>
         <w:bCs/>
         <w:color w:themeColor="background1" w:val="FFFFFF"/>
@@ -7360,6 +7672,7 @@
     </w:tblStylePr>
     <w:tblStylePr w:type="lastCol">
       <w:rPr>
+        <w:rFonts w:eastAsia="黑体"/>
         <w:b/>
         <w:bCs/>
         <w:color w:themeColor="background1" w:val="FFFFFF"/>
@@ -7408,6 +7721,7 @@
     </w:tblStylePr>
     <w:tblStylePr w:type="nwCell">
       <w:rPr>
+        <w:rFonts w:eastAsia="黑体"/>
         <w:color w:themeColor="background1" w:val="FFFFFF"/>
       </w:rPr>
       <w:tblPr/>
@@ -7451,6 +7765,7 @@
         <w:spacing w:after="0" w:before="0" w:line="240" w:lineRule="auto"/>
       </w:pPr>
       <w:rPr>
+        <w:rFonts w:eastAsia="黑体"/>
         <w:b/>
         <w:bCs/>
         <w:color w:themeColor="background1" w:val="FFFFFF"/>
@@ -7473,6 +7788,7 @@
         <w:spacing w:after="0" w:before="0" w:line="240" w:lineRule="auto"/>
       </w:pPr>
       <w:rPr>
+        <w:rFonts w:eastAsia="黑体"/>
         <w:color w:val="auto"/>
       </w:rPr>
       <w:tblPr/>
@@ -7490,6 +7806,7 @@
     </w:tblStylePr>
     <w:tblStylePr w:type="firstCol">
       <w:rPr>
+        <w:rFonts w:eastAsia="黑体"/>
         <w:b/>
         <w:bCs/>
         <w:color w:themeColor="background1" w:val="FFFFFF"/>
@@ -7509,6 +7826,7 @@
     </w:tblStylePr>
     <w:tblStylePr w:type="lastCol">
       <w:rPr>
+        <w:rFonts w:eastAsia="黑体"/>
         <w:b/>
         <w:bCs/>
         <w:color w:themeColor="background1" w:val="FFFFFF"/>
@@ -7557,6 +7875,7 @@
     </w:tblStylePr>
     <w:tblStylePr w:type="nwCell">
       <w:rPr>
+        <w:rFonts w:eastAsia="黑体"/>
         <w:color w:themeColor="background1" w:val="FFFFFF"/>
       </w:rPr>
       <w:tblPr/>
@@ -7600,6 +7919,7 @@
         <w:spacing w:after="0" w:before="0" w:line="240" w:lineRule="auto"/>
       </w:pPr>
       <w:rPr>
+        <w:rFonts w:eastAsia="黑体"/>
         <w:b/>
         <w:bCs/>
         <w:color w:themeColor="background1" w:val="FFFFFF"/>
@@ -7622,6 +7942,7 @@
         <w:spacing w:after="0" w:before="0" w:line="240" w:lineRule="auto"/>
       </w:pPr>
       <w:rPr>
+        <w:rFonts w:eastAsia="黑体"/>
         <w:color w:val="auto"/>
       </w:rPr>
       <w:tblPr/>
@@ -7639,6 +7960,7 @@
     </w:tblStylePr>
     <w:tblStylePr w:type="firstCol">
       <w:rPr>
+        <w:rFonts w:eastAsia="黑体"/>
         <w:b/>
         <w:bCs/>
         <w:color w:themeColor="background1" w:val="FFFFFF"/>
@@ -7658,6 +7980,7 @@
     </w:tblStylePr>
     <w:tblStylePr w:type="lastCol">
       <w:rPr>
+        <w:rFonts w:eastAsia="黑体"/>
         <w:b/>
         <w:bCs/>
         <w:color w:themeColor="background1" w:val="FFFFFF"/>
@@ -7706,6 +8029,7 @@
     </w:tblStylePr>
     <w:tblStylePr w:type="nwCell">
       <w:rPr>
+        <w:rFonts w:eastAsia="黑体"/>
         <w:color w:themeColor="background1" w:val="FFFFFF"/>
       </w:rPr>
       <w:tblPr/>
@@ -7749,6 +8073,7 @@
         <w:spacing w:after="0" w:before="0" w:line="240" w:lineRule="auto"/>
       </w:pPr>
       <w:rPr>
+        <w:rFonts w:eastAsia="黑体"/>
         <w:b/>
         <w:bCs/>
         <w:color w:themeColor="background1" w:val="FFFFFF"/>
@@ -7771,6 +8096,7 @@
         <w:spacing w:after="0" w:before="0" w:line="240" w:lineRule="auto"/>
       </w:pPr>
       <w:rPr>
+        <w:rFonts w:eastAsia="黑体"/>
         <w:color w:val="auto"/>
       </w:rPr>
       <w:tblPr/>
@@ -7788,6 +8114,7 @@
     </w:tblStylePr>
     <w:tblStylePr w:type="firstCol">
       <w:rPr>
+        <w:rFonts w:eastAsia="黑体"/>
         <w:b/>
         <w:bCs/>
         <w:color w:themeColor="background1" w:val="FFFFFF"/>
@@ -7807,6 +8134,7 @@
     </w:tblStylePr>
     <w:tblStylePr w:type="lastCol">
       <w:rPr>
+        <w:rFonts w:eastAsia="黑体"/>
         <w:b/>
         <w:bCs/>
         <w:color w:themeColor="background1" w:val="FFFFFF"/>
@@ -7855,6 +8183,7 @@
     </w:tblStylePr>
     <w:tblStylePr w:type="nwCell">
       <w:rPr>
+        <w:rFonts w:eastAsia="黑体"/>
         <w:color w:themeColor="background1" w:val="FFFFFF"/>
       </w:rPr>
       <w:tblPr/>
@@ -7879,6 +8208,7 @@
       <w:spacing w:after="0" w:line="240" w:lineRule="auto"/>
     </w:pPr>
     <w:rPr>
+      <w:rFonts w:eastAsia="黑体"/>
       <w:color w:themeColor="text1" w:val="000000"/>
     </w:rPr>
     <w:tblPr>
@@ -7898,7 +8228,7 @@
     </w:tblPr>
     <w:tblStylePr w:type="firstRow">
       <w:rPr>
-        <w:rFonts w:asciiTheme="majorHAnsi" w:cstheme="majorBidi" w:eastAsiaTheme="majorEastAsia" w:hAnsiTheme="majorHAnsi"/>
+        <w:rFonts w:asciiTheme="majorHAnsi" w:cstheme="majorBidi" w:hAnsiTheme="majorHAnsi" w:eastAsia="黑体"/>
       </w:rPr>
       <w:tblPr/>
       <w:tcPr>
@@ -7910,6 +8240,7 @@
     </w:tblStylePr>
     <w:tblStylePr w:type="lastRow">
       <w:rPr>
+        <w:rFonts w:eastAsia="黑体"/>
         <w:b/>
         <w:bCs/>
         <w:color w:themeColor="text2" w:val="1F497D"/>
@@ -7924,12 +8255,14 @@
     </w:tblStylePr>
     <w:tblStylePr w:type="firstCol">
       <w:rPr>
+        <w:rFonts w:eastAsia="黑体"/>
         <w:b/>
         <w:bCs/>
       </w:rPr>
     </w:tblStylePr>
     <w:tblStylePr w:type="lastCol">
       <w:rPr>
+        <w:rFonts w:eastAsia="黑体"/>
         <w:b/>
         <w:bCs/>
       </w:rPr>
@@ -7963,6 +8296,7 @@
       <w:spacing w:after="0" w:line="240" w:lineRule="auto"/>
     </w:pPr>
     <w:rPr>
+      <w:rFonts w:eastAsia="黑体"/>
       <w:color w:themeColor="text1" w:val="000000"/>
     </w:rPr>
     <w:tblPr>
@@ -7982,7 +8316,7 @@
     </w:tblPr>
     <w:tblStylePr w:type="firstRow">
       <w:rPr>
-        <w:rFonts w:asciiTheme="majorHAnsi" w:cstheme="majorBidi" w:eastAsiaTheme="majorEastAsia" w:hAnsiTheme="majorHAnsi"/>
+        <w:rFonts w:asciiTheme="majorHAnsi" w:cstheme="majorBidi" w:hAnsiTheme="majorHAnsi" w:eastAsia="黑体"/>
       </w:rPr>
       <w:tblPr/>
       <w:tcPr>
@@ -7994,6 +8328,7 @@
     </w:tblStylePr>
     <w:tblStylePr w:type="lastRow">
       <w:rPr>
+        <w:rFonts w:eastAsia="黑体"/>
         <w:b/>
         <w:bCs/>
         <w:color w:themeColor="text2" w:val="1F497D"/>
@@ -8008,12 +8343,14 @@
     </w:tblStylePr>
     <w:tblStylePr w:type="firstCol">
       <w:rPr>
+        <w:rFonts w:eastAsia="黑体"/>
         <w:b/>
         <w:bCs/>
       </w:rPr>
     </w:tblStylePr>
     <w:tblStylePr w:type="lastCol">
       <w:rPr>
+        <w:rFonts w:eastAsia="黑体"/>
         <w:b/>
         <w:bCs/>
       </w:rPr>
@@ -8047,6 +8384,7 @@
       <w:spacing w:after="0" w:line="240" w:lineRule="auto"/>
     </w:pPr>
     <w:rPr>
+      <w:rFonts w:eastAsia="黑体"/>
       <w:color w:themeColor="text1" w:val="000000"/>
     </w:rPr>
     <w:tblPr>
@@ -8066,7 +8404,7 @@
     </w:tblPr>
     <w:tblStylePr w:type="firstRow">
       <w:rPr>
-        <w:rFonts w:asciiTheme="majorHAnsi" w:cstheme="majorBidi" w:eastAsiaTheme="majorEastAsia" w:hAnsiTheme="majorHAnsi"/>
+        <w:rFonts w:asciiTheme="majorHAnsi" w:cstheme="majorBidi" w:hAnsiTheme="majorHAnsi" w:eastAsia="黑体"/>
       </w:rPr>
       <w:tblPr/>
       <w:tcPr>
@@ -8078,6 +8416,7 @@
     </w:tblStylePr>
     <w:tblStylePr w:type="lastRow">
       <w:rPr>
+        <w:rFonts w:eastAsia="黑体"/>
         <w:b/>
         <w:bCs/>
         <w:color w:themeColor="text2" w:val="1F497D"/>
@@ -8092,12 +8431,14 @@
     </w:tblStylePr>
     <w:tblStylePr w:type="firstCol">
       <w:rPr>
+        <w:rFonts w:eastAsia="黑体"/>
         <w:b/>
         <w:bCs/>
       </w:rPr>
     </w:tblStylePr>
     <w:tblStylePr w:type="lastCol">
       <w:rPr>
+        <w:rFonts w:eastAsia="黑体"/>
         <w:b/>
         <w:bCs/>
       </w:rPr>
@@ -8131,6 +8472,7 @@
       <w:spacing w:after="0" w:line="240" w:lineRule="auto"/>
     </w:pPr>
     <w:rPr>
+      <w:rFonts w:eastAsia="黑体"/>
       <w:color w:themeColor="text1" w:val="000000"/>
     </w:rPr>
     <w:tblPr>
@@ -8150,7 +8492,7 @@
     </w:tblPr>
     <w:tblStylePr w:type="firstRow">
       <w:rPr>
-        <w:rFonts w:asciiTheme="majorHAnsi" w:cstheme="majorBidi" w:eastAsiaTheme="majorEastAsia" w:hAnsiTheme="majorHAnsi"/>
+        <w:rFonts w:asciiTheme="majorHAnsi" w:cstheme="majorBidi" w:hAnsiTheme="majorHAnsi" w:eastAsia="黑体"/>
       </w:rPr>
       <w:tblPr/>
       <w:tcPr>
@@ -8162,6 +8504,7 @@
     </w:tblStylePr>
     <w:tblStylePr w:type="lastRow">
       <w:rPr>
+        <w:rFonts w:eastAsia="黑体"/>
         <w:b/>
         <w:bCs/>
         <w:color w:themeColor="text2" w:val="1F497D"/>
@@ -8176,12 +8519,14 @@
     </w:tblStylePr>
     <w:tblStylePr w:type="firstCol">
       <w:rPr>
+        <w:rFonts w:eastAsia="黑体"/>
         <w:b/>
         <w:bCs/>
       </w:rPr>
     </w:tblStylePr>
     <w:tblStylePr w:type="lastCol">
       <w:rPr>
+        <w:rFonts w:eastAsia="黑体"/>
         <w:b/>
         <w:bCs/>
       </w:rPr>
@@ -8215,6 +8560,7 @@
       <w:spacing w:after="0" w:line="240" w:lineRule="auto"/>
     </w:pPr>
     <w:rPr>
+      <w:rFonts w:eastAsia="黑体"/>
       <w:color w:themeColor="text1" w:val="000000"/>
     </w:rPr>
     <w:tblPr>
@@ -8234,7 +8580,7 @@
     </w:tblPr>
     <w:tblStylePr w:type="firstRow">
       <w:rPr>
-        <w:rFonts w:asciiTheme="majorHAnsi" w:cstheme="majorBidi" w:eastAsiaTheme="majorEastAsia" w:hAnsiTheme="majorHAnsi"/>
+        <w:rFonts w:asciiTheme="majorHAnsi" w:cstheme="majorBidi" w:hAnsiTheme="majorHAnsi" w:eastAsia="黑体"/>
       </w:rPr>
       <w:tblPr/>
       <w:tcPr>
@@ -8246,6 +8592,7 @@
     </w:tblStylePr>
     <w:tblStylePr w:type="lastRow">
       <w:rPr>
+        <w:rFonts w:eastAsia="黑体"/>
         <w:b/>
         <w:bCs/>
         <w:color w:themeColor="text2" w:val="1F497D"/>
@@ -8260,12 +8607,14 @@
     </w:tblStylePr>
     <w:tblStylePr w:type="firstCol">
       <w:rPr>
+        <w:rFonts w:eastAsia="黑体"/>
         <w:b/>
         <w:bCs/>
       </w:rPr>
     </w:tblStylePr>
     <w:tblStylePr w:type="lastCol">
       <w:rPr>
+        <w:rFonts w:eastAsia="黑体"/>
         <w:b/>
         <w:bCs/>
       </w:rPr>
@@ -8299,6 +8648,7 @@
       <w:spacing w:after="0" w:line="240" w:lineRule="auto"/>
     </w:pPr>
     <w:rPr>
+      <w:rFonts w:eastAsia="黑体"/>
       <w:color w:themeColor="text1" w:val="000000"/>
     </w:rPr>
     <w:tblPr>
@@ -8318,7 +8668,7 @@
     </w:tblPr>
     <w:tblStylePr w:type="firstRow">
       <w:rPr>
-        <w:rFonts w:asciiTheme="majorHAnsi" w:cstheme="majorBidi" w:eastAsiaTheme="majorEastAsia" w:hAnsiTheme="majorHAnsi"/>
+        <w:rFonts w:asciiTheme="majorHAnsi" w:cstheme="majorBidi" w:hAnsiTheme="majorHAnsi" w:eastAsia="黑体"/>
       </w:rPr>
       <w:tblPr/>
       <w:tcPr>
@@ -8330,6 +8680,7 @@
     </w:tblStylePr>
     <w:tblStylePr w:type="lastRow">
       <w:rPr>
+        <w:rFonts w:eastAsia="黑体"/>
         <w:b/>
         <w:bCs/>
         <w:color w:themeColor="text2" w:val="1F497D"/>
@@ -8344,12 +8695,14 @@
     </w:tblStylePr>
     <w:tblStylePr w:type="firstCol">
       <w:rPr>
+        <w:rFonts w:eastAsia="黑体"/>
         <w:b/>
         <w:bCs/>
       </w:rPr>
     </w:tblStylePr>
     <w:tblStylePr w:type="lastCol">
       <w:rPr>
+        <w:rFonts w:eastAsia="黑体"/>
         <w:b/>
         <w:bCs/>
       </w:rPr>
@@ -8383,6 +8736,7 @@
       <w:spacing w:after="0" w:line="240" w:lineRule="auto"/>
     </w:pPr>
     <w:rPr>
+      <w:rFonts w:eastAsia="黑体"/>
       <w:color w:themeColor="text1" w:val="000000"/>
     </w:rPr>
     <w:tblPr>
@@ -8402,7 +8756,7 @@
     </w:tblPr>
     <w:tblStylePr w:type="firstRow">
       <w:rPr>
-        <w:rFonts w:asciiTheme="majorHAnsi" w:cstheme="majorBidi" w:eastAsiaTheme="majorEastAsia" w:hAnsiTheme="majorHAnsi"/>
+        <w:rFonts w:asciiTheme="majorHAnsi" w:cstheme="majorBidi" w:hAnsiTheme="majorHAnsi" w:eastAsia="黑体"/>
       </w:rPr>
       <w:tblPr/>
       <w:tcPr>
@@ -8414,6 +8768,7 @@
     </w:tblStylePr>
     <w:tblStylePr w:type="lastRow">
       <w:rPr>
+        <w:rFonts w:eastAsia="黑体"/>
         <w:b/>
         <w:bCs/>
         <w:color w:themeColor="text2" w:val="1F497D"/>
@@ -8428,12 +8783,14 @@
     </w:tblStylePr>
     <w:tblStylePr w:type="firstCol">
       <w:rPr>
+        <w:rFonts w:eastAsia="黑体"/>
         <w:b/>
         <w:bCs/>
       </w:rPr>
     </w:tblStylePr>
     <w:tblStylePr w:type="lastCol">
       <w:rPr>
+        <w:rFonts w:eastAsia="黑体"/>
         <w:b/>
         <w:bCs/>
       </w:rPr>
@@ -8467,7 +8824,7 @@
       <w:spacing w:after="0" w:line="240" w:lineRule="auto"/>
     </w:pPr>
     <w:rPr>
-      <w:rFonts w:asciiTheme="majorHAnsi" w:cstheme="majorBidi" w:eastAsiaTheme="majorEastAsia" w:hAnsiTheme="majorHAnsi"/>
+      <w:rFonts w:asciiTheme="majorHAnsi" w:cstheme="majorBidi" w:hAnsiTheme="majorHAnsi" w:eastAsia="黑体"/>
       <w:color w:themeColor="text1" w:val="000000"/>
     </w:rPr>
     <w:tblPr>
@@ -8489,6 +8846,7 @@
     </w:tblPr>
     <w:tblStylePr w:type="firstRow">
       <w:rPr>
+        <w:rFonts w:eastAsia="黑体"/>
         <w:sz w:val="24"/>
         <w:szCs w:val="24"/>
       </w:rPr>
@@ -8595,7 +8953,7 @@
       <w:spacing w:after="0" w:line="240" w:lineRule="auto"/>
     </w:pPr>
     <w:rPr>
-      <w:rFonts w:asciiTheme="majorHAnsi" w:cstheme="majorBidi" w:eastAsiaTheme="majorEastAsia" w:hAnsiTheme="majorHAnsi"/>
+      <w:rFonts w:asciiTheme="majorHAnsi" w:cstheme="majorBidi" w:hAnsiTheme="majorHAnsi" w:eastAsia="黑体"/>
       <w:color w:themeColor="text1" w:val="000000"/>
     </w:rPr>
     <w:tblPr>
@@ -8617,6 +8975,7 @@
     </w:tblPr>
     <w:tblStylePr w:type="firstRow">
       <w:rPr>
+        <w:rFonts w:eastAsia="黑体"/>
         <w:sz w:val="24"/>
         <w:szCs w:val="24"/>
       </w:rPr>
@@ -8723,7 +9082,7 @@
       <w:spacing w:after="0" w:line="240" w:lineRule="auto"/>
     </w:pPr>
     <w:rPr>
-      <w:rFonts w:asciiTheme="majorHAnsi" w:cstheme="majorBidi" w:eastAsiaTheme="majorEastAsia" w:hAnsiTheme="majorHAnsi"/>
+      <w:rFonts w:asciiTheme="majorHAnsi" w:cstheme="majorBidi" w:hAnsiTheme="majorHAnsi" w:eastAsia="黑体"/>
       <w:color w:themeColor="text1" w:val="000000"/>
     </w:rPr>
     <w:tblPr>
@@ -8745,6 +9104,7 @@
     </w:tblPr>
     <w:tblStylePr w:type="firstRow">
       <w:rPr>
+        <w:rFonts w:eastAsia="黑体"/>
         <w:sz w:val="24"/>
         <w:szCs w:val="24"/>
       </w:rPr>
@@ -8851,7 +9211,7 @@
       <w:spacing w:after="0" w:line="240" w:lineRule="auto"/>
     </w:pPr>
     <w:rPr>
-      <w:rFonts w:asciiTheme="majorHAnsi" w:cstheme="majorBidi" w:eastAsiaTheme="majorEastAsia" w:hAnsiTheme="majorHAnsi"/>
+      <w:rFonts w:asciiTheme="majorHAnsi" w:cstheme="majorBidi" w:hAnsiTheme="majorHAnsi" w:eastAsia="黑体"/>
       <w:color w:themeColor="text1" w:val="000000"/>
     </w:rPr>
     <w:tblPr>
@@ -8873,6 +9233,7 @@
     </w:tblPr>
     <w:tblStylePr w:type="firstRow">
       <w:rPr>
+        <w:rFonts w:eastAsia="黑体"/>
         <w:sz w:val="24"/>
         <w:szCs w:val="24"/>
       </w:rPr>
@@ -8979,7 +9340,7 @@
       <w:spacing w:after="0" w:line="240" w:lineRule="auto"/>
     </w:pPr>
     <w:rPr>
-      <w:rFonts w:asciiTheme="majorHAnsi" w:cstheme="majorBidi" w:eastAsiaTheme="majorEastAsia" w:hAnsiTheme="majorHAnsi"/>
+      <w:rFonts w:asciiTheme="majorHAnsi" w:cstheme="majorBidi" w:hAnsiTheme="majorHAnsi" w:eastAsia="黑体"/>
       <w:color w:themeColor="text1" w:val="000000"/>
     </w:rPr>
     <w:tblPr>
@@ -9001,6 +9362,7 @@
     </w:tblPr>
     <w:tblStylePr w:type="firstRow">
       <w:rPr>
+        <w:rFonts w:eastAsia="黑体"/>
         <w:sz w:val="24"/>
         <w:szCs w:val="24"/>
       </w:rPr>
@@ -9107,7 +9469,7 @@
       <w:spacing w:after="0" w:line="240" w:lineRule="auto"/>
     </w:pPr>
     <w:rPr>
-      <w:rFonts w:asciiTheme="majorHAnsi" w:cstheme="majorBidi" w:eastAsiaTheme="majorEastAsia" w:hAnsiTheme="majorHAnsi"/>
+      <w:rFonts w:asciiTheme="majorHAnsi" w:cstheme="majorBidi" w:hAnsiTheme="majorHAnsi" w:eastAsia="黑体"/>
       <w:color w:themeColor="text1" w:val="000000"/>
     </w:rPr>
     <w:tblPr>
@@ -9129,6 +9491,7 @@
     </w:tblPr>
     <w:tblStylePr w:type="firstRow">
       <w:rPr>
+        <w:rFonts w:eastAsia="黑体"/>
         <w:sz w:val="24"/>
         <w:szCs w:val="24"/>
       </w:rPr>
@@ -9235,7 +9598,7 @@
       <w:spacing w:after="0" w:line="240" w:lineRule="auto"/>
     </w:pPr>
     <w:rPr>
-      <w:rFonts w:asciiTheme="majorHAnsi" w:cstheme="majorBidi" w:eastAsiaTheme="majorEastAsia" w:hAnsiTheme="majorHAnsi"/>
+      <w:rFonts w:asciiTheme="majorHAnsi" w:cstheme="majorBidi" w:hAnsiTheme="majorHAnsi" w:eastAsia="黑体"/>
       <w:color w:themeColor="text1" w:val="000000"/>
     </w:rPr>
     <w:tblPr>
@@ -9257,6 +9620,7 @@
     </w:tblPr>
     <w:tblStylePr w:type="firstRow">
       <w:rPr>
+        <w:rFonts w:eastAsia="黑体"/>
         <w:sz w:val="24"/>
         <w:szCs w:val="24"/>
       </w:rPr>
@@ -9386,12 +9750,14 @@
     </w:tcPr>
     <w:tblStylePr w:type="firstRow">
       <w:rPr>
+        <w:rFonts w:eastAsia="黑体"/>
         <w:b/>
         <w:bCs/>
       </w:rPr>
     </w:tblStylePr>
     <w:tblStylePr w:type="lastRow">
       <w:rPr>
+        <w:rFonts w:eastAsia="黑体"/>
         <w:b/>
         <w:bCs/>
       </w:rPr>
@@ -9404,12 +9770,14 @@
     </w:tblStylePr>
     <w:tblStylePr w:type="firstCol">
       <w:rPr>
+        <w:rFonts w:eastAsia="黑体"/>
         <w:b/>
         <w:bCs/>
       </w:rPr>
     </w:tblStylePr>
     <w:tblStylePr w:type="lastCol">
       <w:rPr>
+        <w:rFonts w:eastAsia="黑体"/>
         <w:b/>
         <w:bCs/>
       </w:rPr>
@@ -9459,12 +9827,14 @@
     </w:tcPr>
     <w:tblStylePr w:type="firstRow">
       <w:rPr>
+        <w:rFonts w:eastAsia="黑体"/>
         <w:b/>
         <w:bCs/>
       </w:rPr>
     </w:tblStylePr>
     <w:tblStylePr w:type="lastRow">
       <w:rPr>
+        <w:rFonts w:eastAsia="黑体"/>
         <w:b/>
         <w:bCs/>
       </w:rPr>
@@ -9477,12 +9847,14 @@
     </w:tblStylePr>
     <w:tblStylePr w:type="firstCol">
       <w:rPr>
+        <w:rFonts w:eastAsia="黑体"/>
         <w:b/>
         <w:bCs/>
       </w:rPr>
     </w:tblStylePr>
     <w:tblStylePr w:type="lastCol">
       <w:rPr>
+        <w:rFonts w:eastAsia="黑体"/>
         <w:b/>
         <w:bCs/>
       </w:rPr>
@@ -9532,12 +9904,14 @@
     </w:tcPr>
     <w:tblStylePr w:type="firstRow">
       <w:rPr>
+        <w:rFonts w:eastAsia="黑体"/>
         <w:b/>
         <w:bCs/>
       </w:rPr>
     </w:tblStylePr>
     <w:tblStylePr w:type="lastRow">
       <w:rPr>
+        <w:rFonts w:eastAsia="黑体"/>
         <w:b/>
         <w:bCs/>
       </w:rPr>
@@ -9550,12 +9924,14 @@
     </w:tblStylePr>
     <w:tblStylePr w:type="firstCol">
       <w:rPr>
+        <w:rFonts w:eastAsia="黑体"/>
         <w:b/>
         <w:bCs/>
       </w:rPr>
     </w:tblStylePr>
     <w:tblStylePr w:type="lastCol">
       <w:rPr>
+        <w:rFonts w:eastAsia="黑体"/>
         <w:b/>
         <w:bCs/>
       </w:rPr>
@@ -9605,12 +9981,14 @@
     </w:tcPr>
     <w:tblStylePr w:type="firstRow">
       <w:rPr>
+        <w:rFonts w:eastAsia="黑体"/>
         <w:b/>
         <w:bCs/>
       </w:rPr>
     </w:tblStylePr>
     <w:tblStylePr w:type="lastRow">
       <w:rPr>
+        <w:rFonts w:eastAsia="黑体"/>
         <w:b/>
         <w:bCs/>
       </w:rPr>
@@ -9623,12 +10001,14 @@
     </w:tblStylePr>
     <w:tblStylePr w:type="firstCol">
       <w:rPr>
+        <w:rFonts w:eastAsia="黑体"/>
         <w:b/>
         <w:bCs/>
       </w:rPr>
     </w:tblStylePr>
     <w:tblStylePr w:type="lastCol">
       <w:rPr>
+        <w:rFonts w:eastAsia="黑体"/>
         <w:b/>
         <w:bCs/>
       </w:rPr>
@@ -9678,12 +10058,14 @@
     </w:tcPr>
     <w:tblStylePr w:type="firstRow">
       <w:rPr>
+        <w:rFonts w:eastAsia="黑体"/>
         <w:b/>
         <w:bCs/>
       </w:rPr>
     </w:tblStylePr>
     <w:tblStylePr w:type="lastRow">
       <w:rPr>
+        <w:rFonts w:eastAsia="黑体"/>
         <w:b/>
         <w:bCs/>
       </w:rPr>
@@ -9696,12 +10078,14 @@
     </w:tblStylePr>
     <w:tblStylePr w:type="firstCol">
       <w:rPr>
+        <w:rFonts w:eastAsia="黑体"/>
         <w:b/>
         <w:bCs/>
       </w:rPr>
     </w:tblStylePr>
     <w:tblStylePr w:type="lastCol">
       <w:rPr>
+        <w:rFonts w:eastAsia="黑体"/>
         <w:b/>
         <w:bCs/>
       </w:rPr>
@@ -9751,12 +10135,14 @@
     </w:tcPr>
     <w:tblStylePr w:type="firstRow">
       <w:rPr>
+        <w:rFonts w:eastAsia="黑体"/>
         <w:b/>
         <w:bCs/>
       </w:rPr>
     </w:tblStylePr>
     <w:tblStylePr w:type="lastRow">
       <w:rPr>
+        <w:rFonts w:eastAsia="黑体"/>
         <w:b/>
         <w:bCs/>
       </w:rPr>
@@ -9769,12 +10155,14 @@
     </w:tblStylePr>
     <w:tblStylePr w:type="firstCol">
       <w:rPr>
+        <w:rFonts w:eastAsia="黑体"/>
         <w:b/>
         <w:bCs/>
       </w:rPr>
     </w:tblStylePr>
     <w:tblStylePr w:type="lastCol">
       <w:rPr>
+        <w:rFonts w:eastAsia="黑体"/>
         <w:b/>
         <w:bCs/>
       </w:rPr>
@@ -9824,12 +10212,14 @@
     </w:tcPr>
     <w:tblStylePr w:type="firstRow">
       <w:rPr>
+        <w:rFonts w:eastAsia="黑体"/>
         <w:b/>
         <w:bCs/>
       </w:rPr>
     </w:tblStylePr>
     <w:tblStylePr w:type="lastRow">
       <w:rPr>
+        <w:rFonts w:eastAsia="黑体"/>
         <w:b/>
         <w:bCs/>
       </w:rPr>
@@ -9842,12 +10232,14 @@
     </w:tblStylePr>
     <w:tblStylePr w:type="firstCol">
       <w:rPr>
+        <w:rFonts w:eastAsia="黑体"/>
         <w:b/>
         <w:bCs/>
       </w:rPr>
     </w:tblStylePr>
     <w:tblStylePr w:type="lastCol">
       <w:rPr>
+        <w:rFonts w:eastAsia="黑体"/>
         <w:b/>
         <w:bCs/>
       </w:rPr>
@@ -9874,7 +10266,7 @@
       <w:spacing w:after="0" w:line="240" w:lineRule="auto"/>
     </w:pPr>
     <w:rPr>
-      <w:rFonts w:asciiTheme="majorHAnsi" w:cstheme="majorBidi" w:eastAsiaTheme="majorEastAsia" w:hAnsiTheme="majorHAnsi"/>
+      <w:rFonts w:asciiTheme="majorHAnsi" w:cstheme="majorBidi" w:hAnsiTheme="majorHAnsi" w:eastAsia="黑体"/>
       <w:color w:themeColor="text1" w:val="000000"/>
     </w:rPr>
     <w:tblPr>
@@ -9901,6 +10293,7 @@
     </w:tcPr>
     <w:tblStylePr w:type="firstRow">
       <w:rPr>
+        <w:rFonts w:eastAsia="黑体"/>
         <w:b/>
         <w:bCs/>
         <w:color w:themeColor="text1" w:val="000000"/>
@@ -9912,6 +10305,7 @@
     </w:tblStylePr>
     <w:tblStylePr w:type="lastRow">
       <w:rPr>
+        <w:rFonts w:eastAsia="黑体"/>
         <w:b/>
         <w:bCs/>
         <w:color w:themeColor="text1" w:val="000000"/>
@@ -9931,6 +10325,7 @@
     </w:tblStylePr>
     <w:tblStylePr w:type="firstCol">
       <w:rPr>
+        <w:rFonts w:eastAsia="黑体"/>
         <w:b/>
         <w:bCs/>
         <w:color w:themeColor="text1" w:val="000000"/>
@@ -9950,6 +10345,7 @@
     </w:tblStylePr>
     <w:tblStylePr w:type="lastCol">
       <w:rPr>
+        <w:rFonts w:eastAsia="黑体"/>
         <w:b w:val="0"/>
         <w:bCs w:val="0"/>
         <w:color w:themeColor="text1" w:val="000000"/>
@@ -9999,7 +10395,7 @@
       <w:spacing w:after="0" w:line="240" w:lineRule="auto"/>
     </w:pPr>
     <w:rPr>
-      <w:rFonts w:asciiTheme="majorHAnsi" w:cstheme="majorBidi" w:eastAsiaTheme="majorEastAsia" w:hAnsiTheme="majorHAnsi"/>
+      <w:rFonts w:asciiTheme="majorHAnsi" w:cstheme="majorBidi" w:hAnsiTheme="majorHAnsi" w:eastAsia="黑体"/>
       <w:color w:themeColor="text1" w:val="000000"/>
     </w:rPr>
     <w:tblPr>
@@ -10026,6 +10422,7 @@
     </w:tcPr>
     <w:tblStylePr w:type="firstRow">
       <w:rPr>
+        <w:rFonts w:eastAsia="黑体"/>
         <w:b/>
         <w:bCs/>
         <w:color w:themeColor="text1" w:val="000000"/>
@@ -10037,6 +10434,7 @@
     </w:tblStylePr>
     <w:tblStylePr w:type="lastRow">
       <w:rPr>
+        <w:rFonts w:eastAsia="黑体"/>
         <w:b/>
         <w:bCs/>
         <w:color w:themeColor="text1" w:val="000000"/>
@@ -10056,6 +10454,7 @@
     </w:tblStylePr>
     <w:tblStylePr w:type="firstCol">
       <w:rPr>
+        <w:rFonts w:eastAsia="黑体"/>
         <w:b/>
         <w:bCs/>
         <w:color w:themeColor="text1" w:val="000000"/>
@@ -10075,6 +10474,7 @@
     </w:tblStylePr>
     <w:tblStylePr w:type="lastCol">
       <w:rPr>
+        <w:rFonts w:eastAsia="黑体"/>
         <w:b w:val="0"/>
         <w:bCs w:val="0"/>
         <w:color w:themeColor="text1" w:val="000000"/>
@@ -10124,7 +10524,7 @@
       <w:spacing w:after="0" w:line="240" w:lineRule="auto"/>
     </w:pPr>
     <w:rPr>
-      <w:rFonts w:asciiTheme="majorHAnsi" w:cstheme="majorBidi" w:eastAsiaTheme="majorEastAsia" w:hAnsiTheme="majorHAnsi"/>
+      <w:rFonts w:asciiTheme="majorHAnsi" w:cstheme="majorBidi" w:hAnsiTheme="majorHAnsi" w:eastAsia="黑体"/>
       <w:color w:themeColor="text1" w:val="000000"/>
     </w:rPr>
     <w:tblPr>
@@ -10151,6 +10551,7 @@
     </w:tcPr>
     <w:tblStylePr w:type="firstRow">
       <w:rPr>
+        <w:rFonts w:eastAsia="黑体"/>
         <w:b/>
         <w:bCs/>
         <w:color w:themeColor="text1" w:val="000000"/>
@@ -10162,6 +10563,7 @@
     </w:tblStylePr>
     <w:tblStylePr w:type="lastRow">
       <w:rPr>
+        <w:rFonts w:eastAsia="黑体"/>
         <w:b/>
         <w:bCs/>
         <w:color w:themeColor="text1" w:val="000000"/>
@@ -10181,6 +10583,7 @@
     </w:tblStylePr>
     <w:tblStylePr w:type="firstCol">
       <w:rPr>
+        <w:rFonts w:eastAsia="黑体"/>
         <w:b/>
         <w:bCs/>
         <w:color w:themeColor="text1" w:val="000000"/>
@@ -10200,6 +10603,7 @@
     </w:tblStylePr>
     <w:tblStylePr w:type="lastCol">
       <w:rPr>
+        <w:rFonts w:eastAsia="黑体"/>
         <w:b w:val="0"/>
         <w:bCs w:val="0"/>
         <w:color w:themeColor="text1" w:val="000000"/>
@@ -10249,7 +10653,7 @@
       <w:spacing w:after="0" w:line="240" w:lineRule="auto"/>
     </w:pPr>
     <w:rPr>
-      <w:rFonts w:asciiTheme="majorHAnsi" w:cstheme="majorBidi" w:eastAsiaTheme="majorEastAsia" w:hAnsiTheme="majorHAnsi"/>
+      <w:rFonts w:asciiTheme="majorHAnsi" w:cstheme="majorBidi" w:hAnsiTheme="majorHAnsi" w:eastAsia="黑体"/>
       <w:color w:themeColor="text1" w:val="000000"/>
     </w:rPr>
     <w:tblPr>
@@ -10276,6 +10680,7 @@
     </w:tcPr>
     <w:tblStylePr w:type="firstRow">
       <w:rPr>
+        <w:rFonts w:eastAsia="黑体"/>
         <w:b/>
         <w:bCs/>
         <w:color w:themeColor="text1" w:val="000000"/>
@@ -10287,6 +10692,7 @@
     </w:tblStylePr>
     <w:tblStylePr w:type="lastRow">
       <w:rPr>
+        <w:rFonts w:eastAsia="黑体"/>
         <w:b/>
         <w:bCs/>
         <w:color w:themeColor="text1" w:val="000000"/>
@@ -10306,6 +10712,7 @@
     </w:tblStylePr>
     <w:tblStylePr w:type="firstCol">
       <w:rPr>
+        <w:rFonts w:eastAsia="黑体"/>
         <w:b/>
         <w:bCs/>
         <w:color w:themeColor="text1" w:val="000000"/>
@@ -10325,6 +10732,7 @@
     </w:tblStylePr>
     <w:tblStylePr w:type="lastCol">
       <w:rPr>
+        <w:rFonts w:eastAsia="黑体"/>
         <w:b w:val="0"/>
         <w:bCs w:val="0"/>
         <w:color w:themeColor="text1" w:val="000000"/>
@@ -10374,7 +10782,7 @@
       <w:spacing w:after="0" w:line="240" w:lineRule="auto"/>
     </w:pPr>
     <w:rPr>
-      <w:rFonts w:asciiTheme="majorHAnsi" w:cstheme="majorBidi" w:eastAsiaTheme="majorEastAsia" w:hAnsiTheme="majorHAnsi"/>
+      <w:rFonts w:asciiTheme="majorHAnsi" w:cstheme="majorBidi" w:hAnsiTheme="majorHAnsi" w:eastAsia="黑体"/>
       <w:color w:themeColor="text1" w:val="000000"/>
     </w:rPr>
     <w:tblPr>
@@ -10401,6 +10809,7 @@
     </w:tcPr>
     <w:tblStylePr w:type="firstRow">
       <w:rPr>
+        <w:rFonts w:eastAsia="黑体"/>
         <w:b/>
         <w:bCs/>
         <w:color w:themeColor="text1" w:val="000000"/>
@@ -10412,6 +10821,7 @@
     </w:tblStylePr>
     <w:tblStylePr w:type="lastRow">
       <w:rPr>
+        <w:rFonts w:eastAsia="黑体"/>
         <w:b/>
         <w:bCs/>
         <w:color w:themeColor="text1" w:val="000000"/>
@@ -10431,6 +10841,7 @@
     </w:tblStylePr>
     <w:tblStylePr w:type="firstCol">
       <w:rPr>
+        <w:rFonts w:eastAsia="黑体"/>
         <w:b/>
         <w:bCs/>
         <w:color w:themeColor="text1" w:val="000000"/>
@@ -10450,6 +10861,7 @@
     </w:tblStylePr>
     <w:tblStylePr w:type="lastCol">
       <w:rPr>
+        <w:rFonts w:eastAsia="黑体"/>
         <w:b w:val="0"/>
         <w:bCs w:val="0"/>
         <w:color w:themeColor="text1" w:val="000000"/>
@@ -10499,7 +10911,7 @@
       <w:spacing w:after="0" w:line="240" w:lineRule="auto"/>
     </w:pPr>
     <w:rPr>
-      <w:rFonts w:asciiTheme="majorHAnsi" w:cstheme="majorBidi" w:eastAsiaTheme="majorEastAsia" w:hAnsiTheme="majorHAnsi"/>
+      <w:rFonts w:asciiTheme="majorHAnsi" w:cstheme="majorBidi" w:hAnsiTheme="majorHAnsi" w:eastAsia="黑体"/>
       <w:color w:themeColor="text1" w:val="000000"/>
     </w:rPr>
     <w:tblPr>
@@ -10526,6 +10938,7 @@
     </w:tcPr>
     <w:tblStylePr w:type="firstRow">
       <w:rPr>
+        <w:rFonts w:eastAsia="黑体"/>
         <w:b/>
         <w:bCs/>
         <w:color w:themeColor="text1" w:val="000000"/>
@@ -10537,6 +10950,7 @@
     </w:tblStylePr>
     <w:tblStylePr w:type="lastRow">
       <w:rPr>
+        <w:rFonts w:eastAsia="黑体"/>
         <w:b/>
         <w:bCs/>
         <w:color w:themeColor="text1" w:val="000000"/>
@@ -10556,6 +10970,7 @@
     </w:tblStylePr>
     <w:tblStylePr w:type="firstCol">
       <w:rPr>
+        <w:rFonts w:eastAsia="黑体"/>
         <w:b/>
         <w:bCs/>
         <w:color w:themeColor="text1" w:val="000000"/>
@@ -10575,6 +10990,7 @@
     </w:tblStylePr>
     <w:tblStylePr w:type="lastCol">
       <w:rPr>
+        <w:rFonts w:eastAsia="黑体"/>
         <w:b w:val="0"/>
         <w:bCs w:val="0"/>
         <w:color w:themeColor="text1" w:val="000000"/>
@@ -10624,7 +11040,7 @@
       <w:spacing w:after="0" w:line="240" w:lineRule="auto"/>
     </w:pPr>
     <w:rPr>
-      <w:rFonts w:asciiTheme="majorHAnsi" w:cstheme="majorBidi" w:eastAsiaTheme="majorEastAsia" w:hAnsiTheme="majorHAnsi"/>
+      <w:rFonts w:asciiTheme="majorHAnsi" w:cstheme="majorBidi" w:hAnsiTheme="majorHAnsi" w:eastAsia="黑体"/>
       <w:color w:themeColor="text1" w:val="000000"/>
     </w:rPr>
     <w:tblPr>
@@ -10651,6 +11067,7 @@
     </w:tcPr>
     <w:tblStylePr w:type="firstRow">
       <w:rPr>
+        <w:rFonts w:eastAsia="黑体"/>
         <w:b/>
         <w:bCs/>
         <w:color w:themeColor="text1" w:val="000000"/>
@@ -10662,6 +11079,7 @@
     </w:tblStylePr>
     <w:tblStylePr w:type="lastRow">
       <w:rPr>
+        <w:rFonts w:eastAsia="黑体"/>
         <w:b/>
         <w:bCs/>
         <w:color w:themeColor="text1" w:val="000000"/>
@@ -10681,6 +11099,7 @@
     </w:tblStylePr>
     <w:tblStylePr w:type="firstCol">
       <w:rPr>
+        <w:rFonts w:eastAsia="黑体"/>
         <w:b/>
         <w:bCs/>
         <w:color w:themeColor="text1" w:val="000000"/>
@@ -10700,6 +11119,7 @@
     </w:tblStylePr>
     <w:tblStylePr w:type="lastCol">
       <w:rPr>
+        <w:rFonts w:eastAsia="黑体"/>
         <w:b w:val="0"/>
         <w:bCs w:val="0"/>
         <w:color w:themeColor="text1" w:val="000000"/>
@@ -10772,6 +11192,7 @@
     </w:tcPr>
     <w:tblStylePr w:type="firstRow">
       <w:rPr>
+        <w:rFonts w:eastAsia="黑体"/>
         <w:b/>
         <w:bCs/>
         <w:i w:val="0"/>
@@ -10793,6 +11214,7 @@
     </w:tblStylePr>
     <w:tblStylePr w:type="lastRow">
       <w:rPr>
+        <w:rFonts w:eastAsia="黑体"/>
         <w:b/>
         <w:bCs/>
         <w:i w:val="0"/>
@@ -10814,6 +11236,7 @@
     </w:tblStylePr>
     <w:tblStylePr w:type="firstCol">
       <w:rPr>
+        <w:rFonts w:eastAsia="黑体"/>
         <w:b/>
         <w:bCs/>
         <w:i w:val="0"/>
@@ -10833,6 +11256,7 @@
     </w:tblStylePr>
     <w:tblStylePr w:type="lastCol">
       <w:rPr>
+        <w:rFonts w:eastAsia="黑体"/>
         <w:b/>
         <w:bCs/>
         <w:i w:val="0"/>
@@ -10913,6 +11337,7 @@
     </w:tcPr>
     <w:tblStylePr w:type="firstRow">
       <w:rPr>
+        <w:rFonts w:eastAsia="黑体"/>
         <w:b/>
         <w:bCs/>
         <w:i w:val="0"/>
@@ -10934,6 +11359,7 @@
     </w:tblStylePr>
     <w:tblStylePr w:type="lastRow">
       <w:rPr>
+        <w:rFonts w:eastAsia="黑体"/>
         <w:b/>
         <w:bCs/>
         <w:i w:val="0"/>
@@ -10955,6 +11381,7 @@
     </w:tblStylePr>
     <w:tblStylePr w:type="firstCol">
       <w:rPr>
+        <w:rFonts w:eastAsia="黑体"/>
         <w:b/>
         <w:bCs/>
         <w:i w:val="0"/>
@@ -10974,6 +11401,7 @@
     </w:tblStylePr>
     <w:tblStylePr w:type="lastCol">
       <w:rPr>
+        <w:rFonts w:eastAsia="黑体"/>
         <w:b/>
         <w:bCs/>
         <w:i w:val="0"/>
@@ -11054,6 +11482,7 @@
     </w:tcPr>
     <w:tblStylePr w:type="firstRow">
       <w:rPr>
+        <w:rFonts w:eastAsia="黑体"/>
         <w:b/>
         <w:bCs/>
         <w:i w:val="0"/>
@@ -11075,6 +11504,7 @@
     </w:tblStylePr>
     <w:tblStylePr w:type="lastRow">
       <w:rPr>
+        <w:rFonts w:eastAsia="黑体"/>
         <w:b/>
         <w:bCs/>
         <w:i w:val="0"/>
@@ -11096,6 +11526,7 @@
     </w:tblStylePr>
     <w:tblStylePr w:type="firstCol">
       <w:rPr>
+        <w:rFonts w:eastAsia="黑体"/>
         <w:b/>
         <w:bCs/>
         <w:i w:val="0"/>
@@ -11115,6 +11546,7 @@
     </w:tblStylePr>
     <w:tblStylePr w:type="lastCol">
       <w:rPr>
+        <w:rFonts w:eastAsia="黑体"/>
         <w:b/>
         <w:bCs/>
         <w:i w:val="0"/>
@@ -11195,6 +11627,7 @@
     </w:tcPr>
     <w:tblStylePr w:type="firstRow">
       <w:rPr>
+        <w:rFonts w:eastAsia="黑体"/>
         <w:b/>
         <w:bCs/>
         <w:i w:val="0"/>
@@ -11216,6 +11649,7 @@
     </w:tblStylePr>
     <w:tblStylePr w:type="lastRow">
       <w:rPr>
+        <w:rFonts w:eastAsia="黑体"/>
         <w:b/>
         <w:bCs/>
         <w:i w:val="0"/>
@@ -11237,6 +11671,7 @@
     </w:tblStylePr>
     <w:tblStylePr w:type="firstCol">
       <w:rPr>
+        <w:rFonts w:eastAsia="黑体"/>
         <w:b/>
         <w:bCs/>
         <w:i w:val="0"/>
@@ -11256,6 +11691,7 @@
     </w:tblStylePr>
     <w:tblStylePr w:type="lastCol">
       <w:rPr>
+        <w:rFonts w:eastAsia="黑体"/>
         <w:b/>
         <w:bCs/>
         <w:i w:val="0"/>
@@ -11336,6 +11772,7 @@
     </w:tcPr>
     <w:tblStylePr w:type="firstRow">
       <w:rPr>
+        <w:rFonts w:eastAsia="黑体"/>
         <w:b/>
         <w:bCs/>
         <w:i w:val="0"/>
@@ -11357,6 +11794,7 @@
     </w:tblStylePr>
     <w:tblStylePr w:type="lastRow">
       <w:rPr>
+        <w:rFonts w:eastAsia="黑体"/>
         <w:b/>
         <w:bCs/>
         <w:i w:val="0"/>
@@ -11378,6 +11816,7 @@
     </w:tblStylePr>
     <w:tblStylePr w:type="firstCol">
       <w:rPr>
+        <w:rFonts w:eastAsia="黑体"/>
         <w:b/>
         <w:bCs/>
         <w:i w:val="0"/>
@@ -11397,6 +11836,7 @@
     </w:tblStylePr>
     <w:tblStylePr w:type="lastCol">
       <w:rPr>
+        <w:rFonts w:eastAsia="黑体"/>
         <w:b/>
         <w:bCs/>
         <w:i w:val="0"/>
@@ -11477,6 +11917,7 @@
     </w:tcPr>
     <w:tblStylePr w:type="firstRow">
       <w:rPr>
+        <w:rFonts w:eastAsia="黑体"/>
         <w:b/>
         <w:bCs/>
         <w:i w:val="0"/>
@@ -11498,6 +11939,7 @@
     </w:tblStylePr>
     <w:tblStylePr w:type="lastRow">
       <w:rPr>
+        <w:rFonts w:eastAsia="黑体"/>
         <w:b/>
         <w:bCs/>
         <w:i w:val="0"/>
@@ -11519,6 +11961,7 @@
     </w:tblStylePr>
     <w:tblStylePr w:type="firstCol">
       <w:rPr>
+        <w:rFonts w:eastAsia="黑体"/>
         <w:b/>
         <w:bCs/>
         <w:i w:val="0"/>
@@ -11538,6 +11981,7 @@
     </w:tblStylePr>
     <w:tblStylePr w:type="lastCol">
       <w:rPr>
+        <w:rFonts w:eastAsia="黑体"/>
         <w:b/>
         <w:bCs/>
         <w:i w:val="0"/>
@@ -11618,6 +12062,7 @@
     </w:tcPr>
     <w:tblStylePr w:type="firstRow">
       <w:rPr>
+        <w:rFonts w:eastAsia="黑体"/>
         <w:b/>
         <w:bCs/>
         <w:i w:val="0"/>
@@ -11639,6 +12084,7 @@
     </w:tblStylePr>
     <w:tblStylePr w:type="lastRow">
       <w:rPr>
+        <w:rFonts w:eastAsia="黑体"/>
         <w:b/>
         <w:bCs/>
         <w:i w:val="0"/>
@@ -11660,6 +12106,7 @@
     </w:tblStylePr>
     <w:tblStylePr w:type="firstCol">
       <w:rPr>
+        <w:rFonts w:eastAsia="黑体"/>
         <w:b/>
         <w:bCs/>
         <w:i w:val="0"/>
@@ -11679,6 +12126,7 @@
     </w:tblStylePr>
     <w:tblStylePr w:type="lastCol">
       <w:rPr>
+        <w:rFonts w:eastAsia="黑体"/>
         <w:b/>
         <w:bCs/>
         <w:i w:val="0"/>
@@ -11736,6 +12184,7 @@
       <w:spacing w:after="0" w:line="240" w:lineRule="auto"/>
     </w:pPr>
     <w:rPr>
+      <w:rFonts w:eastAsia="黑体"/>
       <w:color w:themeColor="background1" w:val="FFFFFF"/>
     </w:rPr>
     <w:tblPr>
@@ -11754,6 +12203,7 @@
     </w:tcPr>
     <w:tblStylePr w:type="firstRow">
       <w:rPr>
+        <w:rFonts w:eastAsia="黑体"/>
         <w:b/>
         <w:bCs/>
       </w:rPr>
@@ -11850,6 +12300,7 @@
       <w:spacing w:after="0" w:line="240" w:lineRule="auto"/>
     </w:pPr>
     <w:rPr>
+      <w:rFonts w:eastAsia="黑体"/>
       <w:color w:themeColor="background1" w:val="FFFFFF"/>
     </w:rPr>
     <w:tblPr>
@@ -11868,6 +12319,7 @@
     </w:tcPr>
     <w:tblStylePr w:type="firstRow">
       <w:rPr>
+        <w:rFonts w:eastAsia="黑体"/>
         <w:b/>
         <w:bCs/>
       </w:rPr>
@@ -11964,6 +12416,7 @@
       <w:spacing w:after="0" w:line="240" w:lineRule="auto"/>
     </w:pPr>
     <w:rPr>
+      <w:rFonts w:eastAsia="黑体"/>
       <w:color w:themeColor="background1" w:val="FFFFFF"/>
     </w:rPr>
     <w:tblPr>
@@ -11982,6 +12435,7 @@
     </w:tcPr>
     <w:tblStylePr w:type="firstRow">
       <w:rPr>
+        <w:rFonts w:eastAsia="黑体"/>
         <w:b/>
         <w:bCs/>
       </w:rPr>
@@ -12078,6 +12532,7 @@
       <w:spacing w:after="0" w:line="240" w:lineRule="auto"/>
     </w:pPr>
     <w:rPr>
+      <w:rFonts w:eastAsia="黑体"/>
       <w:color w:themeColor="background1" w:val="FFFFFF"/>
     </w:rPr>
     <w:tblPr>
@@ -12096,6 +12551,7 @@
     </w:tcPr>
     <w:tblStylePr w:type="firstRow">
       <w:rPr>
+        <w:rFonts w:eastAsia="黑体"/>
         <w:b/>
         <w:bCs/>
       </w:rPr>
@@ -12192,6 +12648,7 @@
       <w:spacing w:after="0" w:line="240" w:lineRule="auto"/>
     </w:pPr>
     <w:rPr>
+      <w:rFonts w:eastAsia="黑体"/>
       <w:color w:themeColor="background1" w:val="FFFFFF"/>
     </w:rPr>
     <w:tblPr>
@@ -12210,6 +12667,7 @@
     </w:tcPr>
     <w:tblStylePr w:type="firstRow">
       <w:rPr>
+        <w:rFonts w:eastAsia="黑体"/>
         <w:b/>
         <w:bCs/>
       </w:rPr>
@@ -12306,6 +12764,7 @@
       <w:spacing w:after="0" w:line="240" w:lineRule="auto"/>
     </w:pPr>
     <w:rPr>
+      <w:rFonts w:eastAsia="黑体"/>
       <w:color w:themeColor="background1" w:val="FFFFFF"/>
     </w:rPr>
     <w:tblPr>
@@ -12324,6 +12783,7 @@
     </w:tcPr>
     <w:tblStylePr w:type="firstRow">
       <w:rPr>
+        <w:rFonts w:eastAsia="黑体"/>
         <w:b/>
         <w:bCs/>
       </w:rPr>
@@ -12420,6 +12880,7 @@
       <w:spacing w:after="0" w:line="240" w:lineRule="auto"/>
     </w:pPr>
     <w:rPr>
+      <w:rFonts w:eastAsia="黑体"/>
       <w:color w:themeColor="background1" w:val="FFFFFF"/>
     </w:rPr>
     <w:tblPr>
@@ -12438,6 +12899,7 @@
     </w:tcPr>
     <w:tblStylePr w:type="firstRow">
       <w:rPr>
+        <w:rFonts w:eastAsia="黑体"/>
         <w:b/>
         <w:bCs/>
       </w:rPr>
@@ -12534,6 +12996,7 @@
       <w:spacing w:after="0" w:line="240" w:lineRule="auto"/>
     </w:pPr>
     <w:rPr>
+      <w:rFonts w:eastAsia="黑体"/>
       <w:color w:themeColor="text1" w:val="000000"/>
     </w:rPr>
     <w:tblPr>
@@ -12560,6 +13023,7 @@
     </w:tcPr>
     <w:tblStylePr w:type="firstRow">
       <w:rPr>
+        <w:rFonts w:eastAsia="黑体"/>
         <w:b/>
         <w:bCs/>
       </w:rPr>
@@ -12578,6 +13042,7 @@
     </w:tblStylePr>
     <w:tblStylePr w:type="lastRow">
       <w:rPr>
+        <w:rFonts w:eastAsia="黑体"/>
         <w:b/>
         <w:bCs/>
         <w:color w:themeColor="background1" w:val="FFFFFF"/>
@@ -12592,6 +13057,7 @@
     </w:tblStylePr>
     <w:tblStylePr w:type="firstCol">
       <w:rPr>
+        <w:rFonts w:eastAsia="黑体"/>
         <w:color w:themeColor="background1" w:val="FFFFFF"/>
       </w:rPr>
       <w:tblPr/>
@@ -12609,6 +13075,7 @@
     </w:tblStylePr>
     <w:tblStylePr w:type="lastCol">
       <w:rPr>
+        <w:rFonts w:eastAsia="黑体"/>
         <w:color w:themeColor="background1" w:val="FFFFFF"/>
       </w:rPr>
       <w:tblPr/>
@@ -12638,11 +13105,13 @@
     </w:tblStylePr>
     <w:tblStylePr w:type="neCell">
       <w:rPr>
+        <w:rFonts w:eastAsia="黑体"/>
         <w:color w:themeColor="text1" w:val="000000"/>
       </w:rPr>
     </w:tblStylePr>
     <w:tblStylePr w:type="nwCell">
       <w:rPr>
+        <w:rFonts w:eastAsia="黑体"/>
         <w:color w:themeColor="text1" w:val="000000"/>
       </w:rPr>
     </w:tblStylePr>
@@ -12656,6 +13125,7 @@
       <w:spacing w:after="0" w:line="240" w:lineRule="auto"/>
     </w:pPr>
     <w:rPr>
+      <w:rFonts w:eastAsia="黑体"/>
       <w:color w:themeColor="text1" w:val="000000"/>
     </w:rPr>
     <w:tblPr>
@@ -12682,6 +13152,7 @@
     </w:tcPr>
     <w:tblStylePr w:type="firstRow">
       <w:rPr>
+        <w:rFonts w:eastAsia="黑体"/>
         <w:b/>
         <w:bCs/>
       </w:rPr>
@@ -12700,6 +13171,7 @@
     </w:tblStylePr>
     <w:tblStylePr w:type="lastRow">
       <w:rPr>
+        <w:rFonts w:eastAsia="黑体"/>
         <w:b/>
         <w:bCs/>
         <w:color w:themeColor="background1" w:val="FFFFFF"/>
@@ -12714,6 +13186,7 @@
     </w:tblStylePr>
     <w:tblStylePr w:type="firstCol">
       <w:rPr>
+        <w:rFonts w:eastAsia="黑体"/>
         <w:color w:themeColor="background1" w:val="FFFFFF"/>
       </w:rPr>
       <w:tblPr/>
@@ -12731,6 +13204,7 @@
     </w:tblStylePr>
     <w:tblStylePr w:type="lastCol">
       <w:rPr>
+        <w:rFonts w:eastAsia="黑体"/>
         <w:color w:themeColor="background1" w:val="FFFFFF"/>
       </w:rPr>
       <w:tblPr/>
@@ -12760,11 +13234,13 @@
     </w:tblStylePr>
     <w:tblStylePr w:type="neCell">
       <w:rPr>
+        <w:rFonts w:eastAsia="黑体"/>
         <w:color w:themeColor="text1" w:val="000000"/>
       </w:rPr>
     </w:tblStylePr>
     <w:tblStylePr w:type="nwCell">
       <w:rPr>
+        <w:rFonts w:eastAsia="黑体"/>
         <w:color w:themeColor="text1" w:val="000000"/>
       </w:rPr>
     </w:tblStylePr>
@@ -12778,6 +13254,7 @@
       <w:spacing w:after="0" w:line="240" w:lineRule="auto"/>
     </w:pPr>
     <w:rPr>
+      <w:rFonts w:eastAsia="黑体"/>
       <w:color w:themeColor="text1" w:val="000000"/>
     </w:rPr>
     <w:tblPr>
@@ -12804,6 +13281,7 @@
     </w:tcPr>
     <w:tblStylePr w:type="firstRow">
       <w:rPr>
+        <w:rFonts w:eastAsia="黑体"/>
         <w:b/>
         <w:bCs/>
       </w:rPr>
@@ -12822,6 +13300,7 @@
     </w:tblStylePr>
     <w:tblStylePr w:type="lastRow">
       <w:rPr>
+        <w:rFonts w:eastAsia="黑体"/>
         <w:b/>
         <w:bCs/>
         <w:color w:themeColor="background1" w:val="FFFFFF"/>
@@ -12836,6 +13315,7 @@
     </w:tblStylePr>
     <w:tblStylePr w:type="firstCol">
       <w:rPr>
+        <w:rFonts w:eastAsia="黑体"/>
         <w:color w:themeColor="background1" w:val="FFFFFF"/>
       </w:rPr>
       <w:tblPr/>
@@ -12853,6 +13333,7 @@
     </w:tblStylePr>
     <w:tblStylePr w:type="lastCol">
       <w:rPr>
+        <w:rFonts w:eastAsia="黑体"/>
         <w:color w:themeColor="background1" w:val="FFFFFF"/>
       </w:rPr>
       <w:tblPr/>
@@ -12882,11 +13363,13 @@
     </w:tblStylePr>
     <w:tblStylePr w:type="neCell">
       <w:rPr>
+        <w:rFonts w:eastAsia="黑体"/>
         <w:color w:themeColor="text1" w:val="000000"/>
       </w:rPr>
     </w:tblStylePr>
     <w:tblStylePr w:type="nwCell">
       <w:rPr>
+        <w:rFonts w:eastAsia="黑体"/>
         <w:color w:themeColor="text1" w:val="000000"/>
       </w:rPr>
     </w:tblStylePr>
@@ -12900,6 +13383,7 @@
       <w:spacing w:after="0" w:line="240" w:lineRule="auto"/>
     </w:pPr>
     <w:rPr>
+      <w:rFonts w:eastAsia="黑体"/>
       <w:color w:themeColor="text1" w:val="000000"/>
     </w:rPr>
     <w:tblPr>
@@ -12926,6 +13410,7 @@
     </w:tcPr>
     <w:tblStylePr w:type="firstRow">
       <w:rPr>
+        <w:rFonts w:eastAsia="黑体"/>
         <w:b/>
         <w:bCs/>
       </w:rPr>
@@ -12944,6 +13429,7 @@
     </w:tblStylePr>
     <w:tblStylePr w:type="lastRow">
       <w:rPr>
+        <w:rFonts w:eastAsia="黑体"/>
         <w:b/>
         <w:bCs/>
         <w:color w:themeColor="background1" w:val="FFFFFF"/>
@@ -12958,6 +13444,7 @@
     </w:tblStylePr>
     <w:tblStylePr w:type="firstCol">
       <w:rPr>
+        <w:rFonts w:eastAsia="黑体"/>
         <w:color w:themeColor="background1" w:val="FFFFFF"/>
       </w:rPr>
       <w:tblPr/>
@@ -12975,6 +13462,7 @@
     </w:tblStylePr>
     <w:tblStylePr w:type="lastCol">
       <w:rPr>
+        <w:rFonts w:eastAsia="黑体"/>
         <w:color w:themeColor="background1" w:val="FFFFFF"/>
       </w:rPr>
       <w:tblPr/>
@@ -13012,6 +13500,7 @@
       <w:spacing w:after="0" w:line="240" w:lineRule="auto"/>
     </w:pPr>
     <w:rPr>
+      <w:rFonts w:eastAsia="黑体"/>
       <w:color w:themeColor="text1" w:val="000000"/>
     </w:rPr>
     <w:tblPr>
@@ -13038,6 +13527,7 @@
     </w:tcPr>
     <w:tblStylePr w:type="firstRow">
       <w:rPr>
+        <w:rFonts w:eastAsia="黑体"/>
         <w:b/>
         <w:bCs/>
       </w:rPr>
@@ -13056,6 +13546,7 @@
     </w:tblStylePr>
     <w:tblStylePr w:type="lastRow">
       <w:rPr>
+        <w:rFonts w:eastAsia="黑体"/>
         <w:b/>
         <w:bCs/>
         <w:color w:themeColor="background1" w:val="FFFFFF"/>
@@ -13070,6 +13561,7 @@
     </w:tblStylePr>
     <w:tblStylePr w:type="firstCol">
       <w:rPr>
+        <w:rFonts w:eastAsia="黑体"/>
         <w:color w:themeColor="background1" w:val="FFFFFF"/>
       </w:rPr>
       <w:tblPr/>
@@ -13087,6 +13579,7 @@
     </w:tblStylePr>
     <w:tblStylePr w:type="lastCol">
       <w:rPr>
+        <w:rFonts w:eastAsia="黑体"/>
         <w:color w:themeColor="background1" w:val="FFFFFF"/>
       </w:rPr>
       <w:tblPr/>
@@ -13116,11 +13609,13 @@
     </w:tblStylePr>
     <w:tblStylePr w:type="neCell">
       <w:rPr>
+        <w:rFonts w:eastAsia="黑体"/>
         <w:color w:themeColor="text1" w:val="000000"/>
       </w:rPr>
     </w:tblStylePr>
     <w:tblStylePr w:type="nwCell">
       <w:rPr>
+        <w:rFonts w:eastAsia="黑体"/>
         <w:color w:themeColor="text1" w:val="000000"/>
       </w:rPr>
     </w:tblStylePr>
@@ -13134,6 +13629,7 @@
       <w:spacing w:after="0" w:line="240" w:lineRule="auto"/>
     </w:pPr>
     <w:rPr>
+      <w:rFonts w:eastAsia="黑体"/>
       <w:color w:themeColor="text1" w:val="000000"/>
     </w:rPr>
     <w:tblPr>
@@ -13160,6 +13656,7 @@
     </w:tcPr>
     <w:tblStylePr w:type="firstRow">
       <w:rPr>
+        <w:rFonts w:eastAsia="黑体"/>
         <w:b/>
         <w:bCs/>
       </w:rPr>
@@ -13178,6 +13675,7 @@
     </w:tblStylePr>
     <w:tblStylePr w:type="lastRow">
       <w:rPr>
+        <w:rFonts w:eastAsia="黑体"/>
         <w:b/>
         <w:bCs/>
         <w:color w:themeColor="background1" w:val="FFFFFF"/>
@@ -13192,6 +13690,7 @@
     </w:tblStylePr>
     <w:tblStylePr w:type="firstCol">
       <w:rPr>
+        <w:rFonts w:eastAsia="黑体"/>
         <w:color w:themeColor="background1" w:val="FFFFFF"/>
       </w:rPr>
       <w:tblPr/>
@@ -13209,6 +13708,7 @@
     </w:tblStylePr>
     <w:tblStylePr w:type="lastCol">
       <w:rPr>
+        <w:rFonts w:eastAsia="黑体"/>
         <w:color w:themeColor="background1" w:val="FFFFFF"/>
       </w:rPr>
       <w:tblPr/>
@@ -13238,11 +13738,13 @@
     </w:tblStylePr>
     <w:tblStylePr w:type="neCell">
       <w:rPr>
+        <w:rFonts w:eastAsia="黑体"/>
         <w:color w:themeColor="text1" w:val="000000"/>
       </w:rPr>
     </w:tblStylePr>
     <w:tblStylePr w:type="nwCell">
       <w:rPr>
+        <w:rFonts w:eastAsia="黑体"/>
         <w:color w:themeColor="text1" w:val="000000"/>
       </w:rPr>
     </w:tblStylePr>
@@ -13256,6 +13758,7 @@
       <w:spacing w:after="0" w:line="240" w:lineRule="auto"/>
     </w:pPr>
     <w:rPr>
+      <w:rFonts w:eastAsia="黑体"/>
       <w:color w:themeColor="text1" w:val="000000"/>
     </w:rPr>
     <w:tblPr>
@@ -13282,6 +13785,7 @@
     </w:tcPr>
     <w:tblStylePr w:type="firstRow">
       <w:rPr>
+        <w:rFonts w:eastAsia="黑体"/>
         <w:b/>
         <w:bCs/>
       </w:rPr>
@@ -13300,6 +13804,7 @@
     </w:tblStylePr>
     <w:tblStylePr w:type="lastRow">
       <w:rPr>
+        <w:rFonts w:eastAsia="黑体"/>
         <w:b/>
         <w:bCs/>
         <w:color w:themeColor="background1" w:val="FFFFFF"/>
@@ -13314,6 +13819,7 @@
     </w:tblStylePr>
     <w:tblStylePr w:type="firstCol">
       <w:rPr>
+        <w:rFonts w:eastAsia="黑体"/>
         <w:color w:themeColor="background1" w:val="FFFFFF"/>
       </w:rPr>
       <w:tblPr/>
@@ -13331,6 +13837,7 @@
     </w:tblStylePr>
     <w:tblStylePr w:type="lastCol">
       <w:rPr>
+        <w:rFonts w:eastAsia="黑体"/>
         <w:color w:themeColor="background1" w:val="FFFFFF"/>
       </w:rPr>
       <w:tblPr/>
@@ -13360,11 +13867,13 @@
     </w:tblStylePr>
     <w:tblStylePr w:type="neCell">
       <w:rPr>
+        <w:rFonts w:eastAsia="黑体"/>
         <w:color w:themeColor="text1" w:val="000000"/>
       </w:rPr>
     </w:tblStylePr>
     <w:tblStylePr w:type="nwCell">
       <w:rPr>
+        <w:rFonts w:eastAsia="黑体"/>
         <w:color w:themeColor="text1" w:val="000000"/>
       </w:rPr>
     </w:tblStylePr>
@@ -13378,6 +13887,7 @@
       <w:spacing w:after="0" w:line="240" w:lineRule="auto"/>
     </w:pPr>
     <w:rPr>
+      <w:rFonts w:eastAsia="黑体"/>
       <w:color w:themeColor="text1" w:val="000000"/>
     </w:rPr>
     <w:tblPr>
@@ -13396,6 +13906,7 @@
     </w:tcPr>
     <w:tblStylePr w:type="firstRow">
       <w:rPr>
+        <w:rFonts w:eastAsia="黑体"/>
         <w:b/>
         <w:bCs/>
         <w:color w:themeColor="background1" w:val="FFFFFF"/>
@@ -13410,6 +13921,7 @@
     </w:tblStylePr>
     <w:tblStylePr w:type="lastRow">
       <w:rPr>
+        <w:rFonts w:eastAsia="黑体"/>
         <w:b/>
         <w:bCs/>
         <w:color w:themeColor="accent2" w:themeShade="CC" w:val="9E3A38"/>
@@ -13424,12 +13936,14 @@
     </w:tblStylePr>
     <w:tblStylePr w:type="firstCol">
       <w:rPr>
+        <w:rFonts w:eastAsia="黑体"/>
         <w:b/>
         <w:bCs/>
       </w:rPr>
     </w:tblStylePr>
     <w:tblStylePr w:type="lastCol">
       <w:rPr>
+        <w:rFonts w:eastAsia="黑体"/>
         <w:b/>
         <w:bCs/>
       </w:rPr>
@@ -13464,6 +13978,7 @@
       <w:spacing w:after="0" w:line="240" w:lineRule="auto"/>
     </w:pPr>
     <w:rPr>
+      <w:rFonts w:eastAsia="黑体"/>
       <w:color w:themeColor="text1" w:val="000000"/>
     </w:rPr>
     <w:tblPr>
@@ -13482,6 +13997,7 @@
     </w:tcPr>
     <w:tblStylePr w:type="firstRow">
       <w:rPr>
+        <w:rFonts w:eastAsia="黑体"/>
         <w:b/>
         <w:bCs/>
         <w:color w:themeColor="background1" w:val="FFFFFF"/>
@@ -13496,6 +14012,7 @@
     </w:tblStylePr>
     <w:tblStylePr w:type="lastRow">
       <w:rPr>
+        <w:rFonts w:eastAsia="黑体"/>
         <w:b/>
         <w:bCs/>
         <w:color w:themeColor="accent2" w:themeShade="CC" w:val="9E3A38"/>
@@ -13510,12 +14027,14 @@
     </w:tblStylePr>
     <w:tblStylePr w:type="firstCol">
       <w:rPr>
+        <w:rFonts w:eastAsia="黑体"/>
         <w:b/>
         <w:bCs/>
       </w:rPr>
     </w:tblStylePr>
     <w:tblStylePr w:type="lastCol">
       <w:rPr>
+        <w:rFonts w:eastAsia="黑体"/>
         <w:b/>
         <w:bCs/>
       </w:rPr>
@@ -13550,6 +14069,7 @@
       <w:spacing w:after="0" w:line="240" w:lineRule="auto"/>
     </w:pPr>
     <w:rPr>
+      <w:rFonts w:eastAsia="黑体"/>
       <w:color w:themeColor="text1" w:val="000000"/>
     </w:rPr>
     <w:tblPr>
@@ -13568,6 +14088,7 @@
     </w:tcPr>
     <w:tblStylePr w:type="firstRow">
       <w:rPr>
+        <w:rFonts w:eastAsia="黑体"/>
         <w:b/>
         <w:bCs/>
         <w:color w:themeColor="background1" w:val="FFFFFF"/>
@@ -13582,6 +14103,7 @@
     </w:tblStylePr>
     <w:tblStylePr w:type="lastRow">
       <w:rPr>
+        <w:rFonts w:eastAsia="黑体"/>
         <w:b/>
         <w:bCs/>
         <w:color w:themeColor="accent2" w:themeShade="CC" w:val="9E3A38"/>
@@ -13596,12 +14118,14 @@
     </w:tblStylePr>
     <w:tblStylePr w:type="firstCol">
       <w:rPr>
+        <w:rFonts w:eastAsia="黑体"/>
         <w:b/>
         <w:bCs/>
       </w:rPr>
     </w:tblStylePr>
     <w:tblStylePr w:type="lastCol">
       <w:rPr>
+        <w:rFonts w:eastAsia="黑体"/>
         <w:b/>
         <w:bCs/>
       </w:rPr>
@@ -13636,6 +14160,7 @@
       <w:spacing w:after="0" w:line="240" w:lineRule="auto"/>
     </w:pPr>
     <w:rPr>
+      <w:rFonts w:eastAsia="黑体"/>
       <w:color w:themeColor="text1" w:val="000000"/>
     </w:rPr>
     <w:tblPr>
@@ -13654,6 +14179,7 @@
     </w:tcPr>
     <w:tblStylePr w:type="firstRow">
       <w:rPr>
+        <w:rFonts w:eastAsia="黑体"/>
         <w:b/>
         <w:bCs/>
         <w:color w:themeColor="background1" w:val="FFFFFF"/>
@@ -13668,6 +14194,7 @@
     </w:tblStylePr>
     <w:tblStylePr w:type="lastRow">
       <w:rPr>
+        <w:rFonts w:eastAsia="黑体"/>
         <w:b/>
         <w:bCs/>
         <w:color w:themeColor="accent4" w:themeShade="CC" w:val="664E82"/>
@@ -13682,12 +14209,14 @@
     </w:tblStylePr>
     <w:tblStylePr w:type="firstCol">
       <w:rPr>
+        <w:rFonts w:eastAsia="黑体"/>
         <w:b/>
         <w:bCs/>
       </w:rPr>
     </w:tblStylePr>
     <w:tblStylePr w:type="lastCol">
       <w:rPr>
+        <w:rFonts w:eastAsia="黑体"/>
         <w:b/>
         <w:bCs/>
       </w:rPr>
@@ -13722,6 +14251,7 @@
       <w:spacing w:after="0" w:line="240" w:lineRule="auto"/>
     </w:pPr>
     <w:rPr>
+      <w:rFonts w:eastAsia="黑体"/>
       <w:color w:themeColor="text1" w:val="000000"/>
     </w:rPr>
     <w:tblPr>
@@ -13740,6 +14270,7 @@
     </w:tcPr>
     <w:tblStylePr w:type="firstRow">
       <w:rPr>
+        <w:rFonts w:eastAsia="黑体"/>
         <w:b/>
         <w:bCs/>
         <w:color w:themeColor="background1" w:val="FFFFFF"/>
@@ -13754,6 +14285,7 @@
     </w:tblStylePr>
     <w:tblStylePr w:type="lastRow">
       <w:rPr>
+        <w:rFonts w:eastAsia="黑体"/>
         <w:b/>
         <w:bCs/>
         <w:color w:themeColor="accent3" w:themeShade="CC" w:val="7E9C40"/>
@@ -13768,12 +14300,14 @@
     </w:tblStylePr>
     <w:tblStylePr w:type="firstCol">
       <w:rPr>
+        <w:rFonts w:eastAsia="黑体"/>
         <w:b/>
         <w:bCs/>
       </w:rPr>
     </w:tblStylePr>
     <w:tblStylePr w:type="lastCol">
       <w:rPr>
+        <w:rFonts w:eastAsia="黑体"/>
         <w:b/>
         <w:bCs/>
       </w:rPr>
@@ -13808,6 +14342,7 @@
       <w:spacing w:after="0" w:line="240" w:lineRule="auto"/>
     </w:pPr>
     <w:rPr>
+      <w:rFonts w:eastAsia="黑体"/>
       <w:color w:themeColor="text1" w:val="000000"/>
     </w:rPr>
     <w:tblPr>
@@ -13826,6 +14361,7 @@
     </w:tcPr>
     <w:tblStylePr w:type="firstRow">
       <w:rPr>
+        <w:rFonts w:eastAsia="黑体"/>
         <w:b/>
         <w:bCs/>
         <w:color w:themeColor="background1" w:val="FFFFFF"/>
@@ -13840,6 +14376,7 @@
     </w:tblStylePr>
     <w:tblStylePr w:type="lastRow">
       <w:rPr>
+        <w:rFonts w:eastAsia="黑体"/>
         <w:b/>
         <w:bCs/>
         <w:color w:themeColor="accent6" w:themeShade="CC" w:val="F2730A"/>
@@ -13854,12 +14391,14 @@
     </w:tblStylePr>
     <w:tblStylePr w:type="firstCol">
       <w:rPr>
+        <w:rFonts w:eastAsia="黑体"/>
         <w:b/>
         <w:bCs/>
       </w:rPr>
     </w:tblStylePr>
     <w:tblStylePr w:type="lastCol">
       <w:rPr>
+        <w:rFonts w:eastAsia="黑体"/>
         <w:b/>
         <w:bCs/>
       </w:rPr>
@@ -13894,6 +14433,7 @@
       <w:spacing w:after="0" w:line="240" w:lineRule="auto"/>
     </w:pPr>
     <w:rPr>
+      <w:rFonts w:eastAsia="黑体"/>
       <w:color w:themeColor="text1" w:val="000000"/>
     </w:rPr>
     <w:tblPr>
@@ -13912,6 +14452,7 @@
     </w:tcPr>
     <w:tblStylePr w:type="firstRow">
       <w:rPr>
+        <w:rFonts w:eastAsia="黑体"/>
         <w:b/>
         <w:bCs/>
         <w:color w:themeColor="background1" w:val="FFFFFF"/>
@@ -13926,6 +14467,7 @@
     </w:tblStylePr>
     <w:tblStylePr w:type="lastRow">
       <w:rPr>
+        <w:rFonts w:eastAsia="黑体"/>
         <w:b/>
         <w:bCs/>
         <w:color w:themeColor="accent5" w:themeShade="CC" w:val="348DA5"/>
@@ -13940,12 +14482,14 @@
     </w:tblStylePr>
     <w:tblStylePr w:type="firstCol">
       <w:rPr>
+        <w:rFonts w:eastAsia="黑体"/>
         <w:b/>
         <w:bCs/>
       </w:rPr>
     </w:tblStylePr>
     <w:tblStylePr w:type="lastCol">
       <w:rPr>
+        <w:rFonts w:eastAsia="黑体"/>
         <w:b/>
         <w:bCs/>
       </w:rPr>
@@ -13980,6 +14524,7 @@
       <w:spacing w:after="0" w:line="240" w:lineRule="auto"/>
     </w:pPr>
     <w:rPr>
+      <w:rFonts w:eastAsia="黑体"/>
       <w:color w:themeColor="text1" w:val="000000"/>
     </w:rPr>
     <w:tblPr>
@@ -14001,6 +14546,7 @@
     </w:tcPr>
     <w:tblStylePr w:type="firstRow">
       <w:rPr>
+        <w:rFonts w:eastAsia="黑体"/>
         <w:b/>
         <w:bCs/>
       </w:rPr>
@@ -14011,6 +14557,7 @@
     </w:tblStylePr>
     <w:tblStylePr w:type="lastRow">
       <w:rPr>
+        <w:rFonts w:eastAsia="黑体"/>
         <w:b/>
         <w:bCs/>
         <w:color w:themeColor="text1" w:val="000000"/>
@@ -14022,6 +14569,7 @@
     </w:tblStylePr>
     <w:tblStylePr w:type="firstCol">
       <w:rPr>
+        <w:rFonts w:eastAsia="黑体"/>
         <w:color w:themeColor="background1" w:val="FFFFFF"/>
       </w:rPr>
       <w:tblPr/>
@@ -14031,6 +14579,7 @@
     </w:tblStylePr>
     <w:tblStylePr w:type="lastCol">
       <w:rPr>
+        <w:rFonts w:eastAsia="黑体"/>
         <w:color w:themeColor="background1" w:val="FFFFFF"/>
       </w:rPr>
       <w:tblPr/>
@@ -14060,6 +14609,7 @@
       <w:spacing w:after="0" w:line="240" w:lineRule="auto"/>
     </w:pPr>
     <w:rPr>
+      <w:rFonts w:eastAsia="黑体"/>
       <w:color w:themeColor="text1" w:val="000000"/>
     </w:rPr>
     <w:tblPr>
@@ -14081,6 +14631,7 @@
     </w:tcPr>
     <w:tblStylePr w:type="firstRow">
       <w:rPr>
+        <w:rFonts w:eastAsia="黑体"/>
         <w:b/>
         <w:bCs/>
       </w:rPr>
@@ -14091,6 +14642,7 @@
     </w:tblStylePr>
     <w:tblStylePr w:type="lastRow">
       <w:rPr>
+        <w:rFonts w:eastAsia="黑体"/>
         <w:b/>
         <w:bCs/>
         <w:color w:themeColor="text1" w:val="000000"/>
@@ -14102,6 +14654,7 @@
     </w:tblStylePr>
     <w:tblStylePr w:type="firstCol">
       <w:rPr>
+        <w:rFonts w:eastAsia="黑体"/>
         <w:color w:themeColor="background1" w:val="FFFFFF"/>
       </w:rPr>
       <w:tblPr/>
@@ -14111,6 +14664,7 @@
     </w:tblStylePr>
     <w:tblStylePr w:type="lastCol">
       <w:rPr>
+        <w:rFonts w:eastAsia="黑体"/>
         <w:color w:themeColor="background1" w:val="FFFFFF"/>
       </w:rPr>
       <w:tblPr/>
@@ -14140,6 +14694,7 @@
       <w:spacing w:after="0" w:line="240" w:lineRule="auto"/>
     </w:pPr>
     <w:rPr>
+      <w:rFonts w:eastAsia="黑体"/>
       <w:color w:themeColor="text1" w:val="000000"/>
     </w:rPr>
     <w:tblPr>
@@ -14161,6 +14716,7 @@
     </w:tcPr>
     <w:tblStylePr w:type="firstRow">
       <w:rPr>
+        <w:rFonts w:eastAsia="黑体"/>
         <w:b/>
         <w:bCs/>
       </w:rPr>
@@ -14171,6 +14727,7 @@
     </w:tblStylePr>
     <w:tblStylePr w:type="lastRow">
       <w:rPr>
+        <w:rFonts w:eastAsia="黑体"/>
         <w:b/>
         <w:bCs/>
         <w:color w:themeColor="text1" w:val="000000"/>
@@ -14182,6 +14739,7 @@
     </w:tblStylePr>
     <w:tblStylePr w:type="firstCol">
       <w:rPr>
+        <w:rFonts w:eastAsia="黑体"/>
         <w:color w:themeColor="background1" w:val="FFFFFF"/>
       </w:rPr>
       <w:tblPr/>
@@ -14191,6 +14749,7 @@
     </w:tblStylePr>
     <w:tblStylePr w:type="lastCol">
       <w:rPr>
+        <w:rFonts w:eastAsia="黑体"/>
         <w:color w:themeColor="background1" w:val="FFFFFF"/>
       </w:rPr>
       <w:tblPr/>
@@ -14220,6 +14779,7 @@
       <w:spacing w:after="0" w:line="240" w:lineRule="auto"/>
     </w:pPr>
     <w:rPr>
+      <w:rFonts w:eastAsia="黑体"/>
       <w:color w:themeColor="text1" w:val="000000"/>
     </w:rPr>
     <w:tblPr>
@@ -14241,6 +14801,7 @@
     </w:tcPr>
     <w:tblStylePr w:type="firstRow">
       <w:rPr>
+        <w:rFonts w:eastAsia="黑体"/>
         <w:b/>
         <w:bCs/>
       </w:rPr>
@@ -14251,6 +14812,7 @@
     </w:tblStylePr>
     <w:tblStylePr w:type="lastRow">
       <w:rPr>
+        <w:rFonts w:eastAsia="黑体"/>
         <w:b/>
         <w:bCs/>
         <w:color w:themeColor="text1" w:val="000000"/>
@@ -14262,6 +14824,7 @@
     </w:tblStylePr>
     <w:tblStylePr w:type="firstCol">
       <w:rPr>
+        <w:rFonts w:eastAsia="黑体"/>
         <w:color w:themeColor="background1" w:val="FFFFFF"/>
       </w:rPr>
       <w:tblPr/>
@@ -14271,6 +14834,7 @@
     </w:tblStylePr>
     <w:tblStylePr w:type="lastCol">
       <w:rPr>
+        <w:rFonts w:eastAsia="黑体"/>
         <w:color w:themeColor="background1" w:val="FFFFFF"/>
       </w:rPr>
       <w:tblPr/>
@@ -14300,6 +14864,7 @@
       <w:spacing w:after="0" w:line="240" w:lineRule="auto"/>
     </w:pPr>
     <w:rPr>
+      <w:rFonts w:eastAsia="黑体"/>
       <w:color w:themeColor="text1" w:val="000000"/>
     </w:rPr>
     <w:tblPr>
@@ -14321,6 +14886,7 @@
     </w:tcPr>
     <w:tblStylePr w:type="firstRow">
       <w:rPr>
+        <w:rFonts w:eastAsia="黑体"/>
         <w:b/>
         <w:bCs/>
       </w:rPr>
@@ -14331,6 +14897,7 @@
     </w:tblStylePr>
     <w:tblStylePr w:type="lastRow">
       <w:rPr>
+        <w:rFonts w:eastAsia="黑体"/>
         <w:b/>
         <w:bCs/>
         <w:color w:themeColor="text1" w:val="000000"/>
@@ -14342,6 +14909,7 @@
     </w:tblStylePr>
     <w:tblStylePr w:type="firstCol">
       <w:rPr>
+        <w:rFonts w:eastAsia="黑体"/>
         <w:color w:themeColor="background1" w:val="FFFFFF"/>
       </w:rPr>
       <w:tblPr/>
@@ -14351,6 +14919,7 @@
     </w:tblStylePr>
     <w:tblStylePr w:type="lastCol">
       <w:rPr>
+        <w:rFonts w:eastAsia="黑体"/>
         <w:color w:themeColor="background1" w:val="FFFFFF"/>
       </w:rPr>
       <w:tblPr/>
@@ -14380,6 +14949,7 @@
       <w:spacing w:after="0" w:line="240" w:lineRule="auto"/>
     </w:pPr>
     <w:rPr>
+      <w:rFonts w:eastAsia="黑体"/>
       <w:color w:themeColor="text1" w:val="000000"/>
     </w:rPr>
     <w:tblPr>
@@ -14401,6 +14971,7 @@
     </w:tcPr>
     <w:tblStylePr w:type="firstRow">
       <w:rPr>
+        <w:rFonts w:eastAsia="黑体"/>
         <w:b/>
         <w:bCs/>
       </w:rPr>
@@ -14411,6 +14982,7 @@
     </w:tblStylePr>
     <w:tblStylePr w:type="lastRow">
       <w:rPr>
+        <w:rFonts w:eastAsia="黑体"/>
         <w:b/>
         <w:bCs/>
         <w:color w:themeColor="text1" w:val="000000"/>
@@ -14422,6 +14994,7 @@
     </w:tblStylePr>
     <w:tblStylePr w:type="firstCol">
       <w:rPr>
+        <w:rFonts w:eastAsia="黑体"/>
         <w:color w:themeColor="background1" w:val="FFFFFF"/>
       </w:rPr>
       <w:tblPr/>
@@ -14431,6 +15004,7 @@
     </w:tblStylePr>
     <w:tblStylePr w:type="lastCol">
       <w:rPr>
+        <w:rFonts w:eastAsia="黑体"/>
         <w:color w:themeColor="background1" w:val="FFFFFF"/>
       </w:rPr>
       <w:tblPr/>
@@ -14460,6 +15034,7 @@
       <w:spacing w:after="0" w:line="240" w:lineRule="auto"/>
     </w:pPr>
     <w:rPr>
+      <w:rFonts w:eastAsia="黑体"/>
       <w:color w:themeColor="text1" w:val="000000"/>
     </w:rPr>
     <w:tblPr>
@@ -14481,6 +15056,7 @@
     </w:tcPr>
     <w:tblStylePr w:type="firstRow">
       <w:rPr>
+        <w:rFonts w:eastAsia="黑体"/>
         <w:b/>
         <w:bCs/>
       </w:rPr>
@@ -14491,6 +15067,7 @@
     </w:tblStylePr>
     <w:tblStylePr w:type="lastRow">
       <w:rPr>
+        <w:rFonts w:eastAsia="黑体"/>
         <w:b/>
         <w:bCs/>
         <w:color w:themeColor="text1" w:val="000000"/>
@@ -14502,6 +15079,7 @@
     </w:tblStylePr>
     <w:tblStylePr w:type="firstCol">
       <w:rPr>
+        <w:rFonts w:eastAsia="黑体"/>
         <w:color w:themeColor="background1" w:val="FFFFFF"/>
       </w:rPr>
       <w:tblPr/>
@@ -14511,6 +15089,7 @@
     </w:tblStylePr>
     <w:tblStylePr w:type="lastCol">
       <w:rPr>
+        <w:rFonts w:eastAsia="黑体"/>
         <w:color w:themeColor="background1" w:val="FFFFFF"/>
       </w:rPr>
       <w:tblPr/>
@@ -14543,6 +15122,7 @@
     <w:name w:val="KeywordTok"/>
     <w:basedOn w:val="VerbatimChar"/>
     <w:rPr>
+      <w:rFonts w:eastAsia="黑体"/>
       <w:b/>
       <w:color w:val="007020"/>
     </w:rPr>
@@ -14551,6 +15131,7 @@
     <w:name w:val="DataTypeTok"/>
     <w:basedOn w:val="VerbatimChar"/>
     <w:rPr>
+      <w:rFonts w:eastAsia="黑体"/>
       <w:color w:val="902000"/>
     </w:rPr>
   </w:style>
@@ -14558,6 +15139,7 @@
     <w:name w:val="DecValTok"/>
     <w:basedOn w:val="VerbatimChar"/>
     <w:rPr>
+      <w:rFonts w:eastAsia="黑体"/>
       <w:color w:val="40a070"/>
     </w:rPr>
   </w:style>
@@ -14565,6 +15147,7 @@
     <w:name w:val="BaseNTok"/>
     <w:basedOn w:val="VerbatimChar"/>
     <w:rPr>
+      <w:rFonts w:eastAsia="黑体"/>
       <w:color w:val="40a070"/>
     </w:rPr>
   </w:style>
@@ -14572,6 +15155,7 @@
     <w:name w:val="FloatTok"/>
     <w:basedOn w:val="VerbatimChar"/>
     <w:rPr>
+      <w:rFonts w:eastAsia="黑体"/>
       <w:color w:val="40a070"/>
     </w:rPr>
   </w:style>
@@ -14579,6 +15163,7 @@
     <w:name w:val="ConstantTok"/>
     <w:basedOn w:val="VerbatimChar"/>
     <w:rPr>
+      <w:rFonts w:eastAsia="黑体"/>
       <w:color w:val="880000"/>
     </w:rPr>
   </w:style>
@@ -14586,6 +15171,7 @@
     <w:name w:val="CharTok"/>
     <w:basedOn w:val="VerbatimChar"/>
     <w:rPr>
+      <w:rFonts w:eastAsia="黑体"/>
       <w:color w:val="4070a0"/>
     </w:rPr>
   </w:style>
@@ -14593,6 +15179,7 @@
     <w:name w:val="SpecialCharTok"/>
     <w:basedOn w:val="VerbatimChar"/>
     <w:rPr>
+      <w:rFonts w:eastAsia="黑体"/>
       <w:color w:val="4070a0"/>
     </w:rPr>
   </w:style>
@@ -14600,6 +15187,7 @@
     <w:name w:val="StringTok"/>
     <w:basedOn w:val="VerbatimChar"/>
     <w:rPr>
+      <w:rFonts w:eastAsia="黑体"/>
       <w:color w:val="4070a0"/>
     </w:rPr>
   </w:style>
@@ -14607,6 +15195,7 @@
     <w:name w:val="VerbatimStringTok"/>
     <w:basedOn w:val="VerbatimChar"/>
     <w:rPr>
+      <w:rFonts w:eastAsia="黑体"/>
       <w:color w:val="4070a0"/>
     </w:rPr>
   </w:style>
@@ -14614,6 +15203,7 @@
     <w:name w:val="SpecialStringTok"/>
     <w:basedOn w:val="VerbatimChar"/>
     <w:rPr>
+      <w:rFonts w:eastAsia="黑体"/>
       <w:color w:val="bb6688"/>
     </w:rPr>
   </w:style>
@@ -14621,6 +15211,7 @@
     <w:name w:val="ImportTok"/>
     <w:basedOn w:val="VerbatimChar"/>
     <w:rPr>
+      <w:rFonts w:eastAsia="黑体"/>
       <w:b/>
       <w:color w:val="008000"/>
     </w:rPr>
@@ -14629,6 +15220,7 @@
     <w:name w:val="CommentTok"/>
     <w:basedOn w:val="VerbatimChar"/>
     <w:rPr>
+      <w:rFonts w:eastAsia="黑体"/>
       <w:i/>
       <w:color w:val="60a0b0"/>
     </w:rPr>
@@ -14637,6 +15229,7 @@
     <w:name w:val="DocumentationTok"/>
     <w:basedOn w:val="VerbatimChar"/>
     <w:rPr>
+      <w:rFonts w:eastAsia="黑体"/>
       <w:i/>
       <w:color w:val="ba2121"/>
     </w:rPr>
@@ -14645,6 +15238,7 @@
     <w:name w:val="AnnotationTok"/>
     <w:basedOn w:val="VerbatimChar"/>
     <w:rPr>
+      <w:rFonts w:eastAsia="黑体"/>
       <w:b/>
       <w:i/>
       <w:color w:val="60a0b0"/>
@@ -14654,6 +15248,7 @@
     <w:name w:val="CommentVarTok"/>
     <w:basedOn w:val="VerbatimChar"/>
     <w:rPr>
+      <w:rFonts w:eastAsia="黑体"/>
       <w:b/>
       <w:i/>
       <w:color w:val="60a0b0"/>
@@ -14663,6 +15258,7 @@
     <w:name w:val="OtherTok"/>
     <w:basedOn w:val="VerbatimChar"/>
     <w:rPr>
+      <w:rFonts w:eastAsia="黑体"/>
       <w:color w:val="007020"/>
     </w:rPr>
   </w:style>
@@ -14670,6 +15266,7 @@
     <w:name w:val="FunctionTok"/>
     <w:basedOn w:val="VerbatimChar"/>
     <w:rPr>
+      <w:rFonts w:eastAsia="黑体"/>
       <w:color w:val="06287e"/>
     </w:rPr>
   </w:style>
@@ -14677,6 +15274,7 @@
     <w:name w:val="VariableTok"/>
     <w:basedOn w:val="VerbatimChar"/>
     <w:rPr>
+      <w:rFonts w:eastAsia="黑体"/>
       <w:color w:val="19177c"/>
     </w:rPr>
   </w:style>
@@ -14684,6 +15282,7 @@
     <w:name w:val="ControlFlowTok"/>
     <w:basedOn w:val="VerbatimChar"/>
     <w:rPr>
+      <w:rFonts w:eastAsia="黑体"/>
       <w:b/>
       <w:color w:val="007020"/>
     </w:rPr>
@@ -14692,6 +15291,7 @@
     <w:name w:val="OperatorTok"/>
     <w:basedOn w:val="VerbatimChar"/>
     <w:rPr>
+      <w:rFonts w:eastAsia="黑体"/>
       <w:color w:val="666666"/>
     </w:rPr>
   </w:style>
@@ -14699,18 +15299,22 @@
     <w:name w:val="BuiltInTok"/>
     <w:basedOn w:val="VerbatimChar"/>
     <w:rPr>
+      <w:rFonts w:eastAsia="黑体"/>
       <w:color w:val="008000"/>
     </w:rPr>
   </w:style>
   <w:style w:type="character" w:customStyle="1" w:styleId="ExtensionTok">
     <w:name w:val="ExtensionTok"/>
     <w:basedOn w:val="VerbatimChar"/>
-    <w:rPr/>
+    <w:rPr>
+      <w:rFonts w:eastAsia="黑体"/>
+    </w:rPr>
   </w:style>
   <w:style w:type="character" w:customStyle="1" w:styleId="PreprocessorTok">
     <w:name w:val="PreprocessorTok"/>
     <w:basedOn w:val="VerbatimChar"/>
     <w:rPr>
+      <w:rFonts w:eastAsia="黑体"/>
       <w:color w:val="bc7a00"/>
     </w:rPr>
   </w:style>
@@ -14718,18 +15322,22 @@
     <w:name w:val="AttributeTok"/>
     <w:basedOn w:val="VerbatimChar"/>
     <w:rPr>
+      <w:rFonts w:eastAsia="黑体"/>
       <w:color w:val="7d9029"/>
     </w:rPr>
   </w:style>
   <w:style w:type="character" w:customStyle="1" w:styleId="RegionMarkerTok">
     <w:name w:val="RegionMarkerTok"/>
     <w:basedOn w:val="VerbatimChar"/>
-    <w:rPr/>
+    <w:rPr>
+      <w:rFonts w:eastAsia="黑体"/>
+    </w:rPr>
   </w:style>
   <w:style w:type="character" w:customStyle="1" w:styleId="InformationTok">
     <w:name w:val="InformationTok"/>
     <w:basedOn w:val="VerbatimChar"/>
     <w:rPr>
+      <w:rFonts w:eastAsia="黑体"/>
       <w:b/>
       <w:i/>
       <w:color w:val="60a0b0"/>
@@ -14739,6 +15347,7 @@
     <w:name w:val="WarningTok"/>
     <w:basedOn w:val="VerbatimChar"/>
     <w:rPr>
+      <w:rFonts w:eastAsia="黑体"/>
       <w:b/>
       <w:i/>
       <w:color w:val="60a0b0"/>
@@ -14748,6 +15357,7 @@
     <w:name w:val="AlertTok"/>
     <w:basedOn w:val="VerbatimChar"/>
     <w:rPr>
+      <w:rFonts w:eastAsia="黑体"/>
       <w:b/>
       <w:color w:val="ff0000"/>
     </w:rPr>
@@ -14756,6 +15366,7 @@
     <w:name w:val="ErrorTok"/>
     <w:basedOn w:val="VerbatimChar"/>
     <w:rPr>
+      <w:rFonts w:eastAsia="黑体"/>
       <w:b/>
       <w:color w:val="ff0000"/>
     </w:rPr>
@@ -14763,7 +15374,9 @@
   <w:style w:type="character" w:customStyle="1" w:styleId="NormalTok">
     <w:name w:val="NormalTok"/>
     <w:basedOn w:val="VerbatimChar"/>
-    <w:rPr/>
+    <w:rPr>
+      <w:rFonts w:eastAsia="黑体"/>
+    </w:rPr>
   </w:style>
 </w:styles>
 </file>
@@ -14812,12 +15425,12 @@
     <a:fontScheme name="Office">
       <a:majorFont>
         <a:latin typeface="Calibri"/>
-        <a:ea typeface=""/>
+        <a:ea typeface="黑体"/>
         <a:cs typeface=""/>
         <a:font script="Jpan" typeface="ＭＳ ゴシック"/>
         <a:font script="Hang" typeface="맑은 고딕"/>
-        <a:font script="Hans" typeface="宋体"/>
-        <a:font script="Hant" typeface="新細明體"/>
+        <a:font script="Hans" typeface="黑体"/>
+        <a:font script="Hant" typeface="黑体"/>
         <a:font script="Arab" typeface="Times New Roman"/>
         <a:font script="Hebr" typeface="Times New Roman"/>
         <a:font script="Thai" typeface="Angsana New"/>
@@ -14847,12 +15460,12 @@
       </a:majorFont>
       <a:minorFont>
         <a:latin typeface="Cambria"/>
-        <a:ea typeface=""/>
+        <a:ea typeface="黑体"/>
         <a:cs typeface=""/>
         <a:font script="Jpan" typeface="ＭＳ 明朝"/>
         <a:font script="Hang" typeface="맑은 고딕"/>
-        <a:font script="Hans" typeface="宋体"/>
-        <a:font script="Hant" typeface="新細明體"/>
+        <a:font script="Hans" typeface="黑体"/>
+        <a:font script="Hant" typeface="黑体"/>
         <a:font script="Arab" typeface="Arial"/>
         <a:font script="Hebr" typeface="Arial"/>
         <a:font script="Thai" typeface="Cordia New"/>

--- a/08-传感器电路/04-电流传感器电路/电流互感器电路/电流互感器电路.docx
+++ b/08-传感器电路/04-电流传感器电路/电流互感器电路/电流互感器电路.docx
@@ -2354,7 +2354,7 @@
           <w:color w:val="555555"/>
           <w:sz w:val="21"/>
         </w:rPr>
-        <w:t>材料收集者：杜文杰，WX手机：19519196569，QQ:3478827729</w:t>
+        <w:t>材料收集者：杜文杰，微信/手机：19519196569，QQ:3478827729</w:t>
       </w:r>
     </w:p>
     <w:sectPr>
